--- a/视频/对照文本/14-文本.docx
+++ b/视频/对照文本/14-文本.docx
@@ -427,7 +427,7 @@
                 <w:color w:val="AAC4B6"/>
                 <w:sz w:val="21"/>
               </w:rPr>
-              <w:t>它的</w:t>
+              <w:t>它</w:t>
             </w:r>
             <w:r>
               <w:rPr>
@@ -517,16 +517,7 @@
                 <w:color w:val="AAC4B6"/>
                 <w:sz w:val="21"/>
               </w:rPr>
-              <w:t>上行进的</w:t>
-            </w:r>
-            <w:r>
-              <w:rPr>
-                <w:rFonts w:ascii="Calibri" w:hAnsi="Calibri" w:eastAsia="微软雅黑"/>
-                <w:b w:val="0"/>
-                <w:color w:val="AAC4B6"/>
-                <w:sz w:val="21"/>
-              </w:rPr>
-              <w:t xml:space="preserve"> </w:t>
+              <w:t>上（前进的）</w:t>
             </w:r>
             <w:r>
               <w:rPr>
@@ -561,7 +552,9 @@
           <w:color w:val="AAC4B6"/>
           <w:sz w:val="20"/>
         </w:rPr>
-        <w:t>（break from：脱离（群体、队伍）；in the lofty canopy：后置定语，修饰 column）</w:t>
+        <w:t>（break from：脱离（群体、队伍）；</w:t>
+        <w:br/>
+        <w:t>in the lofty canopy：后置定语，修饰 column）</w:t>
       </w:r>
     </w:p>
     <w:p>
@@ -944,47 +937,11 @@
             <w:r>
               <w:rPr>
                 <w:rFonts w:ascii="Calibri" w:hAnsi="Calibri" w:eastAsia="微软雅黑"/>
-                <w:b w:val="0"/>
-                <w:color w:val="AAC4B6"/>
-                <w:sz w:val="21"/>
-              </w:rPr>
-              <w:t>一路</w:t>
-            </w:r>
-            <w:r>
-              <w:rPr>
-                <w:rFonts w:ascii="Calibri" w:hAnsi="Calibri" w:eastAsia="微软雅黑"/>
-                <w:b w:val="0"/>
-                <w:color w:val="AAC4B6"/>
-                <w:sz w:val="21"/>
-              </w:rPr>
-              <w:t xml:space="preserve"> </w:t>
-            </w:r>
-            <w:r>
-              <w:rPr>
-                <w:rFonts w:ascii="Calibri" w:hAnsi="Calibri" w:eastAsia="微软雅黑"/>
                 <w:b/>
                 <w:color w:val="38BDF8"/>
                 <w:sz w:val="21"/>
               </w:rPr>
               <w:t>向下</w:t>
-            </w:r>
-            <w:r>
-              <w:rPr>
-                <w:rFonts w:ascii="Calibri" w:hAnsi="Calibri" w:eastAsia="微软雅黑"/>
-                <w:b w:val="0"/>
-                <w:color w:val="AAC4B6"/>
-                <w:sz w:val="21"/>
-              </w:rPr>
-              <w:t xml:space="preserve"> </w:t>
-            </w:r>
-            <w:r>
-              <w:rPr>
-                <w:rFonts w:ascii="Calibri" w:hAnsi="Calibri" w:eastAsia="微软雅黑"/>
-                <w:b w:val="0"/>
-                <w:color w:val="AAC4B6"/>
-                <w:sz w:val="21"/>
-              </w:rPr>
-              <w:t>慢慢</w:t>
             </w:r>
             <w:r>
               <w:rPr>
@@ -1087,7 +1044,7 @@
                 <w:color w:val="AAC4B6"/>
                 <w:sz w:val="21"/>
               </w:rPr>
-              <w:t>钻进</w:t>
+              <w:t>进入</w:t>
             </w:r>
             <w:r>
               <w:rPr>
@@ -1149,7 +1106,9 @@
           <w:color w:val="AAC4B6"/>
           <w:sz w:val="20"/>
         </w:rPr>
-        <w:t>（Swaying…：现在分词短语作伴随状语；as if intoxicated：as if 后省略了 it were）</w:t>
+        <w:t>（Swaying…：现在分词短语作伴随状语；</w:t>
+        <w:br/>
+        <w:t>as if intoxicated：as if 后省略了 it were）</w:t>
       </w:r>
     </w:p>
     <w:p>
@@ -1309,7 +1268,7 @@
                 <w:color w:val="AAC4B6"/>
                 <w:sz w:val="21"/>
               </w:rPr>
-              <w:t>它把自己的</w:t>
+              <w:t>它将</w:t>
             </w:r>
             <w:r>
               <w:rPr>
@@ -1327,7 +1286,7 @@
                 <w:color w:val="FCA5A5"/>
                 <w:sz w:val="21"/>
               </w:rPr>
-              <w:t>上颚</w:t>
+              <w:t>双颚</w:t>
             </w:r>
             <w:r>
               <w:rPr>
@@ -1341,29 +1300,11 @@
             <w:r>
               <w:rPr>
                 <w:rFonts w:ascii="Calibri" w:hAnsi="Calibri" w:eastAsia="微软雅黑"/>
-                <w:b w:val="0"/>
-                <w:color w:val="AAC4B6"/>
-                <w:sz w:val="21"/>
-              </w:rPr>
-              <w:t>死死</w:t>
-            </w:r>
-            <w:r>
-              <w:rPr>
-                <w:rFonts w:ascii="Calibri" w:hAnsi="Calibri" w:eastAsia="微软雅黑"/>
-                <w:b w:val="0"/>
-                <w:color w:val="AAC4B6"/>
-                <w:sz w:val="21"/>
-              </w:rPr>
-              <w:t xml:space="preserve"> </w:t>
-            </w:r>
-            <w:r>
-              <w:rPr>
-                <w:rFonts w:ascii="Calibri" w:hAnsi="Calibri" w:eastAsia="微软雅黑"/>
                 <w:b/>
                 <w:color w:val="5EEAD4"/>
                 <w:sz w:val="21"/>
               </w:rPr>
-              <w:t>咬紧</w:t>
+              <w:t>紧咬</w:t>
             </w:r>
           </w:p>
         </w:tc>
@@ -1465,7 +1406,7 @@
                 <w:color w:val="AAC4B6"/>
                 <w:sz w:val="21"/>
               </w:rPr>
-              <w:t>在一片叶子下面的一条主</w:t>
+              <w:t>在一片叶子下方的一条主</w:t>
             </w:r>
             <w:r>
               <w:rPr>
@@ -1538,7 +1479,9 @@
           <w:color w:val="AAC4B6"/>
           <w:sz w:val="20"/>
         </w:rPr>
-        <w:t>（clench A on B：把A咬紧在B上；underneath a leaf：后置定语，修饰 vein）</w:t>
+        <w:t>（clench A on B：把A咬紧在B上；</w:t>
+        <w:br/>
+        <w:t>underneath a leaf：后置定语，修饰 vein）</w:t>
       </w:r>
     </w:p>
     <w:p>
@@ -1708,7 +1651,7 @@
                 <w:color w:val="AAC4B6"/>
                 <w:sz w:val="21"/>
               </w:rPr>
-              <w:t>这只昆虫已经</w:t>
+              <w:t>这只昆虫已</w:t>
             </w:r>
             <w:r>
               <w:rPr>
@@ -1726,7 +1669,7 @@
                 <w:color w:val="F472B6"/>
                 <w:sz w:val="21"/>
               </w:rPr>
-              <w:t>断了气</w:t>
+              <w:t>无生命</w:t>
             </w:r>
             <w:r>
               <w:rPr>
@@ -1875,7 +1818,7 @@
                 <w:color w:val="BEF264"/>
                 <w:sz w:val="21"/>
               </w:rPr>
-              <w:t>牢牢</w:t>
+              <w:t>牢牢地</w:t>
             </w:r>
             <w:r>
               <w:rPr>
@@ -2034,7 +1977,7 @@
                 <w:color w:val="AAC4B6"/>
                 <w:sz w:val="21"/>
               </w:rPr>
-              <w:t>破坏了它上颚的</w:t>
+              <w:t>摧毁了它的颚部</w:t>
             </w:r>
             <w:r>
               <w:rPr>
@@ -2142,7 +2085,7 @@
                 <w:color w:val="AAC4B6"/>
                 <w:sz w:val="21"/>
               </w:rPr>
-              <w:t>让它们无法</w:t>
+              <w:t>因此它们无法</w:t>
             </w:r>
             <w:r>
               <w:rPr>
@@ -2373,7 +2316,7 @@
                 <w:color w:val="AAC4B6"/>
                 <w:sz w:val="21"/>
               </w:rPr>
-              <w:t>从它的头部长出，</w:t>
+              <w:t>从它头部顶出，</w:t>
             </w:r>
           </w:p>
         </w:tc>
@@ -2454,7 +2397,7 @@
                 <w:color w:val="AAC4B6"/>
                 <w:sz w:val="21"/>
               </w:rPr>
-              <w:t>把</w:t>
+              <w:t>将</w:t>
             </w:r>
             <w:r>
               <w:rPr>
@@ -2490,7 +2433,7 @@
                 <w:color w:val="AAC4B6"/>
                 <w:sz w:val="21"/>
               </w:rPr>
-              <w:t>孢子撒到下方的地面上，</w:t>
+              <w:t>孢子释放到下方的地面上，</w:t>
             </w:r>
           </w:p>
         </w:tc>
@@ -2571,7 +2514,7 @@
                 <w:color w:val="AAC4B6"/>
                 <w:sz w:val="21"/>
               </w:rPr>
-              <w:t>那里正是觅食的蚂蚁</w:t>
+              <w:t>那里有觅食的蚂蚁</w:t>
             </w:r>
             <w:r>
               <w:rPr>
@@ -2589,7 +2532,7 @@
                 <w:color w:val="FBBF24"/>
                 <w:sz w:val="21"/>
               </w:rPr>
-              <w:t>踩踏</w:t>
+              <w:t>行走</w:t>
             </w:r>
             <w:r>
               <w:rPr>
@@ -2598,16 +2541,7 @@
                 <w:color w:val="AAC4B6"/>
                 <w:sz w:val="21"/>
               </w:rPr>
-              <w:t xml:space="preserve"> </w:t>
-            </w:r>
-            <w:r>
-              <w:rPr>
-                <w:rFonts w:ascii="Calibri" w:hAnsi="Calibri" w:eastAsia="微软雅黑"/>
-                <w:b w:val="0"/>
-                <w:color w:val="AAC4B6"/>
-                <w:sz w:val="21"/>
-              </w:rPr>
-              <w:t>经过的地方。</w:t>
+              <w:t>。</w:t>
             </w:r>
           </w:p>
         </w:tc>
@@ -2911,7 +2845,7 @@
                 <w:color w:val="AAC4B6"/>
                 <w:sz w:val="21"/>
               </w:rPr>
-              <w:t>十分</w:t>
+              <w:t>很</w:t>
             </w:r>
             <w:r>
               <w:rPr>
@@ -2955,7 +2889,9 @@
           <w:color w:val="AAC4B6"/>
           <w:sz w:val="20"/>
         </w:rPr>
-        <w:t>（Ophiocordyceps unilateralis：同位语，即 the invader；be fussy about：对……挑剔）</w:t>
+        <w:t>（Ophiocordyceps unilateralis：同位语，即 the invader；</w:t>
+        <w:br/>
+        <w:t>be fussy about：对……挑剔）</w:t>
       </w:r>
     </w:p>
     <w:p>
@@ -3386,7 +3322,7 @@
                 <w:color w:val="AAC4B6"/>
                 <w:sz w:val="21"/>
               </w:rPr>
-              <w:t>温度也适合真菌。</w:t>
+              <w:t>且温度适宜真菌。</w:t>
             </w:r>
           </w:p>
         </w:tc>
@@ -3403,7 +3339,9 @@
           <w:color w:val="AAC4B6"/>
           <w:sz w:val="20"/>
         </w:rPr>
-        <w:t>（find A on B：发现A在B上；where…：非限制性定语从句，修饰 the north-west side of plants）</w:t>
+        <w:t>（find A on B：发现A在B上；</w:t>
+        <w:br/>
+        <w:t>where…：非限制性定语从句，修饰 the north-west side of plants）</w:t>
       </w:r>
     </w:p>
     <w:p>
@@ -3802,7 +3740,9 @@
           <w:color w:val="AAC4B6"/>
           <w:sz w:val="20"/>
         </w:rPr>
-        <w:t>（Placed…：过去分词短语作状语，= When they were placed on the ground）</w:t>
+        <w:t>（Placed…：过去分词短语作状语，</w:t>
+        <w:br/>
+        <w:t>= When they were placed on the ground）</w:t>
       </w:r>
     </w:p>
     <w:p>
@@ -4347,7 +4287,7 @@
                 <w:color w:val="AAC4B6"/>
                 <w:sz w:val="21"/>
               </w:rPr>
-              <w:t>围在腿部和上颚的肌肉纤维周围，</w:t>
+              <w:t>围在腿部和颚部的肌肉纤维周围，</w:t>
             </w:r>
           </w:p>
         </w:tc>
@@ -4369,13 +4309,12 @@
         </w:tblBorders>
       </w:tblPr>
       <w:tblGrid>
-        <w:gridCol w:w="5270"/>
-        <w:gridCol w:w="5270"/>
+        <w:gridCol w:w="10540"/>
       </w:tblGrid>
       <w:tr>
         <w:tc>
           <w:tcPr>
-            <w:tcW w:type="dxa" w:w="5270"/>
+            <w:tcW w:type="dxa" w:w="10540"/>
           </w:tcPr>
           <w:p>
             <w:pPr>
@@ -4389,13 +4328,51 @@
                 <w:color w:val="F0F7F2"/>
                 <w:sz w:val="26"/>
               </w:rPr>
-              <w:t>a picture</w:t>
+              <w:t xml:space="preserve">a picture that </w:t>
+            </w:r>
+            <w:r>
+              <w:rPr>
+                <w:rFonts w:ascii="Calibri" w:hAnsi="Calibri" w:eastAsia="微软雅黑"/>
+                <w:b/>
+                <w:color w:val="FB923C"/>
+                <w:sz w:val="26"/>
+              </w:rPr>
+              <w:t>evokes</w:t>
+            </w:r>
+            <w:r>
+              <w:rPr>
+                <w:rFonts w:ascii="Calibri" w:hAnsi="Calibri" w:eastAsia="微软雅黑"/>
+                <w:b w:val="0"/>
+                <w:color w:val="F0F7F2"/>
+                <w:sz w:val="26"/>
+              </w:rPr>
+              <w:t xml:space="preserve"> the strings of a </w:t>
+            </w:r>
+            <w:r>
+              <w:rPr>
+                <w:rFonts w:ascii="Calibri" w:hAnsi="Calibri" w:eastAsia="微软雅黑"/>
+                <w:b/>
+                <w:color w:val="5EEAD4"/>
+                <w:sz w:val="26"/>
+              </w:rPr>
+              <w:t>puppet</w:t>
+            </w:r>
+            <w:r>
+              <w:rPr>
+                <w:rFonts w:ascii="Calibri" w:hAnsi="Calibri" w:eastAsia="微软雅黑"/>
+                <w:b w:val="0"/>
+                <w:color w:val="F0F7F2"/>
+                <w:sz w:val="26"/>
+              </w:rPr>
+              <w:t>.</w:t>
             </w:r>
           </w:p>
         </w:tc>
+      </w:tr>
+      <w:tr>
         <w:tc>
           <w:tcPr>
-            <w:tcW w:type="dxa" w:w="5270"/>
+            <w:tcW w:type="dxa" w:w="10540"/>
           </w:tcPr>
           <w:p>
             <w:pPr>
@@ -4406,60 +4383,11 @@
               <w:rPr>
                 <w:rFonts w:ascii="Calibri" w:hAnsi="Calibri" w:eastAsia="微软雅黑"/>
                 <w:b w:val="0"/>
-                <w:color w:val="F0F7F2"/>
-                <w:sz w:val="26"/>
-              </w:rPr>
-              <w:t xml:space="preserve">that </w:t>
-            </w:r>
-            <w:r>
-              <w:rPr>
-                <w:rFonts w:ascii="Calibri" w:hAnsi="Calibri" w:eastAsia="微软雅黑"/>
-                <w:b/>
-                <w:color w:val="FB923C"/>
-                <w:sz w:val="26"/>
-              </w:rPr>
-              <w:t>evokes</w:t>
-            </w:r>
-            <w:r>
-              <w:rPr>
-                <w:rFonts w:ascii="Calibri" w:hAnsi="Calibri" w:eastAsia="微软雅黑"/>
-                <w:b w:val="0"/>
-                <w:color w:val="F0F7F2"/>
-                <w:sz w:val="26"/>
-              </w:rPr>
-              <w:t xml:space="preserve"> the strings of a </w:t>
-            </w:r>
-            <w:r>
-              <w:rPr>
-                <w:rFonts w:ascii="Calibri" w:hAnsi="Calibri" w:eastAsia="微软雅黑"/>
-                <w:b/>
-                <w:color w:val="5EEAD4"/>
-                <w:sz w:val="26"/>
-              </w:rPr>
-              <w:t>puppet</w:t>
-            </w:r>
-            <w:r>
-              <w:rPr>
-                <w:rFonts w:ascii="Calibri" w:hAnsi="Calibri" w:eastAsia="微软雅黑"/>
-                <w:b w:val="0"/>
-                <w:color w:val="F0F7F2"/>
-                <w:sz w:val="26"/>
-              </w:rPr>
-              <w:t>.</w:t>
-            </w:r>
-          </w:p>
-        </w:tc>
-      </w:tr>
-      <w:tr>
-        <w:tc>
-          <w:tcPr>
-            <w:tcW w:type="dxa" w:w="5270"/>
-          </w:tcPr>
-          <w:p>
-            <w:pPr>
-              <w:spacing w:after="0"/>
-              <w:jc w:val="center"/>
-            </w:pPr>
+                <w:color w:val="AAC4B6"/>
+                <w:sz w:val="21"/>
+              </w:rPr>
+              <w:t>一幅</w:t>
+            </w:r>
             <w:r>
               <w:rPr>
                 <w:rFonts w:ascii="Calibri" w:hAnsi="Calibri" w:eastAsia="微软雅黑"/>
@@ -4467,19 +4395,8 @@
                 <w:color w:val="AAC4B6"/>
                 <w:sz w:val="21"/>
               </w:rPr>
-              <w:t>这幅图景</w:t>
-            </w:r>
-          </w:p>
-        </w:tc>
-        <w:tc>
-          <w:tcPr>
-            <w:tcW w:type="dxa" w:w="5270"/>
-          </w:tcPr>
-          <w:p>
-            <w:pPr>
-              <w:spacing w:after="0"/>
-              <w:jc w:val="center"/>
-            </w:pPr>
+              <w:t xml:space="preserve"> </w:t>
+            </w:r>
             <w:r>
               <w:rPr>
                 <w:rFonts w:ascii="Calibri" w:hAnsi="Calibri" w:eastAsia="微软雅黑"/>
@@ -4487,7 +4404,7 @@
                 <w:color w:val="FB923C"/>
                 <w:sz w:val="21"/>
               </w:rPr>
-              <w:t>让人想起</w:t>
+              <w:t>使人想起</w:t>
             </w:r>
             <w:r>
               <w:rPr>
@@ -4501,11 +4418,20 @@
             <w:r>
               <w:rPr>
                 <w:rFonts w:ascii="Calibri" w:hAnsi="Calibri" w:eastAsia="微软雅黑"/>
+                <w:b/>
+                <w:color w:val="5EEAD4"/>
+                <w:sz w:val="21"/>
+              </w:rPr>
+              <w:t>木偶</w:t>
+            </w:r>
+            <w:r>
+              <w:rPr>
+                <w:rFonts w:ascii="Calibri" w:hAnsi="Calibri" w:eastAsia="微软雅黑"/>
                 <w:b w:val="0"/>
                 <w:color w:val="AAC4B6"/>
                 <w:sz w:val="21"/>
               </w:rPr>
-              <w:t>操纵</w:t>
+              <w:t xml:space="preserve"> </w:t>
             </w:r>
             <w:r>
               <w:rPr>
@@ -4514,34 +4440,7 @@
                 <w:color w:val="AAC4B6"/>
                 <w:sz w:val="21"/>
               </w:rPr>
-              <w:t xml:space="preserve"> </w:t>
-            </w:r>
-            <w:r>
-              <w:rPr>
-                <w:rFonts w:ascii="Calibri" w:hAnsi="Calibri" w:eastAsia="微软雅黑"/>
-                <w:b/>
-                <w:color w:val="5EEAD4"/>
-                <w:sz w:val="21"/>
-              </w:rPr>
-              <w:t>木偶</w:t>
-            </w:r>
-            <w:r>
-              <w:rPr>
-                <w:rFonts w:ascii="Calibri" w:hAnsi="Calibri" w:eastAsia="微软雅黑"/>
-                <w:b w:val="0"/>
-                <w:color w:val="AAC4B6"/>
-                <w:sz w:val="21"/>
-              </w:rPr>
-              <w:t xml:space="preserve"> </w:t>
-            </w:r>
-            <w:r>
-              <w:rPr>
-                <w:rFonts w:ascii="Calibri" w:hAnsi="Calibri" w:eastAsia="微软雅黑"/>
-                <w:b w:val="0"/>
-                <w:color w:val="AAC4B6"/>
-                <w:sz w:val="21"/>
-              </w:rPr>
-              <w:t>的提线。</w:t>
+              <w:t>的提线的画面。</w:t>
             </w:r>
           </w:p>
         </w:tc>
@@ -4558,7 +4457,9 @@
           <w:color w:val="AAC4B6"/>
           <w:sz w:val="20"/>
         </w:rPr>
-        <w:t>（a picture that…：同位语，概括前面描述的景象；that 引导定语从句，修饰 picture）</w:t>
+        <w:t>（a picture that…：同位语，概括前面描述的景象；</w:t>
+        <w:br/>
+        <w:t>that 引导定语从句，修饰 picture）</w:t>
       </w:r>
     </w:p>
     <w:p>
@@ -4723,7 +4624,7 @@
                 <w:color w:val="AAC4B6"/>
                 <w:sz w:val="21"/>
               </w:rPr>
-              <w:t>并没有</w:t>
+              <w:t>尚未</w:t>
             </w:r>
             <w:r>
               <w:rPr>
@@ -4741,7 +4642,7 @@
                 <w:color w:val="FCA5A5"/>
                 <w:sz w:val="21"/>
               </w:rPr>
-              <w:t>侵入</w:t>
+              <w:t>渗入</w:t>
             </w:r>
             <w:r>
               <w:rPr>
@@ -4867,7 +4768,7 @@
                 <w:color w:val="AAC4B6"/>
                 <w:sz w:val="21"/>
               </w:rPr>
-              <w:t>一集《地球脉动》，</w:t>
+              <w:t>《地球脉动》的一集，</w:t>
             </w:r>
           </w:p>
         </w:tc>
@@ -4887,7 +4788,7 @@
                 <w:color w:val="AAC4B6"/>
                 <w:sz w:val="21"/>
               </w:rPr>
-              <w:t>配有戴维·阿滕伯勒的</w:t>
+              <w:t>伴随着戴维·阿滕伯勒的</w:t>
             </w:r>
             <w:r>
               <w:rPr>
@@ -4977,7 +4878,7 @@
                 <w:color w:val="AAC4B6"/>
                 <w:sz w:val="21"/>
               </w:rPr>
-              <w:t>展示过这样一只蚂蚁。</w:t>
+              <w:t>就展示了这样一只蚂蚁。</w:t>
             </w:r>
           </w:p>
         </w:tc>
@@ -4994,7 +4895,9 @@
           <w:color w:val="AAC4B6"/>
           <w:sz w:val="20"/>
         </w:rPr>
-        <w:t>（with David Attenborough's narration：插入语，补充说明这一集）</w:t>
+        <w:t>（with David Attenborough's narration：插入语，</w:t>
+        <w:br/>
+        <w:t>补充说明这一集）</w:t>
       </w:r>
     </w:p>
     <w:p>
@@ -5375,7 +5278,11 @@
           <w:color w:val="AAC4B6"/>
           <w:sz w:val="20"/>
         </w:rPr>
-        <w:t>（help (to) do：帮助做……，to 可省；whose…：定语从句，修饰 a 2013 video game；envision sb/sth doing：设想……做某事）</w:t>
+        <w:t>（help (to) do：帮助做……，to 可省；</w:t>
+        <w:br/>
+        <w:t>whose…：定语从句，修饰 a 2013 video game；</w:t>
+        <w:br/>
+        <w:t>envision sb/sth doing：设想……做某事）</w:t>
       </w:r>
     </w:p>
     <w:p>
@@ -6199,7 +6106,7 @@
                 <w:color w:val="AAC4B6"/>
                 <w:sz w:val="21"/>
               </w:rPr>
-              <w:t>上面留着</w:t>
+              <w:t>上面带有</w:t>
             </w:r>
           </w:p>
         </w:tc>
@@ -6299,7 +6206,9 @@
           <w:color w:val="AAC4B6"/>
           <w:sz w:val="20"/>
         </w:rPr>
-        <w:t>（bear：带有（痕迹、标记）；48-million-year-old：复合形容词，4800万年前的）</w:t>
+        <w:t>（bear：带有（痕迹、标记）；</w:t>
+        <w:br/>
+        <w:t>48-million-year-old：复合形容词，4800万年前的）</w:t>
         <w:br/>
         <w:t>（结局：受感染的蚂蚁正午前后咬住叶脉，黄昏时死去，</w:t>
         <w:br/>

--- a/视频/对照文本/14-文本.docx
+++ b/视频/对照文本/14-文本.docx
@@ -821,17 +821,26 @@
             <w:r>
               <w:rPr>
                 <w:rFonts w:ascii="Calibri" w:hAnsi="Calibri" w:eastAsia="微软雅黑"/>
+                <w:b/>
+                <w:color w:val="F472B6"/>
+                <w:sz w:val="26"/>
+              </w:rPr>
+              <w:t>as if</w:t>
+            </w:r>
+            <w:r>
+              <w:rPr>
+                <w:rFonts w:ascii="Calibri" w:hAnsi="Calibri" w:eastAsia="微软雅黑"/>
                 <w:b w:val="0"/>
                 <w:color w:val="F0F7F2"/>
                 <w:sz w:val="26"/>
               </w:rPr>
-              <w:t xml:space="preserve">as if </w:t>
+              <w:t xml:space="preserve"> </w:t>
             </w:r>
             <w:r>
               <w:rPr>
                 <w:rFonts w:ascii="Calibri" w:hAnsi="Calibri" w:eastAsia="微软雅黑"/>
                 <w:b/>
-                <w:color w:val="F472B6"/>
+                <w:color w:val="BEF264"/>
                 <w:sz w:val="26"/>
               </w:rPr>
               <w:t>intoxicated</w:t>
@@ -869,7 +878,7 @@
               <w:rPr>
                 <w:rFonts w:ascii="Calibri" w:hAnsi="Calibri" w:eastAsia="微软雅黑"/>
                 <w:b/>
-                <w:color w:val="BEF264"/>
+                <w:color w:val="C4B5FD"/>
                 <w:sz w:val="26"/>
               </w:rPr>
               <w:t>leafy</w:t>
@@ -887,7 +896,7 @@
               <w:rPr>
                 <w:rFonts w:ascii="Calibri" w:hAnsi="Calibri" w:eastAsia="微软雅黑"/>
                 <w:b/>
-                <w:color w:val="C4B5FD"/>
+                <w:color w:val="FB923C"/>
                 <w:sz w:val="26"/>
               </w:rPr>
               <w:t>undergrowth</w:t>
@@ -984,26 +993,26 @@
             <w:r>
               <w:rPr>
                 <w:rFonts w:ascii="Calibri" w:hAnsi="Calibri" w:eastAsia="微软雅黑"/>
+                <w:b/>
+                <w:color w:val="F472B6"/>
+                <w:sz w:val="21"/>
+              </w:rPr>
+              <w:t>好像</w:t>
+            </w:r>
+            <w:r>
+              <w:rPr>
+                <w:rFonts w:ascii="Calibri" w:hAnsi="Calibri" w:eastAsia="微软雅黑"/>
                 <w:b w:val="0"/>
                 <w:color w:val="AAC4B6"/>
                 <w:sz w:val="21"/>
               </w:rPr>
-              <w:t>像</w:t>
-            </w:r>
-            <w:r>
-              <w:rPr>
-                <w:rFonts w:ascii="Calibri" w:hAnsi="Calibri" w:eastAsia="微软雅黑"/>
-                <w:b w:val="0"/>
-                <w:color w:val="AAC4B6"/>
-                <w:sz w:val="21"/>
-              </w:rPr>
               <w:t xml:space="preserve"> </w:t>
             </w:r>
             <w:r>
               <w:rPr>
                 <w:rFonts w:ascii="Calibri" w:hAnsi="Calibri" w:eastAsia="微软雅黑"/>
                 <w:b/>
-                <w:color w:val="F472B6"/>
+                <w:color w:val="BEF264"/>
                 <w:sz w:val="21"/>
               </w:rPr>
               <w:t>喝醉了</w:t>
@@ -1059,7 +1068,7 @@
               <w:rPr>
                 <w:rFonts w:ascii="Calibri" w:hAnsi="Calibri" w:eastAsia="微软雅黑"/>
                 <w:b/>
-                <w:color w:val="BEF264"/>
+                <w:color w:val="C4B5FD"/>
                 <w:sz w:val="21"/>
               </w:rPr>
               <w:t>枝叶茂密的</w:t>
@@ -1077,7 +1086,7 @@
               <w:rPr>
                 <w:rFonts w:ascii="Calibri" w:hAnsi="Calibri" w:eastAsia="微软雅黑"/>
                 <w:b/>
-                <w:color w:val="C4B5FD"/>
+                <w:color w:val="FB923C"/>
                 <w:sz w:val="21"/>
               </w:rPr>
               <w:t>林下植被</w:t>
@@ -1158,7 +1167,7 @@
               <w:rPr>
                 <w:rFonts w:ascii="Calibri" w:hAnsi="Calibri" w:eastAsia="微软雅黑"/>
                 <w:b/>
-                <w:color w:val="FB923C"/>
+                <w:color w:val="5EEAD4"/>
                 <w:sz w:val="26"/>
               </w:rPr>
               <w:t>midday</w:t>
@@ -1187,7 +1196,7 @@
               <w:rPr>
                 <w:rFonts w:ascii="Calibri" w:hAnsi="Calibri" w:eastAsia="微软雅黑"/>
                 <w:b/>
-                <w:color w:val="5EEAD4"/>
+                <w:color w:val="FCA5A5"/>
                 <w:sz w:val="26"/>
               </w:rPr>
               <w:t>clenches</w:t>
@@ -1205,7 +1214,7 @@
               <w:rPr>
                 <w:rFonts w:ascii="Calibri" w:hAnsi="Calibri" w:eastAsia="微软雅黑"/>
                 <w:b/>
-                <w:color w:val="FCA5A5"/>
+                <w:color w:val="FBBF24"/>
                 <w:sz w:val="26"/>
               </w:rPr>
               <w:t>jaws</w:t>
@@ -1227,7 +1236,7 @@
               <w:rPr>
                 <w:rFonts w:ascii="Calibri" w:hAnsi="Calibri" w:eastAsia="微软雅黑"/>
                 <w:b/>
-                <w:color w:val="FB923C"/>
+                <w:color w:val="5EEAD4"/>
                 <w:sz w:val="21"/>
               </w:rPr>
               <w:t>正午</w:t>
@@ -1283,7 +1292,7 @@
               <w:rPr>
                 <w:rFonts w:ascii="Calibri" w:hAnsi="Calibri" w:eastAsia="微软雅黑"/>
                 <w:b/>
-                <w:color w:val="FCA5A5"/>
+                <w:color w:val="FBBF24"/>
                 <w:sz w:val="21"/>
               </w:rPr>
               <w:t>双颚</w:t>
@@ -1301,7 +1310,7 @@
               <w:rPr>
                 <w:rFonts w:ascii="Calibri" w:hAnsi="Calibri" w:eastAsia="微软雅黑"/>
                 <w:b/>
-                <w:color w:val="5EEAD4"/>
+                <w:color w:val="FCA5A5"/>
                 <w:sz w:val="21"/>
               </w:rPr>
               <w:t>紧咬</w:t>
@@ -1352,7 +1361,7 @@
               <w:rPr>
                 <w:rFonts w:ascii="Calibri" w:hAnsi="Calibri" w:eastAsia="微软雅黑"/>
                 <w:b/>
-                <w:color w:val="FBBF24"/>
+                <w:color w:val="38BDF8"/>
                 <w:sz w:val="26"/>
               </w:rPr>
               <w:t>vein</w:t>
@@ -1421,7 +1430,7 @@
               <w:rPr>
                 <w:rFonts w:ascii="Calibri" w:hAnsi="Calibri" w:eastAsia="微软雅黑"/>
                 <w:b/>
-                <w:color w:val="FBBF24"/>
+                <w:color w:val="38BDF8"/>
                 <w:sz w:val="21"/>
               </w:rPr>
               <w:t>叶脉</w:t>
@@ -1532,7 +1541,7 @@
               <w:rPr>
                 <w:rFonts w:ascii="Calibri" w:hAnsi="Calibri" w:eastAsia="微软雅黑"/>
                 <w:b/>
-                <w:color w:val="38BDF8"/>
+                <w:color w:val="F472B6"/>
                 <w:sz w:val="26"/>
               </w:rPr>
               <w:t>dusk</w:t>
@@ -1561,7 +1570,7 @@
               <w:rPr>
                 <w:rFonts w:ascii="Calibri" w:hAnsi="Calibri" w:eastAsia="微软雅黑"/>
                 <w:b/>
-                <w:color w:val="F472B6"/>
+                <w:color w:val="BEF264"/>
                 <w:sz w:val="26"/>
               </w:rPr>
               <w:t>lifeless</w:t>
@@ -1610,7 +1619,7 @@
               <w:rPr>
                 <w:rFonts w:ascii="Calibri" w:hAnsi="Calibri" w:eastAsia="微软雅黑"/>
                 <w:b/>
-                <w:color w:val="38BDF8"/>
+                <w:color w:val="F472B6"/>
                 <w:sz w:val="21"/>
               </w:rPr>
               <w:t>黄昏</w:t>
@@ -1666,7 +1675,7 @@
               <w:rPr>
                 <w:rFonts w:ascii="Calibri" w:hAnsi="Calibri" w:eastAsia="微软雅黑"/>
                 <w:b/>
-                <w:color w:val="F472B6"/>
+                <w:color w:val="BEF264"/>
                 <w:sz w:val="21"/>
               </w:rPr>
               <w:t>无生命</w:t>
@@ -1746,7 +1755,7 @@
               <w:rPr>
                 <w:rFonts w:ascii="Calibri" w:hAnsi="Calibri" w:eastAsia="微软雅黑"/>
                 <w:b/>
-                <w:color w:val="BEF264"/>
+                <w:color w:val="C4B5FD"/>
                 <w:sz w:val="26"/>
               </w:rPr>
               <w:t>rigidly</w:t>
@@ -1815,7 +1824,7 @@
               <w:rPr>
                 <w:rFonts w:ascii="Calibri" w:hAnsi="Calibri" w:eastAsia="微软雅黑"/>
                 <w:b/>
-                <w:color w:val="BEF264"/>
+                <w:color w:val="C4B5FD"/>
                 <w:sz w:val="21"/>
               </w:rPr>
               <w:t>牢牢地</w:t>
@@ -1923,7 +1932,7 @@
               <w:rPr>
                 <w:rFonts w:ascii="Calibri" w:hAnsi="Calibri" w:eastAsia="微软雅黑"/>
                 <w:b/>
-                <w:color w:val="C4B5FD"/>
+                <w:color w:val="FB923C"/>
                 <w:sz w:val="26"/>
               </w:rPr>
               <w:t>muscles</w:t>
@@ -1992,7 +2001,7 @@
               <w:rPr>
                 <w:rFonts w:ascii="Calibri" w:hAnsi="Calibri" w:eastAsia="微软雅黑"/>
                 <w:b/>
-                <w:color w:val="C4B5FD"/>
+                <w:color w:val="FB923C"/>
                 <w:sz w:val="21"/>
               </w:rPr>
               <w:t>肌肉</w:t>
@@ -2051,7 +2060,7 @@
               <w:rPr>
                 <w:rFonts w:ascii="Calibri" w:hAnsi="Calibri" w:eastAsia="微软雅黑"/>
                 <w:b/>
-                <w:color w:val="FB923C"/>
+                <w:color w:val="5EEAD4"/>
                 <w:sz w:val="26"/>
               </w:rPr>
               <w:t>loosen</w:t>
@@ -2100,7 +2109,7 @@
               <w:rPr>
                 <w:rFonts w:ascii="Calibri" w:hAnsi="Calibri" w:eastAsia="微软雅黑"/>
                 <w:b/>
-                <w:color w:val="FB923C"/>
+                <w:color w:val="5EEAD4"/>
                 <w:sz w:val="21"/>
               </w:rPr>
               <w:t>松开</w:t>
@@ -2186,7 +2195,7 @@
               <w:rPr>
                 <w:rFonts w:ascii="Calibri" w:hAnsi="Calibri" w:eastAsia="微软雅黑"/>
                 <w:b/>
-                <w:color w:val="5EEAD4"/>
+                <w:color w:val="FCA5A5"/>
                 <w:sz w:val="26"/>
               </w:rPr>
               <w:t>fungal</w:t>
@@ -2275,7 +2284,7 @@
               <w:rPr>
                 <w:rFonts w:ascii="Calibri" w:hAnsi="Calibri" w:eastAsia="微软雅黑"/>
                 <w:b/>
-                <w:color w:val="5EEAD4"/>
+                <w:color w:val="FCA5A5"/>
                 <w:sz w:val="21"/>
               </w:rPr>
               <w:t>真菌</w:t>
@@ -2363,7 +2372,7 @@
               <w:rPr>
                 <w:rFonts w:ascii="Calibri" w:hAnsi="Calibri" w:eastAsia="微软雅黑"/>
                 <w:b/>
-                <w:color w:val="FCA5A5"/>
+                <w:color w:val="FBBF24"/>
                 <w:sz w:val="26"/>
               </w:rPr>
               <w:t>infectious</w:t>
@@ -2412,7 +2421,7 @@
               <w:rPr>
                 <w:rFonts w:ascii="Calibri" w:hAnsi="Calibri" w:eastAsia="微软雅黑"/>
                 <w:b/>
-                <w:color w:val="FCA5A5"/>
+                <w:color w:val="FBBF24"/>
                 <w:sz w:val="21"/>
               </w:rPr>
               <w:t>具有传染性的</w:t>
@@ -2480,7 +2489,7 @@
               <w:rPr>
                 <w:rFonts w:ascii="Calibri" w:hAnsi="Calibri" w:eastAsia="微软雅黑"/>
                 <w:b/>
-                <w:color w:val="FBBF24"/>
+                <w:color w:val="38BDF8"/>
                 <w:sz w:val="26"/>
               </w:rPr>
               <w:t>tread</w:t>
@@ -2529,7 +2538,7 @@
               <w:rPr>
                 <w:rFonts w:ascii="Calibri" w:hAnsi="Calibri" w:eastAsia="微软雅黑"/>
                 <w:b/>
-                <w:color w:val="FBBF24"/>
+                <w:color w:val="38BDF8"/>
                 <w:sz w:val="21"/>
               </w:rPr>
               <w:t>行走</w:t>
@@ -2609,7 +2618,7 @@
               <w:rPr>
                 <w:rFonts w:ascii="Calibri" w:hAnsi="Calibri" w:eastAsia="微软雅黑"/>
                 <w:b/>
-                <w:color w:val="38BDF8"/>
+                <w:color w:val="F472B6"/>
                 <w:sz w:val="26"/>
               </w:rPr>
               <w:t>invader</w:t>
@@ -2678,7 +2687,7 @@
               <w:rPr>
                 <w:rFonts w:ascii="Calibri" w:hAnsi="Calibri" w:eastAsia="微软雅黑"/>
                 <w:b/>
-                <w:color w:val="38BDF8"/>
+                <w:color w:val="F472B6"/>
                 <w:sz w:val="21"/>
               </w:rPr>
               <w:t>入侵者</w:t>
@@ -2757,7 +2766,7 @@
               <w:rPr>
                 <w:rFonts w:ascii="Calibri" w:hAnsi="Calibri" w:eastAsia="微软雅黑"/>
                 <w:b/>
-                <w:color w:val="F472B6"/>
+                <w:color w:val="BEF264"/>
                 <w:sz w:val="26"/>
               </w:rPr>
               <w:t>fussy</w:t>
@@ -2775,7 +2784,7 @@
               <w:rPr>
                 <w:rFonts w:ascii="Calibri" w:hAnsi="Calibri" w:eastAsia="微软雅黑"/>
                 <w:b/>
-                <w:color w:val="BEF264"/>
+                <w:color w:val="C4B5FD"/>
                 <w:sz w:val="26"/>
               </w:rPr>
               <w:t>location</w:t>
@@ -2824,7 +2833,7 @@
               <w:rPr>
                 <w:rFonts w:ascii="Calibri" w:hAnsi="Calibri" w:eastAsia="微软雅黑"/>
                 <w:b/>
-                <w:color w:val="BEF264"/>
+                <w:color w:val="C4B5FD"/>
                 <w:sz w:val="21"/>
               </w:rPr>
               <w:t>位置</w:t>
@@ -2860,7 +2869,7 @@
               <w:rPr>
                 <w:rFonts w:ascii="Calibri" w:hAnsi="Calibri" w:eastAsia="微软雅黑"/>
                 <w:b/>
-                <w:color w:val="F472B6"/>
+                <w:color w:val="BEF264"/>
                 <w:sz w:val="21"/>
               </w:rPr>
               <w:t>挑剔</w:t>
@@ -3045,7 +3054,7 @@
               <w:rPr>
                 <w:rFonts w:ascii="Calibri" w:hAnsi="Calibri" w:eastAsia="微软雅黑"/>
                 <w:b/>
-                <w:color w:val="C4B5FD"/>
+                <w:color w:val="FB923C"/>
                 <w:sz w:val="26"/>
               </w:rPr>
               <w:t>bites</w:t>
@@ -3074,7 +3083,7 @@
               <w:rPr>
                 <w:rFonts w:ascii="Calibri" w:hAnsi="Calibri" w:eastAsia="微软雅黑"/>
                 <w:b/>
-                <w:color w:val="FB923C"/>
+                <w:color w:val="5EEAD4"/>
                 <w:sz w:val="26"/>
               </w:rPr>
               <w:t>north-west</w:t>
@@ -3123,7 +3132,7 @@
               <w:rPr>
                 <w:rFonts w:ascii="Calibri" w:hAnsi="Calibri" w:eastAsia="微软雅黑"/>
                 <w:b/>
-                <w:color w:val="C4B5FD"/>
+                <w:color w:val="FB923C"/>
                 <w:sz w:val="21"/>
               </w:rPr>
               <w:t>咬合点</w:t>
@@ -3161,7 +3170,7 @@
               <w:rPr>
                 <w:rFonts w:ascii="Calibri" w:hAnsi="Calibri" w:eastAsia="微软雅黑"/>
                 <w:b/>
-                <w:color w:val="FB923C"/>
+                <w:color w:val="5EEAD4"/>
                 <w:sz w:val="21"/>
               </w:rPr>
               <w:t>西北</w:t>
@@ -3230,7 +3239,7 @@
               <w:rPr>
                 <w:rFonts w:ascii="Calibri" w:hAnsi="Calibri" w:eastAsia="微软雅黑"/>
                 <w:b/>
-                <w:color w:val="5EEAD4"/>
+                <w:color w:val="FCA5A5"/>
                 <w:sz w:val="26"/>
               </w:rPr>
               <w:t>humid</w:t>
@@ -3290,7 +3299,7 @@
               <w:rPr>
                 <w:rFonts w:ascii="Calibri" w:hAnsi="Calibri" w:eastAsia="微软雅黑"/>
                 <w:b/>
-                <w:color w:val="5EEAD4"/>
+                <w:color w:val="FCA5A5"/>
                 <w:sz w:val="21"/>
               </w:rPr>
               <w:t>潮湿</w:t>
@@ -3474,7 +3483,7 @@
               <w:rPr>
                 <w:rFonts w:ascii="Calibri" w:hAnsi="Calibri" w:eastAsia="微软雅黑"/>
                 <w:b/>
-                <w:color w:val="FCA5A5"/>
+                <w:color w:val="FBBF24"/>
                 <w:sz w:val="26"/>
               </w:rPr>
               <w:t>abnormally</w:t>
@@ -3543,7 +3552,7 @@
               <w:rPr>
                 <w:rFonts w:ascii="Calibri" w:hAnsi="Calibri" w:eastAsia="微软雅黑"/>
                 <w:b/>
-                <w:color w:val="FCA5A5"/>
+                <w:color w:val="FBBF24"/>
                 <w:sz w:val="21"/>
               </w:rPr>
               <w:t>反常</w:t>
@@ -3640,7 +3649,7 @@
               <w:rPr>
                 <w:rFonts w:ascii="Calibri" w:hAnsi="Calibri" w:eastAsia="微软雅黑"/>
                 <w:b/>
-                <w:color w:val="FBBF24"/>
+                <w:color w:val="38BDF8"/>
                 <w:sz w:val="26"/>
               </w:rPr>
               <w:t>disappeared</w:t>
@@ -3711,7 +3720,7 @@
               <w:rPr>
                 <w:rFonts w:ascii="Calibri" w:hAnsi="Calibri" w:eastAsia="微软雅黑"/>
                 <w:b/>
-                <w:color w:val="FBBF24"/>
+                <w:color w:val="38BDF8"/>
                 <w:sz w:val="21"/>
               </w:rPr>
               <w:t>不见了</w:t>
@@ -3937,7 +3946,7 @@
               <w:rPr>
                 <w:rFonts w:ascii="Calibri" w:hAnsi="Calibri" w:eastAsia="微软雅黑"/>
                 <w:b/>
-                <w:color w:val="38BDF8"/>
+                <w:color w:val="F472B6"/>
                 <w:sz w:val="26"/>
               </w:rPr>
               <w:t>three-dimensional</w:t>
@@ -3955,7 +3964,7 @@
               <w:rPr>
                 <w:rFonts w:ascii="Calibri" w:hAnsi="Calibri" w:eastAsia="微软雅黑"/>
                 <w:b/>
-                <w:color w:val="F472B6"/>
+                <w:color w:val="BEF264"/>
                 <w:sz w:val="26"/>
               </w:rPr>
               <w:t>microscope</w:t>
@@ -4004,7 +4013,7 @@
               <w:rPr>
                 <w:rFonts w:ascii="Calibri" w:hAnsi="Calibri" w:eastAsia="微软雅黑"/>
                 <w:b/>
-                <w:color w:val="38BDF8"/>
+                <w:color w:val="F472B6"/>
                 <w:sz w:val="21"/>
               </w:rPr>
               <w:t>三维</w:t>
@@ -4022,7 +4031,7 @@
               <w:rPr>
                 <w:rFonts w:ascii="Calibri" w:hAnsi="Calibri" w:eastAsia="微软雅黑"/>
                 <w:b/>
-                <w:color w:val="F472B6"/>
+                <w:color w:val="BEF264"/>
                 <w:sz w:val="21"/>
               </w:rPr>
               <w:t>显微镜</w:t>
@@ -4116,7 +4125,7 @@
               <w:rPr>
                 <w:rFonts w:ascii="Calibri" w:hAnsi="Calibri" w:eastAsia="微软雅黑"/>
                 <w:b/>
-                <w:color w:val="BEF264"/>
+                <w:color w:val="C4B5FD"/>
                 <w:sz w:val="26"/>
               </w:rPr>
               <w:t>intertwined</w:t>
@@ -4134,7 +4143,7 @@
               <w:rPr>
                 <w:rFonts w:ascii="Calibri" w:hAnsi="Calibri" w:eastAsia="微软雅黑"/>
                 <w:b/>
-                <w:color w:val="C4B5FD"/>
+                <w:color w:val="FB923C"/>
                 <w:sz w:val="26"/>
               </w:rPr>
               <w:t>lattice</w:t>
@@ -4194,7 +4203,7 @@
               <w:rPr>
                 <w:rFonts w:ascii="Calibri" w:hAnsi="Calibri" w:eastAsia="微软雅黑"/>
                 <w:b/>
-                <w:color w:val="BEF264"/>
+                <w:color w:val="C4B5FD"/>
                 <w:sz w:val="21"/>
               </w:rPr>
               <w:t>相互交织的</w:t>
@@ -4212,7 +4221,7 @@
               <w:rPr>
                 <w:rFonts w:ascii="Calibri" w:hAnsi="Calibri" w:eastAsia="微软雅黑"/>
                 <w:b/>
-                <w:color w:val="C4B5FD"/>
+                <w:color w:val="FB923C"/>
                 <w:sz w:val="21"/>
               </w:rPr>
               <w:t>网格</w:t>
@@ -4334,7 +4343,7 @@
               <w:rPr>
                 <w:rFonts w:ascii="Calibri" w:hAnsi="Calibri" w:eastAsia="微软雅黑"/>
                 <w:b/>
-                <w:color w:val="FB923C"/>
+                <w:color w:val="5EEAD4"/>
                 <w:sz w:val="26"/>
               </w:rPr>
               <w:t>evokes</w:t>
@@ -4352,7 +4361,7 @@
               <w:rPr>
                 <w:rFonts w:ascii="Calibri" w:hAnsi="Calibri" w:eastAsia="微软雅黑"/>
                 <w:b/>
-                <w:color w:val="5EEAD4"/>
+                <w:color w:val="FCA5A5"/>
                 <w:sz w:val="26"/>
               </w:rPr>
               <w:t>puppet</w:t>
@@ -4401,7 +4410,7 @@
               <w:rPr>
                 <w:rFonts w:ascii="Calibri" w:hAnsi="Calibri" w:eastAsia="微软雅黑"/>
                 <w:b/>
-                <w:color w:val="FB923C"/>
+                <w:color w:val="5EEAD4"/>
                 <w:sz w:val="21"/>
               </w:rPr>
               <w:t>使人想起</w:t>
@@ -4419,7 +4428,7 @@
               <w:rPr>
                 <w:rFonts w:ascii="Calibri" w:hAnsi="Calibri" w:eastAsia="微软雅黑"/>
                 <w:b/>
-                <w:color w:val="5EEAD4"/>
+                <w:color w:val="FCA5A5"/>
                 <w:sz w:val="21"/>
               </w:rPr>
               <w:t>木偶</w:t>
@@ -4550,7 +4559,7 @@
               <w:rPr>
                 <w:rFonts w:ascii="Calibri" w:hAnsi="Calibri" w:eastAsia="微软雅黑"/>
                 <w:b/>
-                <w:color w:val="FCA5A5"/>
+                <w:color w:val="FBBF24"/>
                 <w:sz w:val="26"/>
               </w:rPr>
               <w:t>infiltrated</w:t>
@@ -4639,7 +4648,7 @@
               <w:rPr>
                 <w:rFonts w:ascii="Calibri" w:hAnsi="Calibri" w:eastAsia="微软雅黑"/>
                 <w:b/>
-                <w:color w:val="FCA5A5"/>
+                <w:color w:val="FBBF24"/>
                 <w:sz w:val="21"/>
               </w:rPr>
               <w:t>渗入</w:t>
@@ -4734,7 +4743,7 @@
               <w:rPr>
                 <w:rFonts w:ascii="Calibri" w:hAnsi="Calibri" w:eastAsia="微软雅黑"/>
                 <w:b/>
-                <w:color w:val="FBBF24"/>
+                <w:color w:val="38BDF8"/>
                 <w:sz w:val="26"/>
               </w:rPr>
               <w:t>narration</w:t>
@@ -4803,7 +4812,7 @@
               <w:rPr>
                 <w:rFonts w:ascii="Calibri" w:hAnsi="Calibri" w:eastAsia="微软雅黑"/>
                 <w:b/>
-                <w:color w:val="FBBF24"/>
+                <w:color w:val="38BDF8"/>
                 <w:sz w:val="21"/>
               </w:rPr>
               <w:t>解说</w:t>
@@ -4968,7 +4977,7 @@
               <w:rPr>
                 <w:rFonts w:ascii="Calibri" w:hAnsi="Calibri" w:eastAsia="微软雅黑"/>
                 <w:b/>
-                <w:color w:val="38BDF8"/>
+                <w:color w:val="F472B6"/>
                 <w:sz w:val="26"/>
               </w:rPr>
               <w:t>inspire</w:t>
@@ -5048,7 +5057,7 @@
               <w:rPr>
                 <w:rFonts w:ascii="Calibri" w:hAnsi="Calibri" w:eastAsia="微软雅黑"/>
                 <w:b/>
-                <w:color w:val="38BDF8"/>
+                <w:color w:val="F472B6"/>
                 <w:sz w:val="21"/>
               </w:rPr>
               <w:t>启发了</w:t>
@@ -5120,7 +5129,7 @@
               <w:rPr>
                 <w:rFonts w:ascii="Calibri" w:hAnsi="Calibri" w:eastAsia="微软雅黑"/>
                 <w:b/>
-                <w:color w:val="F472B6"/>
+                <w:color w:val="BEF264"/>
                 <w:sz w:val="26"/>
               </w:rPr>
               <w:t>makers</w:t>
@@ -5140,7 +5149,7 @@
               <w:rPr>
                 <w:rFonts w:ascii="Calibri" w:hAnsi="Calibri" w:eastAsia="微软雅黑"/>
                 <w:b/>
-                <w:color w:val="BEF264"/>
+                <w:color w:val="C4B5FD"/>
                 <w:sz w:val="26"/>
               </w:rPr>
               <w:t>envisioned</w:t>
@@ -5200,7 +5209,7 @@
               <w:rPr>
                 <w:rFonts w:ascii="Calibri" w:hAnsi="Calibri" w:eastAsia="微软雅黑"/>
                 <w:b/>
-                <w:color w:val="F472B6"/>
+                <w:color w:val="BEF264"/>
                 <w:sz w:val="21"/>
               </w:rPr>
               <w:t>制作者</w:t>
@@ -5238,7 +5247,7 @@
               <w:rPr>
                 <w:rFonts w:ascii="Calibri" w:hAnsi="Calibri" w:eastAsia="微软雅黑"/>
                 <w:b/>
-                <w:color w:val="BEF264"/>
+                <w:color w:val="C4B5FD"/>
                 <w:sz w:val="21"/>
               </w:rPr>
               <w:t>设想</w:t>
@@ -5333,7 +5342,7 @@
               <w:rPr>
                 <w:rFonts w:ascii="Calibri" w:hAnsi="Calibri" w:eastAsia="微软雅黑"/>
                 <w:b/>
-                <w:color w:val="C4B5FD"/>
+                <w:color w:val="FB923C"/>
                 <w:sz w:val="26"/>
               </w:rPr>
               <w:t>hypothetical</w:t>
@@ -5351,7 +5360,7 @@
               <w:rPr>
                 <w:rFonts w:ascii="Calibri" w:hAnsi="Calibri" w:eastAsia="微软雅黑"/>
                 <w:b/>
-                <w:color w:val="FB923C"/>
+                <w:color w:val="5EEAD4"/>
                 <w:sz w:val="26"/>
               </w:rPr>
               <w:t>scenario</w:t>
@@ -5380,7 +5389,7 @@
               <w:rPr>
                 <w:rFonts w:ascii="Calibri" w:hAnsi="Calibri" w:eastAsia="微软雅黑"/>
                 <w:b/>
-                <w:color w:val="5EEAD4"/>
+                <w:color w:val="FCA5A5"/>
                 <w:sz w:val="26"/>
               </w:rPr>
               <w:t>gamers</w:t>
@@ -5409,7 +5418,7 @@
               <w:rPr>
                 <w:rFonts w:ascii="Calibri" w:hAnsi="Calibri" w:eastAsia="微软雅黑"/>
                 <w:b/>
-                <w:color w:val="FCA5A5"/>
+                <w:color w:val="FBBF24"/>
                 <w:sz w:val="26"/>
               </w:rPr>
               <w:t>fictional</w:t>
@@ -5458,7 +5467,7 @@
               <w:rPr>
                 <w:rFonts w:ascii="Calibri" w:hAnsi="Calibri" w:eastAsia="微软雅黑"/>
                 <w:b/>
-                <w:color w:val="C4B5FD"/>
+                <w:color w:val="FB923C"/>
                 <w:sz w:val="21"/>
               </w:rPr>
               <w:t>假想的</w:t>
@@ -5476,7 +5485,7 @@
               <w:rPr>
                 <w:rFonts w:ascii="Calibri" w:hAnsi="Calibri" w:eastAsia="微软雅黑"/>
                 <w:b/>
-                <w:color w:val="FB923C"/>
+                <w:color w:val="5EEAD4"/>
                 <w:sz w:val="21"/>
               </w:rPr>
               <w:t>情景</w:t>
@@ -5514,7 +5523,7 @@
               <w:rPr>
                 <w:rFonts w:ascii="Calibri" w:hAnsi="Calibri" w:eastAsia="微软雅黑"/>
                 <w:b/>
-                <w:color w:val="5EEAD4"/>
+                <w:color w:val="FCA5A5"/>
                 <w:sz w:val="21"/>
               </w:rPr>
               <w:t>玩家</w:t>
@@ -5570,7 +5579,7 @@
               <w:rPr>
                 <w:rFonts w:ascii="Calibri" w:hAnsi="Calibri" w:eastAsia="微软雅黑"/>
                 <w:b/>
-                <w:color w:val="FCA5A5"/>
+                <w:color w:val="FBBF24"/>
                 <w:sz w:val="21"/>
               </w:rPr>
               <w:t>虚构的</w:t>
@@ -5748,7 +5757,7 @@
               <w:rPr>
                 <w:rFonts w:ascii="Calibri" w:hAnsi="Calibri" w:eastAsia="微软雅黑"/>
                 <w:b/>
-                <w:color w:val="FBBF24"/>
+                <w:color w:val="38BDF8"/>
                 <w:sz w:val="26"/>
               </w:rPr>
               <w:t>geological</w:t>
@@ -5797,7 +5806,7 @@
               <w:rPr>
                 <w:rFonts w:ascii="Calibri" w:hAnsi="Calibri" w:eastAsia="微软雅黑"/>
                 <w:b/>
-                <w:color w:val="FBBF24"/>
+                <w:color w:val="38BDF8"/>
                 <w:sz w:val="21"/>
               </w:rPr>
               <w:t>地质</w:t>
@@ -5885,7 +5894,7 @@
               <w:rPr>
                 <w:rFonts w:ascii="Calibri" w:hAnsi="Calibri" w:eastAsia="微软雅黑"/>
                 <w:b/>
-                <w:color w:val="38BDF8"/>
+                <w:color w:val="F472B6"/>
                 <w:sz w:val="26"/>
               </w:rPr>
               <w:t>fossil</w:t>
@@ -5954,7 +5963,7 @@
               <w:rPr>
                 <w:rFonts w:ascii="Calibri" w:hAnsi="Calibri" w:eastAsia="微软雅黑"/>
                 <w:b/>
-                <w:color w:val="38BDF8"/>
+                <w:color w:val="F472B6"/>
                 <w:sz w:val="21"/>
               </w:rPr>
               <w:t>化石</w:t>
@@ -6054,7 +6063,7 @@
               <w:rPr>
                 <w:rFonts w:ascii="Calibri" w:hAnsi="Calibri" w:eastAsia="微软雅黑"/>
                 <w:b/>
-                <w:color w:val="F472B6"/>
+                <w:color w:val="BEF264"/>
                 <w:sz w:val="26"/>
               </w:rPr>
               <w:t>characteristic</w:t>
@@ -6072,7 +6081,7 @@
               <w:rPr>
                 <w:rFonts w:ascii="Calibri" w:hAnsi="Calibri" w:eastAsia="微软雅黑"/>
                 <w:b/>
-                <w:color w:val="BEF264"/>
+                <w:color w:val="C4B5FD"/>
                 <w:sz w:val="26"/>
               </w:rPr>
               <w:t>scars</w:t>
@@ -6141,7 +6150,7 @@
               <w:rPr>
                 <w:rFonts w:ascii="Calibri" w:hAnsi="Calibri" w:eastAsia="微软雅黑"/>
                 <w:b/>
-                <w:color w:val="F472B6"/>
+                <w:color w:val="BEF264"/>
                 <w:sz w:val="21"/>
               </w:rPr>
               <w:t>典型的</w:t>
@@ -6177,7 +6186,7 @@
               <w:rPr>
                 <w:rFonts w:ascii="Calibri" w:hAnsi="Calibri" w:eastAsia="微软雅黑"/>
                 <w:b/>
-                <w:color w:val="BEF264"/>
+                <w:color w:val="C4B5FD"/>
                 <w:sz w:val="21"/>
               </w:rPr>
               <w:t>疤痕</w:t>

--- a/视频/对照文本/14-文本.docx
+++ b/视频/对照文本/14-文本.docx
@@ -178,14 +178,17 @@
         </w:tblBorders>
       </w:tblPr>
       <w:tblGrid>
-        <w:gridCol w:w="3513"/>
-        <w:gridCol w:w="3513"/>
-        <w:gridCol w:w="3513"/>
+        <w:gridCol w:w="1757"/>
+        <w:gridCol w:w="1757"/>
+        <w:gridCol w:w="1757"/>
+        <w:gridCol w:w="1757"/>
+        <w:gridCol w:w="1757"/>
+        <w:gridCol w:w="1757"/>
       </w:tblGrid>
       <w:tr>
         <w:tc>
           <w:tcPr>
-            <w:tcW w:type="dxa" w:w="3513"/>
+            <w:tcW w:type="dxa" w:w="1757"/>
           </w:tcPr>
           <w:p>
             <w:pPr>
@@ -199,31 +202,13 @@
                 <w:color w:val="F0F7F2"/>
                 <w:sz w:val="26"/>
               </w:rPr>
-              <w:t xml:space="preserve">a </w:t>
-            </w:r>
-            <w:r>
-              <w:rPr>
-                <w:rFonts w:ascii="Calibri" w:hAnsi="Calibri" w:eastAsia="微软雅黑"/>
-                <w:b/>
-                <w:color w:val="38BDF8"/>
-                <w:sz w:val="26"/>
-              </w:rPr>
-              <w:t>carpenter</w:t>
-            </w:r>
-            <w:r>
-              <w:rPr>
-                <w:rFonts w:ascii="Calibri" w:hAnsi="Calibri" w:eastAsia="微软雅黑"/>
-                <w:b w:val="0"/>
-                <w:color w:val="F0F7F2"/>
-                <w:sz w:val="26"/>
-              </w:rPr>
-              <w:t xml:space="preserve"> ant</w:t>
+              <w:t>a</w:t>
             </w:r>
           </w:p>
         </w:tc>
         <w:tc>
           <w:tcPr>
-            <w:tcW w:type="dxa" w:w="3513"/>
+            <w:tcW w:type="dxa" w:w="1757"/>
           </w:tcPr>
           <w:p>
             <w:pPr>
@@ -233,17 +218,17 @@
             <w:r>
               <w:rPr>
                 <w:rFonts w:ascii="Calibri" w:hAnsi="Calibri" w:eastAsia="微软雅黑"/>
-                <w:b w:val="0"/>
-                <w:color w:val="F0F7F2"/>
+                <w:b/>
+                <w:color w:val="38BDF8"/>
                 <w:sz w:val="26"/>
               </w:rPr>
-              <w:t>breaks from</w:t>
+              <w:t>carpenter</w:t>
             </w:r>
           </w:p>
         </w:tc>
         <w:tc>
           <w:tcPr>
-            <w:tcW w:type="dxa" w:w="3513"/>
+            <w:tcW w:type="dxa" w:w="1757"/>
           </w:tcPr>
           <w:p>
             <w:pPr>
@@ -257,8 +242,59 @@
                 <w:color w:val="F0F7F2"/>
                 <w:sz w:val="26"/>
               </w:rPr>
-              <w:t xml:space="preserve">its </w:t>
-            </w:r>
+              <w:t>ant</w:t>
+            </w:r>
+          </w:p>
+        </w:tc>
+        <w:tc>
+          <w:tcPr>
+            <w:tcW w:type="dxa" w:w="1757"/>
+          </w:tcPr>
+          <w:p>
+            <w:pPr>
+              <w:spacing w:after="0"/>
+              <w:jc w:val="center"/>
+            </w:pPr>
+            <w:r>
+              <w:rPr>
+                <w:rFonts w:ascii="Calibri" w:hAnsi="Calibri" w:eastAsia="微软雅黑"/>
+                <w:b w:val="0"/>
+                <w:color w:val="F0F7F2"/>
+                <w:sz w:val="26"/>
+              </w:rPr>
+              <w:t>breaks from</w:t>
+            </w:r>
+          </w:p>
+        </w:tc>
+        <w:tc>
+          <w:tcPr>
+            <w:tcW w:type="dxa" w:w="1757"/>
+          </w:tcPr>
+          <w:p>
+            <w:pPr>
+              <w:spacing w:after="0"/>
+              <w:jc w:val="center"/>
+            </w:pPr>
+            <w:r>
+              <w:rPr>
+                <w:rFonts w:ascii="Calibri" w:hAnsi="Calibri" w:eastAsia="微软雅黑"/>
+                <w:b w:val="0"/>
+                <w:color w:val="F0F7F2"/>
+                <w:sz w:val="26"/>
+              </w:rPr>
+              <w:t>its</w:t>
+            </w:r>
+          </w:p>
+        </w:tc>
+        <w:tc>
+          <w:tcPr>
+            <w:tcW w:type="dxa" w:w="1757"/>
+          </w:tcPr>
+          <w:p>
+            <w:pPr>
+              <w:spacing w:after="0"/>
+              <w:jc w:val="center"/>
+            </w:pPr>
             <w:r>
               <w:rPr>
                 <w:rFonts w:ascii="Calibri" w:hAnsi="Calibri" w:eastAsia="微软雅黑"/>
@@ -337,7 +373,7 @@
       <w:tr>
         <w:tc>
           <w:tcPr>
-            <w:tcW w:type="dxa" w:w="3513"/>
+            <w:tcW w:type="dxa" w:w="1757"/>
           </w:tcPr>
           <w:p>
             <w:pPr>
@@ -353,47 +389,11 @@
               </w:rPr>
               <w:t>一只</w:t>
             </w:r>
-            <w:r>
-              <w:rPr>
-                <w:rFonts w:ascii="Calibri" w:hAnsi="Calibri" w:eastAsia="微软雅黑"/>
-                <w:b w:val="0"/>
-                <w:color w:val="AAC4B6"/>
-                <w:sz w:val="21"/>
-              </w:rPr>
-              <w:t xml:space="preserve"> </w:t>
-            </w:r>
-            <w:r>
-              <w:rPr>
-                <w:rFonts w:ascii="Calibri" w:hAnsi="Calibri" w:eastAsia="微软雅黑"/>
-                <w:b/>
-                <w:color w:val="38BDF8"/>
-                <w:sz w:val="21"/>
-              </w:rPr>
-              <w:t>木匠</w:t>
-            </w:r>
-            <w:r>
-              <w:rPr>
-                <w:rFonts w:ascii="Calibri" w:hAnsi="Calibri" w:eastAsia="微软雅黑"/>
-                <w:b w:val="0"/>
-                <w:color w:val="AAC4B6"/>
-                <w:sz w:val="21"/>
-              </w:rPr>
-              <w:t xml:space="preserve"> </w:t>
-            </w:r>
-            <w:r>
-              <w:rPr>
-                <w:rFonts w:ascii="Calibri" w:hAnsi="Calibri" w:eastAsia="微软雅黑"/>
-                <w:b w:val="0"/>
-                <w:color w:val="AAC4B6"/>
-                <w:sz w:val="21"/>
-              </w:rPr>
-              <w:t>蚁</w:t>
-            </w:r>
           </w:p>
         </w:tc>
         <w:tc>
           <w:tcPr>
-            <w:tcW w:type="dxa" w:w="3513"/>
+            <w:tcW w:type="dxa" w:w="1757"/>
           </w:tcPr>
           <w:p>
             <w:pPr>
@@ -403,17 +403,17 @@
             <w:r>
               <w:rPr>
                 <w:rFonts w:ascii="Calibri" w:hAnsi="Calibri" w:eastAsia="微软雅黑"/>
-                <w:b w:val="0"/>
-                <w:color w:val="AAC4B6"/>
+                <w:b/>
+                <w:color w:val="38BDF8"/>
                 <w:sz w:val="21"/>
               </w:rPr>
-              <w:t>脱离了</w:t>
+              <w:t>木匠</w:t>
             </w:r>
           </w:p>
         </w:tc>
         <w:tc>
           <w:tcPr>
-            <w:tcW w:type="dxa" w:w="3513"/>
+            <w:tcW w:type="dxa" w:w="1757"/>
           </w:tcPr>
           <w:p>
             <w:pPr>
@@ -427,8 +427,19 @@
                 <w:color w:val="AAC4B6"/>
                 <w:sz w:val="21"/>
               </w:rPr>
-              <w:t>它</w:t>
-            </w:r>
+              <w:t>蚁</w:t>
+            </w:r>
+          </w:p>
+        </w:tc>
+        <w:tc>
+          <w:tcPr>
+            <w:tcW w:type="dxa" w:w="1757"/>
+          </w:tcPr>
+          <w:p>
+            <w:pPr>
+              <w:spacing w:after="0"/>
+              <w:jc w:val="center"/>
+            </w:pPr>
             <w:r>
               <w:rPr>
                 <w:rFonts w:ascii="Calibri" w:hAnsi="Calibri" w:eastAsia="微软雅黑"/>
@@ -436,8 +447,39 @@
                 <w:color w:val="AAC4B6"/>
                 <w:sz w:val="21"/>
               </w:rPr>
-              <w:t xml:space="preserve"> </w:t>
-            </w:r>
+              <w:t>脱离了</w:t>
+            </w:r>
+          </w:p>
+        </w:tc>
+        <w:tc>
+          <w:tcPr>
+            <w:tcW w:type="dxa" w:w="1757"/>
+          </w:tcPr>
+          <w:p>
+            <w:pPr>
+              <w:spacing w:after="0"/>
+              <w:jc w:val="center"/>
+            </w:pPr>
+            <w:r>
+              <w:rPr>
+                <w:rFonts w:ascii="Calibri" w:hAnsi="Calibri" w:eastAsia="微软雅黑"/>
+                <w:b w:val="0"/>
+                <w:color w:val="AAC4B6"/>
+                <w:sz w:val="21"/>
+              </w:rPr>
+              <w:t>它</w:t>
+            </w:r>
+          </w:p>
+        </w:tc>
+        <w:tc>
+          <w:tcPr>
+            <w:tcW w:type="dxa" w:w="1757"/>
+          </w:tcPr>
+          <w:p>
+            <w:pPr>
+              <w:spacing w:after="0"/>
+              <w:jc w:val="center"/>
+            </w:pPr>
             <w:r>
               <w:rPr>
                 <w:rFonts w:ascii="Calibri" w:hAnsi="Calibri" w:eastAsia="微软雅黑"/>
@@ -736,15 +778,18 @@
         </w:tblBorders>
       </w:tblPr>
       <w:tblGrid>
-        <w:gridCol w:w="2635"/>
-        <w:gridCol w:w="2635"/>
-        <w:gridCol w:w="2635"/>
-        <w:gridCol w:w="2635"/>
+        <w:gridCol w:w="1506"/>
+        <w:gridCol w:w="1506"/>
+        <w:gridCol w:w="1506"/>
+        <w:gridCol w:w="1506"/>
+        <w:gridCol w:w="1506"/>
+        <w:gridCol w:w="1506"/>
+        <w:gridCol w:w="1506"/>
       </w:tblGrid>
       <w:tr>
         <w:tc>
           <w:tcPr>
-            <w:tcW w:type="dxa" w:w="2635"/>
+            <w:tcW w:type="dxa" w:w="1506"/>
           </w:tcPr>
           <w:p>
             <w:pPr>
@@ -764,7 +809,7 @@
         </w:tc>
         <w:tc>
           <w:tcPr>
-            <w:tcW w:type="dxa" w:w="2635"/>
+            <w:tcW w:type="dxa" w:w="1506"/>
           </w:tcPr>
           <w:p>
             <w:pPr>
@@ -811,7 +856,7 @@
         </w:tc>
         <w:tc>
           <w:tcPr>
-            <w:tcW w:type="dxa" w:w="2635"/>
+            <w:tcW w:type="dxa" w:w="1506"/>
           </w:tcPr>
           <w:p>
             <w:pPr>
@@ -827,38 +872,11 @@
               </w:rPr>
               <w:t>as if</w:t>
             </w:r>
-            <w:r>
-              <w:rPr>
-                <w:rFonts w:ascii="Calibri" w:hAnsi="Calibri" w:eastAsia="微软雅黑"/>
-                <w:b w:val="0"/>
-                <w:color w:val="F0F7F2"/>
-                <w:sz w:val="26"/>
-              </w:rPr>
-              <w:t xml:space="preserve"> </w:t>
-            </w:r>
-            <w:r>
-              <w:rPr>
-                <w:rFonts w:ascii="Calibri" w:hAnsi="Calibri" w:eastAsia="微软雅黑"/>
-                <w:b/>
-                <w:color w:val="BEF264"/>
-                <w:sz w:val="26"/>
-              </w:rPr>
-              <w:t>intoxicated</w:t>
-            </w:r>
-            <w:r>
-              <w:rPr>
-                <w:rFonts w:ascii="Calibri" w:hAnsi="Calibri" w:eastAsia="微软雅黑"/>
-                <w:b w:val="0"/>
-                <w:color w:val="F0F7F2"/>
-                <w:sz w:val="26"/>
-              </w:rPr>
-              <w:t>,</w:t>
-            </w:r>
           </w:p>
         </w:tc>
         <w:tc>
           <w:tcPr>
-            <w:tcW w:type="dxa" w:w="2635"/>
+            <w:tcW w:type="dxa" w:w="1506"/>
           </w:tcPr>
           <w:p>
             <w:pPr>
@@ -868,12 +886,52 @@
             <w:r>
               <w:rPr>
                 <w:rFonts w:ascii="Calibri" w:hAnsi="Calibri" w:eastAsia="微软雅黑"/>
+                <w:b/>
+                <w:color w:val="BEF264"/>
+                <w:sz w:val="26"/>
+              </w:rPr>
+              <w:t>intoxicated</w:t>
+            </w:r>
+            <w:r>
+              <w:rPr>
+                <w:rFonts w:ascii="Calibri" w:hAnsi="Calibri" w:eastAsia="微软雅黑"/>
                 <w:b w:val="0"/>
                 <w:color w:val="F0F7F2"/>
                 <w:sz w:val="26"/>
               </w:rPr>
-              <w:t xml:space="preserve">into </w:t>
-            </w:r>
+              <w:t>,</w:t>
+            </w:r>
+          </w:p>
+        </w:tc>
+        <w:tc>
+          <w:tcPr>
+            <w:tcW w:type="dxa" w:w="1506"/>
+          </w:tcPr>
+          <w:p>
+            <w:pPr>
+              <w:spacing w:after="0"/>
+              <w:jc w:val="center"/>
+            </w:pPr>
+            <w:r>
+              <w:rPr>
+                <w:rFonts w:ascii="Calibri" w:hAnsi="Calibri" w:eastAsia="微软雅黑"/>
+                <w:b w:val="0"/>
+                <w:color w:val="F0F7F2"/>
+                <w:sz w:val="26"/>
+              </w:rPr>
+              <w:t>into</w:t>
+            </w:r>
+          </w:p>
+        </w:tc>
+        <w:tc>
+          <w:tcPr>
+            <w:tcW w:type="dxa" w:w="1506"/>
+          </w:tcPr>
+          <w:p>
+            <w:pPr>
+              <w:spacing w:after="0"/>
+              <w:jc w:val="center"/>
+            </w:pPr>
             <w:r>
               <w:rPr>
                 <w:rFonts w:ascii="Calibri" w:hAnsi="Calibri" w:eastAsia="微软雅黑"/>
@@ -883,15 +941,17 @@
               </w:rPr>
               <w:t>leafy</w:t>
             </w:r>
-            <w:r>
-              <w:rPr>
-                <w:rFonts w:ascii="Calibri" w:hAnsi="Calibri" w:eastAsia="微软雅黑"/>
-                <w:b w:val="0"/>
-                <w:color w:val="F0F7F2"/>
-                <w:sz w:val="26"/>
-              </w:rPr>
-              <w:t xml:space="preserve"> </w:t>
-            </w:r>
+          </w:p>
+        </w:tc>
+        <w:tc>
+          <w:tcPr>
+            <w:tcW w:type="dxa" w:w="1506"/>
+          </w:tcPr>
+          <w:p>
+            <w:pPr>
+              <w:spacing w:after="0"/>
+              <w:jc w:val="center"/>
+            </w:pPr>
             <w:r>
               <w:rPr>
                 <w:rFonts w:ascii="Calibri" w:hAnsi="Calibri" w:eastAsia="微软雅黑"/>
@@ -916,7 +976,7 @@
       <w:tr>
         <w:tc>
           <w:tcPr>
-            <w:tcW w:type="dxa" w:w="2635"/>
+            <w:tcW w:type="dxa" w:w="1506"/>
           </w:tcPr>
           <w:p>
             <w:pPr>
@@ -936,7 +996,7 @@
         </w:tc>
         <w:tc>
           <w:tcPr>
-            <w:tcW w:type="dxa" w:w="2635"/>
+            <w:tcW w:type="dxa" w:w="1506"/>
           </w:tcPr>
           <w:p>
             <w:pPr>
@@ -983,7 +1043,7 @@
         </w:tc>
         <w:tc>
           <w:tcPr>
-            <w:tcW w:type="dxa" w:w="2635"/>
+            <w:tcW w:type="dxa" w:w="1506"/>
           </w:tcPr>
           <w:p>
             <w:pPr>
@@ -999,47 +1059,11 @@
               </w:rPr>
               <w:t>好像</w:t>
             </w:r>
-            <w:r>
-              <w:rPr>
-                <w:rFonts w:ascii="Calibri" w:hAnsi="Calibri" w:eastAsia="微软雅黑"/>
-                <w:b w:val="0"/>
-                <w:color w:val="AAC4B6"/>
-                <w:sz w:val="21"/>
-              </w:rPr>
-              <w:t xml:space="preserve"> </w:t>
-            </w:r>
-            <w:r>
-              <w:rPr>
-                <w:rFonts w:ascii="Calibri" w:hAnsi="Calibri" w:eastAsia="微软雅黑"/>
-                <w:b/>
-                <w:color w:val="BEF264"/>
-                <w:sz w:val="21"/>
-              </w:rPr>
-              <w:t>喝醉了</w:t>
-            </w:r>
-            <w:r>
-              <w:rPr>
-                <w:rFonts w:ascii="Calibri" w:hAnsi="Calibri" w:eastAsia="微软雅黑"/>
-                <w:b w:val="0"/>
-                <w:color w:val="AAC4B6"/>
-                <w:sz w:val="21"/>
-              </w:rPr>
-              <w:t xml:space="preserve"> </w:t>
-            </w:r>
-            <w:r>
-              <w:rPr>
-                <w:rFonts w:ascii="Calibri" w:hAnsi="Calibri" w:eastAsia="微软雅黑"/>
-                <w:b w:val="0"/>
-                <w:color w:val="AAC4B6"/>
-                <w:sz w:val="21"/>
-              </w:rPr>
-              <w:t>一样，</w:t>
-            </w:r>
           </w:p>
         </w:tc>
         <w:tc>
           <w:tcPr>
-            <w:tcW w:type="dxa" w:w="2635"/>
+            <w:tcW w:type="dxa" w:w="1506"/>
           </w:tcPr>
           <w:p>
             <w:pPr>
@@ -1049,11 +1073,20 @@
             <w:r>
               <w:rPr>
                 <w:rFonts w:ascii="Calibri" w:hAnsi="Calibri" w:eastAsia="微软雅黑"/>
+                <w:b/>
+                <w:color w:val="BEF264"/>
+                <w:sz w:val="21"/>
+              </w:rPr>
+              <w:t>喝醉了</w:t>
+            </w:r>
+            <w:r>
+              <w:rPr>
+                <w:rFonts w:ascii="Calibri" w:hAnsi="Calibri" w:eastAsia="微软雅黑"/>
                 <w:b w:val="0"/>
                 <w:color w:val="AAC4B6"/>
                 <w:sz w:val="21"/>
               </w:rPr>
-              <w:t>进入</w:t>
+              <w:t xml:space="preserve"> </w:t>
             </w:r>
             <w:r>
               <w:rPr>
@@ -1062,8 +1095,39 @@
                 <w:color w:val="AAC4B6"/>
                 <w:sz w:val="21"/>
               </w:rPr>
-              <w:t xml:space="preserve"> </w:t>
-            </w:r>
+              <w:t>一样，</w:t>
+            </w:r>
+          </w:p>
+        </w:tc>
+        <w:tc>
+          <w:tcPr>
+            <w:tcW w:type="dxa" w:w="1506"/>
+          </w:tcPr>
+          <w:p>
+            <w:pPr>
+              <w:spacing w:after="0"/>
+              <w:jc w:val="center"/>
+            </w:pPr>
+            <w:r>
+              <w:rPr>
+                <w:rFonts w:ascii="Calibri" w:hAnsi="Calibri" w:eastAsia="微软雅黑"/>
+                <w:b w:val="0"/>
+                <w:color w:val="AAC4B6"/>
+                <w:sz w:val="21"/>
+              </w:rPr>
+              <w:t>进入</w:t>
+            </w:r>
+          </w:p>
+        </w:tc>
+        <w:tc>
+          <w:tcPr>
+            <w:tcW w:type="dxa" w:w="1506"/>
+          </w:tcPr>
+          <w:p>
+            <w:pPr>
+              <w:spacing w:after="0"/>
+              <w:jc w:val="center"/>
+            </w:pPr>
             <w:r>
               <w:rPr>
                 <w:rFonts w:ascii="Calibri" w:hAnsi="Calibri" w:eastAsia="微软雅黑"/>
@@ -1073,15 +1137,17 @@
               </w:rPr>
               <w:t>枝叶茂密的</w:t>
             </w:r>
-            <w:r>
-              <w:rPr>
-                <w:rFonts w:ascii="Calibri" w:hAnsi="Calibri" w:eastAsia="微软雅黑"/>
-                <w:b w:val="0"/>
-                <w:color w:val="AAC4B6"/>
-                <w:sz w:val="21"/>
-              </w:rPr>
-              <w:t xml:space="preserve"> </w:t>
-            </w:r>
+          </w:p>
+        </w:tc>
+        <w:tc>
+          <w:tcPr>
+            <w:tcW w:type="dxa" w:w="1506"/>
+          </w:tcPr>
+          <w:p>
+            <w:pPr>
+              <w:spacing w:after="0"/>
+              <w:jc w:val="center"/>
+            </w:pPr>
             <w:r>
               <w:rPr>
                 <w:rFonts w:ascii="Calibri" w:hAnsi="Calibri" w:eastAsia="微软雅黑"/>
@@ -1141,13 +1207,14 @@
         </w:tblBorders>
       </w:tblPr>
       <w:tblGrid>
-        <w:gridCol w:w="5270"/>
-        <w:gridCol w:w="5270"/>
+        <w:gridCol w:w="3513"/>
+        <w:gridCol w:w="3513"/>
+        <w:gridCol w:w="3513"/>
       </w:tblGrid>
       <w:tr>
         <w:tc>
           <w:tcPr>
-            <w:tcW w:type="dxa" w:w="5270"/>
+            <w:tcW w:type="dxa" w:w="3513"/>
           </w:tcPr>
           <w:p>
             <w:pPr>
@@ -1176,7 +1243,7 @@
         </w:tc>
         <w:tc>
           <w:tcPr>
-            <w:tcW w:type="dxa" w:w="5270"/>
+            <w:tcW w:type="dxa" w:w="3513"/>
           </w:tcPr>
           <w:p>
             <w:pPr>
@@ -1190,8 +1257,19 @@
                 <w:color w:val="F0F7F2"/>
                 <w:sz w:val="26"/>
               </w:rPr>
-              <w:t xml:space="preserve">it </w:t>
-            </w:r>
+              <w:t>it</w:t>
+            </w:r>
+          </w:p>
+        </w:tc>
+        <w:tc>
+          <w:tcPr>
+            <w:tcW w:type="dxa" w:w="3513"/>
+          </w:tcPr>
+          <w:p>
+            <w:pPr>
+              <w:spacing w:after="0"/>
+              <w:jc w:val="center"/>
+            </w:pPr>
             <w:r>
               <w:rPr>
                 <w:rFonts w:ascii="Calibri" w:hAnsi="Calibri" w:eastAsia="微软雅黑"/>
@@ -1225,7 +1303,7 @@
       <w:tr>
         <w:tc>
           <w:tcPr>
-            <w:tcW w:type="dxa" w:w="5270"/>
+            <w:tcW w:type="dxa" w:w="3513"/>
           </w:tcPr>
           <w:p>
             <w:pPr>
@@ -1263,7 +1341,7 @@
         </w:tc>
         <w:tc>
           <w:tcPr>
-            <w:tcW w:type="dxa" w:w="5270"/>
+            <w:tcW w:type="dxa" w:w="3513"/>
           </w:tcPr>
           <w:p>
             <w:pPr>
@@ -1277,7 +1355,27 @@
                 <w:color w:val="AAC4B6"/>
                 <w:sz w:val="21"/>
               </w:rPr>
-              <w:t>它将</w:t>
+              <w:t>它</w:t>
+            </w:r>
+          </w:p>
+        </w:tc>
+        <w:tc>
+          <w:tcPr>
+            <w:tcW w:type="dxa" w:w="3513"/>
+          </w:tcPr>
+          <w:p>
+            <w:pPr>
+              <w:spacing w:after="0"/>
+              <w:jc w:val="center"/>
+            </w:pPr>
+            <w:r>
+              <w:rPr>
+                <w:rFonts w:ascii="Calibri" w:hAnsi="Calibri" w:eastAsia="微软雅黑"/>
+                <w:b w:val="0"/>
+                <w:color w:val="AAC4B6"/>
+                <w:sz w:val="21"/>
+              </w:rPr>
+              <w:t>将</w:t>
             </w:r>
             <w:r>
               <w:rPr>
@@ -1515,13 +1613,14 @@
         </w:tblBorders>
       </w:tblPr>
       <w:tblGrid>
-        <w:gridCol w:w="5270"/>
-        <w:gridCol w:w="5270"/>
+        <w:gridCol w:w="3513"/>
+        <w:gridCol w:w="3513"/>
+        <w:gridCol w:w="3513"/>
       </w:tblGrid>
       <w:tr>
         <w:tc>
           <w:tcPr>
-            <w:tcW w:type="dxa" w:w="5270"/>
+            <w:tcW w:type="dxa" w:w="3513"/>
           </w:tcPr>
           <w:p>
             <w:pPr>
@@ -1550,7 +1649,7 @@
         </w:tc>
         <w:tc>
           <w:tcPr>
-            <w:tcW w:type="dxa" w:w="5270"/>
+            <w:tcW w:type="dxa" w:w="3513"/>
           </w:tcPr>
           <w:p>
             <w:pPr>
@@ -1564,7 +1663,27 @@
                 <w:color w:val="F0F7F2"/>
                 <w:sz w:val="26"/>
               </w:rPr>
-              <w:t xml:space="preserve">the insect is </w:t>
+              <w:t>the insect</w:t>
+            </w:r>
+          </w:p>
+        </w:tc>
+        <w:tc>
+          <w:tcPr>
+            <w:tcW w:type="dxa" w:w="3513"/>
+          </w:tcPr>
+          <w:p>
+            <w:pPr>
+              <w:spacing w:after="0"/>
+              <w:jc w:val="center"/>
+            </w:pPr>
+            <w:r>
+              <w:rPr>
+                <w:rFonts w:ascii="Calibri" w:hAnsi="Calibri" w:eastAsia="微软雅黑"/>
+                <w:b w:val="0"/>
+                <w:color w:val="F0F7F2"/>
+                <w:sz w:val="26"/>
+              </w:rPr>
+              <w:t xml:space="preserve">is </w:t>
             </w:r>
             <w:r>
               <w:rPr>
@@ -1590,7 +1709,7 @@
       <w:tr>
         <w:tc>
           <w:tcPr>
-            <w:tcW w:type="dxa" w:w="5270"/>
+            <w:tcW w:type="dxa" w:w="3513"/>
           </w:tcPr>
           <w:p>
             <w:pPr>
@@ -1646,7 +1765,7 @@
         </w:tc>
         <w:tc>
           <w:tcPr>
-            <w:tcW w:type="dxa" w:w="5270"/>
+            <w:tcW w:type="dxa" w:w="3513"/>
           </w:tcPr>
           <w:p>
             <w:pPr>
@@ -1660,7 +1779,27 @@
                 <w:color w:val="AAC4B6"/>
                 <w:sz w:val="21"/>
               </w:rPr>
-              <w:t>这只昆虫已</w:t>
+              <w:t>这只昆虫</w:t>
+            </w:r>
+          </w:p>
+        </w:tc>
+        <w:tc>
+          <w:tcPr>
+            <w:tcW w:type="dxa" w:w="3513"/>
+          </w:tcPr>
+          <w:p>
+            <w:pPr>
+              <w:spacing w:after="0"/>
+              <w:jc w:val="center"/>
+            </w:pPr>
+            <w:r>
+              <w:rPr>
+                <w:rFonts w:ascii="Calibri" w:hAnsi="Calibri" w:eastAsia="微软雅黑"/>
+                <w:b w:val="0"/>
+                <w:color w:val="AAC4B6"/>
+                <w:sz w:val="21"/>
+              </w:rPr>
+              <w:t>已</w:t>
             </w:r>
             <w:r>
               <w:rPr>
@@ -1886,13 +2025,17 @@
         </w:tblBorders>
       </w:tblPr>
       <w:tblGrid>
-        <w:gridCol w:w="5270"/>
-        <w:gridCol w:w="5270"/>
+        <w:gridCol w:w="1757"/>
+        <w:gridCol w:w="1757"/>
+        <w:gridCol w:w="1757"/>
+        <w:gridCol w:w="1757"/>
+        <w:gridCol w:w="1757"/>
+        <w:gridCol w:w="1757"/>
       </w:tblGrid>
       <w:tr>
         <w:tc>
           <w:tcPr>
-            <w:tcW w:type="dxa" w:w="5270"/>
+            <w:tcW w:type="dxa" w:w="1757"/>
           </w:tcPr>
           <w:p>
             <w:pPr>
@@ -1906,13 +2049,13 @@
                 <w:color w:val="F0F7F2"/>
                 <w:sz w:val="26"/>
               </w:rPr>
-              <w:t>A fungus</w:t>
+              <w:t>A</w:t>
             </w:r>
           </w:p>
         </w:tc>
         <w:tc>
           <w:tcPr>
-            <w:tcW w:type="dxa" w:w="5270"/>
+            <w:tcW w:type="dxa" w:w="1757"/>
           </w:tcPr>
           <w:p>
             <w:pPr>
@@ -1926,8 +2069,79 @@
                 <w:color w:val="F0F7F2"/>
                 <w:sz w:val="26"/>
               </w:rPr>
-              <w:t xml:space="preserve">has destroyed its jaw </w:t>
-            </w:r>
+              <w:t>fungus</w:t>
+            </w:r>
+          </w:p>
+        </w:tc>
+        <w:tc>
+          <w:tcPr>
+            <w:tcW w:type="dxa" w:w="1757"/>
+          </w:tcPr>
+          <w:p>
+            <w:pPr>
+              <w:spacing w:after="0"/>
+              <w:jc w:val="center"/>
+            </w:pPr>
+            <w:r>
+              <w:rPr>
+                <w:rFonts w:ascii="Calibri" w:hAnsi="Calibri" w:eastAsia="微软雅黑"/>
+                <w:b w:val="0"/>
+                <w:color w:val="F0F7F2"/>
+                <w:sz w:val="26"/>
+              </w:rPr>
+              <w:t>has destroyed</w:t>
+            </w:r>
+          </w:p>
+        </w:tc>
+        <w:tc>
+          <w:tcPr>
+            <w:tcW w:type="dxa" w:w="1757"/>
+          </w:tcPr>
+          <w:p>
+            <w:pPr>
+              <w:spacing w:after="0"/>
+              <w:jc w:val="center"/>
+            </w:pPr>
+            <w:r>
+              <w:rPr>
+                <w:rFonts w:ascii="Calibri" w:hAnsi="Calibri" w:eastAsia="微软雅黑"/>
+                <w:b w:val="0"/>
+                <w:color w:val="F0F7F2"/>
+                <w:sz w:val="26"/>
+              </w:rPr>
+              <w:t>its</w:t>
+            </w:r>
+          </w:p>
+        </w:tc>
+        <w:tc>
+          <w:tcPr>
+            <w:tcW w:type="dxa" w:w="1757"/>
+          </w:tcPr>
+          <w:p>
+            <w:pPr>
+              <w:spacing w:after="0"/>
+              <w:jc w:val="center"/>
+            </w:pPr>
+            <w:r>
+              <w:rPr>
+                <w:rFonts w:ascii="Calibri" w:hAnsi="Calibri" w:eastAsia="微软雅黑"/>
+                <w:b w:val="0"/>
+                <w:color w:val="F0F7F2"/>
+                <w:sz w:val="26"/>
+              </w:rPr>
+              <w:t>jaw</w:t>
+            </w:r>
+          </w:p>
+        </w:tc>
+        <w:tc>
+          <w:tcPr>
+            <w:tcW w:type="dxa" w:w="1757"/>
+          </w:tcPr>
+          <w:p>
+            <w:pPr>
+              <w:spacing w:after="0"/>
+              <w:jc w:val="center"/>
+            </w:pPr>
             <w:r>
               <w:rPr>
                 <w:rFonts w:ascii="Calibri" w:hAnsi="Calibri" w:eastAsia="微软雅黑"/>
@@ -1952,7 +2166,7 @@
       <w:tr>
         <w:tc>
           <w:tcPr>
-            <w:tcW w:type="dxa" w:w="5270"/>
+            <w:tcW w:type="dxa" w:w="1757"/>
           </w:tcPr>
           <w:p>
             <w:pPr>
@@ -1966,13 +2180,13 @@
                 <w:color w:val="AAC4B6"/>
                 <w:sz w:val="21"/>
               </w:rPr>
-              <w:t>一种真菌</w:t>
+              <w:t>一种</w:t>
             </w:r>
           </w:p>
         </w:tc>
         <w:tc>
           <w:tcPr>
-            <w:tcW w:type="dxa" w:w="5270"/>
+            <w:tcW w:type="dxa" w:w="1757"/>
           </w:tcPr>
           <w:p>
             <w:pPr>
@@ -1986,8 +2200,19 @@
                 <w:color w:val="AAC4B6"/>
                 <w:sz w:val="21"/>
               </w:rPr>
-              <w:t>摧毁了它的颚部</w:t>
-            </w:r>
+              <w:t>真菌</w:t>
+            </w:r>
+          </w:p>
+        </w:tc>
+        <w:tc>
+          <w:tcPr>
+            <w:tcW w:type="dxa" w:w="1757"/>
+          </w:tcPr>
+          <w:p>
+            <w:pPr>
+              <w:spacing w:after="0"/>
+              <w:jc w:val="center"/>
+            </w:pPr>
             <w:r>
               <w:rPr>
                 <w:rFonts w:ascii="Calibri" w:hAnsi="Calibri" w:eastAsia="微软雅黑"/>
@@ -1995,8 +2220,59 @@
                 <w:color w:val="AAC4B6"/>
                 <w:sz w:val="21"/>
               </w:rPr>
-              <w:t xml:space="preserve"> </w:t>
-            </w:r>
+              <w:t>摧毁了</w:t>
+            </w:r>
+          </w:p>
+        </w:tc>
+        <w:tc>
+          <w:tcPr>
+            <w:tcW w:type="dxa" w:w="1757"/>
+          </w:tcPr>
+          <w:p>
+            <w:pPr>
+              <w:spacing w:after="0"/>
+              <w:jc w:val="center"/>
+            </w:pPr>
+            <w:r>
+              <w:rPr>
+                <w:rFonts w:ascii="Calibri" w:hAnsi="Calibri" w:eastAsia="微软雅黑"/>
+                <w:b w:val="0"/>
+                <w:color w:val="AAC4B6"/>
+                <w:sz w:val="21"/>
+              </w:rPr>
+              <w:t>它的</w:t>
+            </w:r>
+          </w:p>
+        </w:tc>
+        <w:tc>
+          <w:tcPr>
+            <w:tcW w:type="dxa" w:w="1757"/>
+          </w:tcPr>
+          <w:p>
+            <w:pPr>
+              <w:spacing w:after="0"/>
+              <w:jc w:val="center"/>
+            </w:pPr>
+            <w:r>
+              <w:rPr>
+                <w:rFonts w:ascii="Calibri" w:hAnsi="Calibri" w:eastAsia="微软雅黑"/>
+                <w:b w:val="0"/>
+                <w:color w:val="AAC4B6"/>
+                <w:sz w:val="21"/>
+              </w:rPr>
+              <w:t>颚部</w:t>
+            </w:r>
+          </w:p>
+        </w:tc>
+        <w:tc>
+          <w:tcPr>
+            <w:tcW w:type="dxa" w:w="1757"/>
+          </w:tcPr>
+          <w:p>
+            <w:pPr>
+              <w:spacing w:after="0"/>
+              <w:jc w:val="center"/>
+            </w:pPr>
             <w:r>
               <w:rPr>
                 <w:rFonts w:ascii="Calibri" w:hAnsi="Calibri" w:eastAsia="微软雅黑"/>
@@ -2035,12 +2311,15 @@
         </w:tblBorders>
       </w:tblPr>
       <w:tblGrid>
-        <w:gridCol w:w="10540"/>
+        <w:gridCol w:w="2635"/>
+        <w:gridCol w:w="2635"/>
+        <w:gridCol w:w="2635"/>
+        <w:gridCol w:w="2635"/>
       </w:tblGrid>
       <w:tr>
         <w:tc>
           <w:tcPr>
-            <w:tcW w:type="dxa" w:w="10540"/>
+            <w:tcW w:type="dxa" w:w="2635"/>
           </w:tcPr>
           <w:p>
             <w:pPr>
@@ -2054,8 +2333,59 @@
                 <w:color w:val="F0F7F2"/>
                 <w:sz w:val="26"/>
               </w:rPr>
-              <w:t xml:space="preserve">so they cannot </w:t>
-            </w:r>
+              <w:t>so</w:t>
+            </w:r>
+          </w:p>
+        </w:tc>
+        <w:tc>
+          <w:tcPr>
+            <w:tcW w:type="dxa" w:w="2635"/>
+          </w:tcPr>
+          <w:p>
+            <w:pPr>
+              <w:spacing w:after="0"/>
+              <w:jc w:val="center"/>
+            </w:pPr>
+            <w:r>
+              <w:rPr>
+                <w:rFonts w:ascii="Calibri" w:hAnsi="Calibri" w:eastAsia="微软雅黑"/>
+                <w:b w:val="0"/>
+                <w:color w:val="F0F7F2"/>
+                <w:sz w:val="26"/>
+              </w:rPr>
+              <w:t>they</w:t>
+            </w:r>
+          </w:p>
+        </w:tc>
+        <w:tc>
+          <w:tcPr>
+            <w:tcW w:type="dxa" w:w="2635"/>
+          </w:tcPr>
+          <w:p>
+            <w:pPr>
+              <w:spacing w:after="0"/>
+              <w:jc w:val="center"/>
+            </w:pPr>
+            <w:r>
+              <w:rPr>
+                <w:rFonts w:ascii="Calibri" w:hAnsi="Calibri" w:eastAsia="微软雅黑"/>
+                <w:b w:val="0"/>
+                <w:color w:val="F0F7F2"/>
+                <w:sz w:val="26"/>
+              </w:rPr>
+              <w:t>cannot</w:t>
+            </w:r>
+          </w:p>
+        </w:tc>
+        <w:tc>
+          <w:tcPr>
+            <w:tcW w:type="dxa" w:w="2635"/>
+          </w:tcPr>
+          <w:p>
+            <w:pPr>
+              <w:spacing w:after="0"/>
+              <w:jc w:val="center"/>
+            </w:pPr>
             <w:r>
               <w:rPr>
                 <w:rFonts w:ascii="Calibri" w:hAnsi="Calibri" w:eastAsia="微软雅黑"/>
@@ -2080,7 +2410,7 @@
       <w:tr>
         <w:tc>
           <w:tcPr>
-            <w:tcW w:type="dxa" w:w="10540"/>
+            <w:tcW w:type="dxa" w:w="2635"/>
           </w:tcPr>
           <w:p>
             <w:pPr>
@@ -2094,8 +2424,19 @@
                 <w:color w:val="AAC4B6"/>
                 <w:sz w:val="21"/>
               </w:rPr>
-              <w:t>因此它们无法</w:t>
-            </w:r>
+              <w:t>因此</w:t>
+            </w:r>
+          </w:p>
+        </w:tc>
+        <w:tc>
+          <w:tcPr>
+            <w:tcW w:type="dxa" w:w="2635"/>
+          </w:tcPr>
+          <w:p>
+            <w:pPr>
+              <w:spacing w:after="0"/>
+              <w:jc w:val="center"/>
+            </w:pPr>
             <w:r>
               <w:rPr>
                 <w:rFonts w:ascii="Calibri" w:hAnsi="Calibri" w:eastAsia="微软雅黑"/>
@@ -2103,8 +2444,39 @@
                 <w:color w:val="AAC4B6"/>
                 <w:sz w:val="21"/>
               </w:rPr>
-              <w:t xml:space="preserve"> </w:t>
-            </w:r>
+              <w:t>它们</w:t>
+            </w:r>
+          </w:p>
+        </w:tc>
+        <w:tc>
+          <w:tcPr>
+            <w:tcW w:type="dxa" w:w="2635"/>
+          </w:tcPr>
+          <w:p>
+            <w:pPr>
+              <w:spacing w:after="0"/>
+              <w:jc w:val="center"/>
+            </w:pPr>
+            <w:r>
+              <w:rPr>
+                <w:rFonts w:ascii="Calibri" w:hAnsi="Calibri" w:eastAsia="微软雅黑"/>
+                <w:b w:val="0"/>
+                <w:color w:val="AAC4B6"/>
+                <w:sz w:val="21"/>
+              </w:rPr>
+              <w:t>无法</w:t>
+            </w:r>
+          </w:p>
+        </w:tc>
+        <w:tc>
+          <w:tcPr>
+            <w:tcW w:type="dxa" w:w="2635"/>
+          </w:tcPr>
+          <w:p>
+            <w:pPr>
+              <w:spacing w:after="0"/>
+              <w:jc w:val="center"/>
+            </w:pPr>
             <w:r>
               <w:rPr>
                 <w:rFonts w:ascii="Calibri" w:hAnsi="Calibri" w:eastAsia="微软雅黑"/>
@@ -2148,6 +2520,274 @@
         </w:tblBorders>
       </w:tblPr>
       <w:tblGrid>
+        <w:gridCol w:w="1757"/>
+        <w:gridCol w:w="1757"/>
+        <w:gridCol w:w="1757"/>
+        <w:gridCol w:w="1757"/>
+        <w:gridCol w:w="1757"/>
+        <w:gridCol w:w="1757"/>
+      </w:tblGrid>
+      <w:tr>
+        <w:tc>
+          <w:tcPr>
+            <w:tcW w:type="dxa" w:w="1757"/>
+          </w:tcPr>
+          <w:p>
+            <w:pPr>
+              <w:spacing w:after="0"/>
+              <w:jc w:val="center"/>
+            </w:pPr>
+            <w:r>
+              <w:rPr>
+                <w:rFonts w:ascii="Calibri" w:hAnsi="Calibri" w:eastAsia="微软雅黑"/>
+                <w:b w:val="0"/>
+                <w:color w:val="F0F7F2"/>
+                <w:sz w:val="26"/>
+              </w:rPr>
+              <w:t>Two or three days</w:t>
+            </w:r>
+          </w:p>
+        </w:tc>
+        <w:tc>
+          <w:tcPr>
+            <w:tcW w:type="dxa" w:w="1757"/>
+          </w:tcPr>
+          <w:p>
+            <w:pPr>
+              <w:spacing w:after="0"/>
+              <w:jc w:val="center"/>
+            </w:pPr>
+            <w:r>
+              <w:rPr>
+                <w:rFonts w:ascii="Calibri" w:hAnsi="Calibri" w:eastAsia="微软雅黑"/>
+                <w:b w:val="0"/>
+                <w:color w:val="F0F7F2"/>
+                <w:sz w:val="26"/>
+              </w:rPr>
+              <w:t>later</w:t>
+            </w:r>
+          </w:p>
+        </w:tc>
+        <w:tc>
+          <w:tcPr>
+            <w:tcW w:type="dxa" w:w="1757"/>
+          </w:tcPr>
+          <w:p>
+            <w:pPr>
+              <w:spacing w:after="0"/>
+              <w:jc w:val="center"/>
+            </w:pPr>
+            <w:r>
+              <w:rPr>
+                <w:rFonts w:ascii="Calibri" w:hAnsi="Calibri" w:eastAsia="微软雅黑"/>
+                <w:b w:val="0"/>
+                <w:color w:val="F0F7F2"/>
+                <w:sz w:val="26"/>
+              </w:rPr>
+              <w:t>a</w:t>
+            </w:r>
+          </w:p>
+        </w:tc>
+        <w:tc>
+          <w:tcPr>
+            <w:tcW w:type="dxa" w:w="1757"/>
+          </w:tcPr>
+          <w:p>
+            <w:pPr>
+              <w:spacing w:after="0"/>
+              <w:jc w:val="center"/>
+            </w:pPr>
+            <w:r>
+              <w:rPr>
+                <w:rFonts w:ascii="Calibri" w:hAnsi="Calibri" w:eastAsia="微软雅黑"/>
+                <w:b/>
+                <w:color w:val="FCA5A5"/>
+                <w:sz w:val="26"/>
+              </w:rPr>
+              <w:t>fungal</w:t>
+            </w:r>
+          </w:p>
+        </w:tc>
+        <w:tc>
+          <w:tcPr>
+            <w:tcW w:type="dxa" w:w="1757"/>
+          </w:tcPr>
+          <w:p>
+            <w:pPr>
+              <w:spacing w:after="0"/>
+              <w:jc w:val="center"/>
+            </w:pPr>
+            <w:r>
+              <w:rPr>
+                <w:rFonts w:ascii="Calibri" w:hAnsi="Calibri" w:eastAsia="微软雅黑"/>
+                <w:b w:val="0"/>
+                <w:color w:val="F0F7F2"/>
+                <w:sz w:val="26"/>
+              </w:rPr>
+              <w:t>stalk</w:t>
+            </w:r>
+          </w:p>
+        </w:tc>
+        <w:tc>
+          <w:tcPr>
+            <w:tcW w:type="dxa" w:w="1757"/>
+          </w:tcPr>
+          <w:p>
+            <w:pPr>
+              <w:spacing w:after="0"/>
+              <w:jc w:val="center"/>
+            </w:pPr>
+            <w:r>
+              <w:rPr>
+                <w:rFonts w:ascii="Calibri" w:hAnsi="Calibri" w:eastAsia="微软雅黑"/>
+                <w:b w:val="0"/>
+                <w:color w:val="F0F7F2"/>
+                <w:sz w:val="26"/>
+              </w:rPr>
+              <w:t>pushes from its head</w:t>
+            </w:r>
+          </w:p>
+        </w:tc>
+      </w:tr>
+      <w:tr>
+        <w:tc>
+          <w:tcPr>
+            <w:tcW w:type="dxa" w:w="1757"/>
+          </w:tcPr>
+          <w:p>
+            <w:pPr>
+              <w:spacing w:after="0"/>
+              <w:jc w:val="center"/>
+            </w:pPr>
+            <w:r>
+              <w:rPr>
+                <w:rFonts w:ascii="Calibri" w:hAnsi="Calibri" w:eastAsia="微软雅黑"/>
+                <w:b w:val="0"/>
+                <w:color w:val="AAC4B6"/>
+                <w:sz w:val="21"/>
+              </w:rPr>
+              <w:t>两三天</w:t>
+            </w:r>
+          </w:p>
+        </w:tc>
+        <w:tc>
+          <w:tcPr>
+            <w:tcW w:type="dxa" w:w="1757"/>
+          </w:tcPr>
+          <w:p>
+            <w:pPr>
+              <w:spacing w:after="0"/>
+              <w:jc w:val="center"/>
+            </w:pPr>
+            <w:r>
+              <w:rPr>
+                <w:rFonts w:ascii="Calibri" w:hAnsi="Calibri" w:eastAsia="微软雅黑"/>
+                <w:b w:val="0"/>
+                <w:color w:val="AAC4B6"/>
+                <w:sz w:val="21"/>
+              </w:rPr>
+              <w:t>后，</w:t>
+            </w:r>
+          </w:p>
+        </w:tc>
+        <w:tc>
+          <w:tcPr>
+            <w:tcW w:type="dxa" w:w="1757"/>
+          </w:tcPr>
+          <w:p>
+            <w:pPr>
+              <w:spacing w:after="0"/>
+              <w:jc w:val="center"/>
+            </w:pPr>
+            <w:r>
+              <w:rPr>
+                <w:rFonts w:ascii="Calibri" w:hAnsi="Calibri" w:eastAsia="微软雅黑"/>
+                <w:b w:val="0"/>
+                <w:color w:val="AAC4B6"/>
+                <w:sz w:val="21"/>
+              </w:rPr>
+              <w:t>一根</w:t>
+            </w:r>
+          </w:p>
+        </w:tc>
+        <w:tc>
+          <w:tcPr>
+            <w:tcW w:type="dxa" w:w="1757"/>
+          </w:tcPr>
+          <w:p>
+            <w:pPr>
+              <w:spacing w:after="0"/>
+              <w:jc w:val="center"/>
+            </w:pPr>
+            <w:r>
+              <w:rPr>
+                <w:rFonts w:ascii="Calibri" w:hAnsi="Calibri" w:eastAsia="微软雅黑"/>
+                <w:b/>
+                <w:color w:val="FCA5A5"/>
+                <w:sz w:val="21"/>
+              </w:rPr>
+              <w:t>真菌</w:t>
+            </w:r>
+          </w:p>
+        </w:tc>
+        <w:tc>
+          <w:tcPr>
+            <w:tcW w:type="dxa" w:w="1757"/>
+          </w:tcPr>
+          <w:p>
+            <w:pPr>
+              <w:spacing w:after="0"/>
+              <w:jc w:val="center"/>
+            </w:pPr>
+            <w:r>
+              <w:rPr>
+                <w:rFonts w:ascii="Calibri" w:hAnsi="Calibri" w:eastAsia="微软雅黑"/>
+                <w:b w:val="0"/>
+                <w:color w:val="AAC4B6"/>
+                <w:sz w:val="21"/>
+              </w:rPr>
+              <w:t>菌柄</w:t>
+            </w:r>
+          </w:p>
+        </w:tc>
+        <w:tc>
+          <w:tcPr>
+            <w:tcW w:type="dxa" w:w="1757"/>
+          </w:tcPr>
+          <w:p>
+            <w:pPr>
+              <w:spacing w:after="0"/>
+              <w:jc w:val="center"/>
+            </w:pPr>
+            <w:r>
+              <w:rPr>
+                <w:rFonts w:ascii="Calibri" w:hAnsi="Calibri" w:eastAsia="微软雅黑"/>
+                <w:b w:val="0"/>
+                <w:color w:val="AAC4B6"/>
+                <w:sz w:val="21"/>
+              </w:rPr>
+              <w:t>从它头部顶出，</w:t>
+            </w:r>
+          </w:p>
+        </w:tc>
+      </w:tr>
+    </w:tbl>
+    <w:tbl>
+      <w:tblPr>
+        <w:tblW w:type="auto" w:w="0"/>
+        <w:jc w:val="center"/>
+        <w:tblLayout w:type="autofit"/>
+        <w:tblLook w:firstColumn="1" w:firstRow="1" w:lastColumn="0" w:lastRow="0" w:noHBand="0" w:noVBand="1" w:val="04A0"/>
+        <w:tblBorders>
+          <w:top w:val="nil"/>
+          <w:left w:val="nil"/>
+          <w:bottom w:val="nil"/>
+          <w:right w:val="nil"/>
+          <w:insideH w:val="nil"/>
+          <w:insideV w:val="nil"/>
+        </w:tblBorders>
+      </w:tblPr>
+      <w:tblGrid>
         <w:gridCol w:w="3513"/>
         <w:gridCol w:w="3513"/>
         <w:gridCol w:w="3513"/>
@@ -2169,7 +2809,25 @@
                 <w:color w:val="F0F7F2"/>
                 <w:sz w:val="26"/>
               </w:rPr>
-              <w:t>Two or three days later</w:t>
+              <w:t xml:space="preserve">and releases </w:t>
+            </w:r>
+            <w:r>
+              <w:rPr>
+                <w:rFonts w:ascii="Calibri" w:hAnsi="Calibri" w:eastAsia="微软雅黑"/>
+                <w:b/>
+                <w:color w:val="FBBF24"/>
+                <w:sz w:val="26"/>
+              </w:rPr>
+              <w:t>infectious</w:t>
+            </w:r>
+            <w:r>
+              <w:rPr>
+                <w:rFonts w:ascii="Calibri" w:hAnsi="Calibri" w:eastAsia="微软雅黑"/>
+                <w:b w:val="0"/>
+                <w:color w:val="F0F7F2"/>
+                <w:sz w:val="26"/>
+              </w:rPr>
+              <w:t xml:space="preserve"> spores</w:t>
             </w:r>
           </w:p>
         </w:tc>
@@ -2189,25 +2847,7 @@
                 <w:color w:val="F0F7F2"/>
                 <w:sz w:val="26"/>
               </w:rPr>
-              <w:t xml:space="preserve">a </w:t>
-            </w:r>
-            <w:r>
-              <w:rPr>
-                <w:rFonts w:ascii="Calibri" w:hAnsi="Calibri" w:eastAsia="微软雅黑"/>
-                <w:b/>
-                <w:color w:val="FCA5A5"/>
-                <w:sz w:val="26"/>
-              </w:rPr>
-              <w:t>fungal</w:t>
-            </w:r>
-            <w:r>
-              <w:rPr>
-                <w:rFonts w:ascii="Calibri" w:hAnsi="Calibri" w:eastAsia="微软雅黑"/>
-                <w:b w:val="0"/>
-                <w:color w:val="F0F7F2"/>
-                <w:sz w:val="26"/>
-              </w:rPr>
-              <w:t xml:space="preserve"> stalk</w:t>
+              <w:t>on to</w:t>
             </w:r>
           </w:p>
         </w:tc>
@@ -2227,7 +2867,7 @@
                 <w:color w:val="F0F7F2"/>
                 <w:sz w:val="26"/>
               </w:rPr>
-              <w:t>pushes from its head</w:t>
+              <w:t>the ground below,</w:t>
             </w:r>
           </w:p>
         </w:tc>
@@ -2249,7 +2889,43 @@
                 <w:color w:val="AAC4B6"/>
                 <w:sz w:val="21"/>
               </w:rPr>
-              <w:t>两三天后，</w:t>
+              <w:t>将</w:t>
+            </w:r>
+            <w:r>
+              <w:rPr>
+                <w:rFonts w:ascii="Calibri" w:hAnsi="Calibri" w:eastAsia="微软雅黑"/>
+                <w:b w:val="0"/>
+                <w:color w:val="AAC4B6"/>
+                <w:sz w:val="21"/>
+              </w:rPr>
+              <w:t xml:space="preserve"> </w:t>
+            </w:r>
+            <w:r>
+              <w:rPr>
+                <w:rFonts w:ascii="Calibri" w:hAnsi="Calibri" w:eastAsia="微软雅黑"/>
+                <w:b/>
+                <w:color w:val="FBBF24"/>
+                <w:sz w:val="21"/>
+              </w:rPr>
+              <w:t>具有传染性的</w:t>
+            </w:r>
+            <w:r>
+              <w:rPr>
+                <w:rFonts w:ascii="Calibri" w:hAnsi="Calibri" w:eastAsia="微软雅黑"/>
+                <w:b w:val="0"/>
+                <w:color w:val="AAC4B6"/>
+                <w:sz w:val="21"/>
+              </w:rPr>
+              <w:t xml:space="preserve"> </w:t>
+            </w:r>
+            <w:r>
+              <w:rPr>
+                <w:rFonts w:ascii="Calibri" w:hAnsi="Calibri" w:eastAsia="微软雅黑"/>
+                <w:b w:val="0"/>
+                <w:color w:val="AAC4B6"/>
+                <w:sz w:val="21"/>
+              </w:rPr>
+              <w:t>孢子释放</w:t>
             </w:r>
           </w:p>
         </w:tc>
@@ -2269,43 +2945,7 @@
                 <w:color w:val="AAC4B6"/>
                 <w:sz w:val="21"/>
               </w:rPr>
-              <w:t>一根</w:t>
-            </w:r>
-            <w:r>
-              <w:rPr>
-                <w:rFonts w:ascii="Calibri" w:hAnsi="Calibri" w:eastAsia="微软雅黑"/>
-                <w:b w:val="0"/>
-                <w:color w:val="AAC4B6"/>
-                <w:sz w:val="21"/>
-              </w:rPr>
-              <w:t xml:space="preserve"> </w:t>
-            </w:r>
-            <w:r>
-              <w:rPr>
-                <w:rFonts w:ascii="Calibri" w:hAnsi="Calibri" w:eastAsia="微软雅黑"/>
-                <w:b/>
-                <w:color w:val="FCA5A5"/>
-                <w:sz w:val="21"/>
-              </w:rPr>
-              <w:t>真菌</w:t>
-            </w:r>
-            <w:r>
-              <w:rPr>
-                <w:rFonts w:ascii="Calibri" w:hAnsi="Calibri" w:eastAsia="微软雅黑"/>
-                <w:b w:val="0"/>
-                <w:color w:val="AAC4B6"/>
-                <w:sz w:val="21"/>
-              </w:rPr>
-              <w:t xml:space="preserve"> </w:t>
-            </w:r>
-            <w:r>
-              <w:rPr>
-                <w:rFonts w:ascii="Calibri" w:hAnsi="Calibri" w:eastAsia="微软雅黑"/>
-                <w:b w:val="0"/>
-                <w:color w:val="AAC4B6"/>
-                <w:sz w:val="21"/>
-              </w:rPr>
-              <w:t>菌柄</w:t>
+              <w:t>到</w:t>
             </w:r>
           </w:p>
         </w:tc>
@@ -2325,7 +2965,7 @@
                 <w:color w:val="AAC4B6"/>
                 <w:sz w:val="21"/>
               </w:rPr>
-              <w:t>从它头部顶出，</w:t>
+              <w:t>下方的地面上，</w:t>
             </w:r>
           </w:p>
         </w:tc>
@@ -2347,12 +2987,15 @@
         </w:tblBorders>
       </w:tblPr>
       <w:tblGrid>
-        <w:gridCol w:w="10540"/>
+        <w:gridCol w:w="2635"/>
+        <w:gridCol w:w="2635"/>
+        <w:gridCol w:w="2635"/>
+        <w:gridCol w:w="2635"/>
       </w:tblGrid>
       <w:tr>
         <w:tc>
           <w:tcPr>
-            <w:tcW w:type="dxa" w:w="10540"/>
+            <w:tcW w:type="dxa" w:w="2635"/>
           </w:tcPr>
           <w:p>
             <w:pPr>
@@ -2366,17 +3009,19 @@
                 <w:color w:val="F0F7F2"/>
                 <w:sz w:val="26"/>
               </w:rPr>
-              <w:t xml:space="preserve">and releases </w:t>
-            </w:r>
-            <w:r>
-              <w:rPr>
-                <w:rFonts w:ascii="Calibri" w:hAnsi="Calibri" w:eastAsia="微软雅黑"/>
-                <w:b/>
-                <w:color w:val="FBBF24"/>
-                <w:sz w:val="26"/>
-              </w:rPr>
-              <w:t>infectious</w:t>
-            </w:r>
+              <w:t>where</w:t>
+            </w:r>
+          </w:p>
+        </w:tc>
+        <w:tc>
+          <w:tcPr>
+            <w:tcW w:type="dxa" w:w="2635"/>
+          </w:tcPr>
+          <w:p>
+            <w:pPr>
+              <w:spacing w:after="0"/>
+              <w:jc w:val="center"/>
+            </w:pPr>
             <w:r>
               <w:rPr>
                 <w:rFonts w:ascii="Calibri" w:hAnsi="Calibri" w:eastAsia="微软雅黑"/>
@@ -2384,7 +3029,56 @@
                 <w:color w:val="F0F7F2"/>
                 <w:sz w:val="26"/>
               </w:rPr>
-              <w:t xml:space="preserve"> spores on to the ground below,</w:t>
+              <w:t>foraging</w:t>
+            </w:r>
+          </w:p>
+        </w:tc>
+        <w:tc>
+          <w:tcPr>
+            <w:tcW w:type="dxa" w:w="2635"/>
+          </w:tcPr>
+          <w:p>
+            <w:pPr>
+              <w:spacing w:after="0"/>
+              <w:jc w:val="center"/>
+            </w:pPr>
+            <w:r>
+              <w:rPr>
+                <w:rFonts w:ascii="Calibri" w:hAnsi="Calibri" w:eastAsia="微软雅黑"/>
+                <w:b w:val="0"/>
+                <w:color w:val="F0F7F2"/>
+                <w:sz w:val="26"/>
+              </w:rPr>
+              <w:t>ants</w:t>
+            </w:r>
+          </w:p>
+        </w:tc>
+        <w:tc>
+          <w:tcPr>
+            <w:tcW w:type="dxa" w:w="2635"/>
+          </w:tcPr>
+          <w:p>
+            <w:pPr>
+              <w:spacing w:after="0"/>
+              <w:jc w:val="center"/>
+            </w:pPr>
+            <w:r>
+              <w:rPr>
+                <w:rFonts w:ascii="Calibri" w:hAnsi="Calibri" w:eastAsia="微软雅黑"/>
+                <w:b/>
+                <w:color w:val="38BDF8"/>
+                <w:sz w:val="26"/>
+              </w:rPr>
+              <w:t>tread</w:t>
+            </w:r>
+            <w:r>
+              <w:rPr>
+                <w:rFonts w:ascii="Calibri" w:hAnsi="Calibri" w:eastAsia="微软雅黑"/>
+                <w:b w:val="0"/>
+                <w:color w:val="F0F7F2"/>
+                <w:sz w:val="26"/>
+              </w:rPr>
+              <w:t>.</w:t>
             </w:r>
           </w:p>
         </w:tc>
@@ -2392,7 +3086,7 @@
       <w:tr>
         <w:tc>
           <w:tcPr>
-            <w:tcW w:type="dxa" w:w="10540"/>
+            <w:tcW w:type="dxa" w:w="2635"/>
           </w:tcPr>
           <w:p>
             <w:pPr>
@@ -2406,70 +3100,13 @@
                 <w:color w:val="AAC4B6"/>
                 <w:sz w:val="21"/>
               </w:rPr>
-              <w:t>将</w:t>
-            </w:r>
-            <w:r>
-              <w:rPr>
-                <w:rFonts w:ascii="Calibri" w:hAnsi="Calibri" w:eastAsia="微软雅黑"/>
-                <w:b w:val="0"/>
-                <w:color w:val="AAC4B6"/>
-                <w:sz w:val="21"/>
-              </w:rPr>
-              <w:t xml:space="preserve"> </w:t>
-            </w:r>
-            <w:r>
-              <w:rPr>
-                <w:rFonts w:ascii="Calibri" w:hAnsi="Calibri" w:eastAsia="微软雅黑"/>
-                <w:b/>
-                <w:color w:val="FBBF24"/>
-                <w:sz w:val="21"/>
-              </w:rPr>
-              <w:t>具有传染性的</w:t>
-            </w:r>
-            <w:r>
-              <w:rPr>
-                <w:rFonts w:ascii="Calibri" w:hAnsi="Calibri" w:eastAsia="微软雅黑"/>
-                <w:b w:val="0"/>
-                <w:color w:val="AAC4B6"/>
-                <w:sz w:val="21"/>
-              </w:rPr>
-              <w:t xml:space="preserve"> </w:t>
-            </w:r>
-            <w:r>
-              <w:rPr>
-                <w:rFonts w:ascii="Calibri" w:hAnsi="Calibri" w:eastAsia="微软雅黑"/>
-                <w:b w:val="0"/>
-                <w:color w:val="AAC4B6"/>
-                <w:sz w:val="21"/>
-              </w:rPr>
-              <w:t>孢子释放到下方的地面上，</w:t>
+              <w:t>那里有</w:t>
             </w:r>
           </w:p>
         </w:tc>
-      </w:tr>
-    </w:tbl>
-    <w:tbl>
-      <w:tblPr>
-        <w:tblW w:type="auto" w:w="0"/>
-        <w:jc w:val="center"/>
-        <w:tblLayout w:type="autofit"/>
-        <w:tblLook w:firstColumn="1" w:firstRow="1" w:lastColumn="0" w:lastRow="0" w:noHBand="0" w:noVBand="1" w:val="04A0"/>
-        <w:tblBorders>
-          <w:top w:val="nil"/>
-          <w:left w:val="nil"/>
-          <w:bottom w:val="nil"/>
-          <w:right w:val="nil"/>
-          <w:insideH w:val="nil"/>
-          <w:insideV w:val="nil"/>
-        </w:tblBorders>
-      </w:tblPr>
-      <w:tblGrid>
-        <w:gridCol w:w="10540"/>
-      </w:tblGrid>
-      <w:tr>
         <w:tc>
           <w:tcPr>
-            <w:tcW w:type="dxa" w:w="10540"/>
+            <w:tcW w:type="dxa" w:w="2635"/>
           </w:tcPr>
           <w:p>
             <w:pPr>
@@ -2480,36 +3117,16 @@
               <w:rPr>
                 <w:rFonts w:ascii="Calibri" w:hAnsi="Calibri" w:eastAsia="微软雅黑"/>
                 <w:b w:val="0"/>
-                <w:color w:val="F0F7F2"/>
-                <w:sz w:val="26"/>
-              </w:rPr>
-              <w:t xml:space="preserve">where foraging ants </w:t>
-            </w:r>
-            <w:r>
-              <w:rPr>
-                <w:rFonts w:ascii="Calibri" w:hAnsi="Calibri" w:eastAsia="微软雅黑"/>
-                <w:b/>
-                <w:color w:val="38BDF8"/>
-                <w:sz w:val="26"/>
-              </w:rPr>
-              <w:t>tread</w:t>
-            </w:r>
-            <w:r>
-              <w:rPr>
-                <w:rFonts w:ascii="Calibri" w:hAnsi="Calibri" w:eastAsia="微软雅黑"/>
-                <w:b w:val="0"/>
-                <w:color w:val="F0F7F2"/>
-                <w:sz w:val="26"/>
-              </w:rPr>
-              <w:t>.</w:t>
+                <w:color w:val="AAC4B6"/>
+                <w:sz w:val="21"/>
+              </w:rPr>
+              <w:t>觅食的</w:t>
             </w:r>
           </w:p>
         </w:tc>
-      </w:tr>
-      <w:tr>
         <w:tc>
           <w:tcPr>
-            <w:tcW w:type="dxa" w:w="10540"/>
+            <w:tcW w:type="dxa" w:w="2635"/>
           </w:tcPr>
           <w:p>
             <w:pPr>
@@ -2523,17 +3140,19 @@
                 <w:color w:val="AAC4B6"/>
                 <w:sz w:val="21"/>
               </w:rPr>
-              <w:t>那里有觅食的蚂蚁</w:t>
-            </w:r>
-            <w:r>
-              <w:rPr>
-                <w:rFonts w:ascii="Calibri" w:hAnsi="Calibri" w:eastAsia="微软雅黑"/>
-                <w:b w:val="0"/>
-                <w:color w:val="AAC4B6"/>
-                <w:sz w:val="21"/>
-              </w:rPr>
-              <w:t xml:space="preserve"> </w:t>
-            </w:r>
+              <w:t>蚂蚁</w:t>
+            </w:r>
+          </w:p>
+        </w:tc>
+        <w:tc>
+          <w:tcPr>
+            <w:tcW w:type="dxa" w:w="2635"/>
+          </w:tcPr>
+          <w:p>
+            <w:pPr>
+              <w:spacing w:after="0"/>
+              <w:jc w:val="center"/>
+            </w:pPr>
             <w:r>
               <w:rPr>
                 <w:rFonts w:ascii="Calibri" w:hAnsi="Calibri" w:eastAsia="微软雅黑"/>
@@ -2924,13 +3543,15 @@
         </w:tblBorders>
       </w:tblPr>
       <w:tblGrid>
-        <w:gridCol w:w="5270"/>
-        <w:gridCol w:w="5270"/>
+        <w:gridCol w:w="2635"/>
+        <w:gridCol w:w="2635"/>
+        <w:gridCol w:w="2635"/>
+        <w:gridCol w:w="2635"/>
       </w:tblGrid>
       <w:tr>
         <w:tc>
           <w:tcPr>
-            <w:tcW w:type="dxa" w:w="5270"/>
+            <w:tcW w:type="dxa" w:w="2635"/>
           </w:tcPr>
           <w:p>
             <w:pPr>
@@ -2944,13 +3565,13 @@
                 <w:color w:val="F0F7F2"/>
                 <w:sz w:val="26"/>
               </w:rPr>
-              <w:t>David Hughes and colleagues</w:t>
+              <w:t>David Hughes</w:t>
             </w:r>
           </w:p>
         </w:tc>
         <w:tc>
           <w:tcPr>
-            <w:tcW w:type="dxa" w:w="5270"/>
+            <w:tcW w:type="dxa" w:w="2635"/>
           </w:tcPr>
           <w:p>
             <w:pPr>
@@ -2964,6 +3585,46 @@
                 <w:color w:val="F0F7F2"/>
                 <w:sz w:val="26"/>
               </w:rPr>
+              <w:t>and</w:t>
+            </w:r>
+          </w:p>
+        </w:tc>
+        <w:tc>
+          <w:tcPr>
+            <w:tcW w:type="dxa" w:w="2635"/>
+          </w:tcPr>
+          <w:p>
+            <w:pPr>
+              <w:spacing w:after="0"/>
+              <w:jc w:val="center"/>
+            </w:pPr>
+            <w:r>
+              <w:rPr>
+                <w:rFonts w:ascii="Calibri" w:hAnsi="Calibri" w:eastAsia="微软雅黑"/>
+                <w:b w:val="0"/>
+                <w:color w:val="F0F7F2"/>
+                <w:sz w:val="26"/>
+              </w:rPr>
+              <w:t>colleagues</w:t>
+            </w:r>
+          </w:p>
+        </w:tc>
+        <w:tc>
+          <w:tcPr>
+            <w:tcW w:type="dxa" w:w="2635"/>
+          </w:tcPr>
+          <w:p>
+            <w:pPr>
+              <w:spacing w:after="0"/>
+              <w:jc w:val="center"/>
+            </w:pPr>
+            <w:r>
+              <w:rPr>
+                <w:rFonts w:ascii="Calibri" w:hAnsi="Calibri" w:eastAsia="微软雅黑"/>
+                <w:b w:val="0"/>
+                <w:color w:val="F0F7F2"/>
+                <w:sz w:val="26"/>
+              </w:rPr>
               <w:t>found</w:t>
             </w:r>
           </w:p>
@@ -2972,7 +3633,7 @@
       <w:tr>
         <w:tc>
           <w:tcPr>
-            <w:tcW w:type="dxa" w:w="5270"/>
+            <w:tcW w:type="dxa" w:w="2635"/>
           </w:tcPr>
           <w:p>
             <w:pPr>
@@ -2986,13 +3647,53 @@
                 <w:color w:val="AAC4B6"/>
                 <w:sz w:val="21"/>
               </w:rPr>
-              <w:t>戴维·休斯和同事</w:t>
+              <w:t>戴维·休斯</w:t>
             </w:r>
           </w:p>
         </w:tc>
         <w:tc>
           <w:tcPr>
-            <w:tcW w:type="dxa" w:w="5270"/>
+            <w:tcW w:type="dxa" w:w="2635"/>
+          </w:tcPr>
+          <w:p>
+            <w:pPr>
+              <w:spacing w:after="0"/>
+              <w:jc w:val="center"/>
+            </w:pPr>
+            <w:r>
+              <w:rPr>
+                <w:rFonts w:ascii="Calibri" w:hAnsi="Calibri" w:eastAsia="微软雅黑"/>
+                <w:b w:val="0"/>
+                <w:color w:val="AAC4B6"/>
+                <w:sz w:val="21"/>
+              </w:rPr>
+              <w:t>和</w:t>
+            </w:r>
+          </w:p>
+        </w:tc>
+        <w:tc>
+          <w:tcPr>
+            <w:tcW w:type="dxa" w:w="2635"/>
+          </w:tcPr>
+          <w:p>
+            <w:pPr>
+              <w:spacing w:after="0"/>
+              <w:jc w:val="center"/>
+            </w:pPr>
+            <w:r>
+              <w:rPr>
+                <w:rFonts w:ascii="Calibri" w:hAnsi="Calibri" w:eastAsia="微软雅黑"/>
+                <w:b w:val="0"/>
+                <w:color w:val="AAC4B6"/>
+                <w:sz w:val="21"/>
+              </w:rPr>
+              <w:t>同事</w:t>
+            </w:r>
+          </w:p>
+        </w:tc>
+        <w:tc>
+          <w:tcPr>
+            <w:tcW w:type="dxa" w:w="2635"/>
           </w:tcPr>
           <w:p>
             <w:pPr>
@@ -3028,13 +3729,15 @@
         </w:tblBorders>
       </w:tblPr>
       <w:tblGrid>
-        <w:gridCol w:w="5270"/>
-        <w:gridCol w:w="5270"/>
+        <w:gridCol w:w="2635"/>
+        <w:gridCol w:w="2635"/>
+        <w:gridCol w:w="2635"/>
+        <w:gridCol w:w="2635"/>
       </w:tblGrid>
       <w:tr>
         <w:tc>
           <w:tcPr>
-            <w:tcW w:type="dxa" w:w="5270"/>
+            <w:tcW w:type="dxa" w:w="2635"/>
           </w:tcPr>
           <w:p>
             <w:pPr>
@@ -3063,7 +3766,7 @@
         </w:tc>
         <w:tc>
           <w:tcPr>
-            <w:tcW w:type="dxa" w:w="5270"/>
+            <w:tcW w:type="dxa" w:w="2635"/>
           </w:tcPr>
           <w:p>
             <w:pPr>
@@ -3077,7 +3780,47 @@
                 <w:color w:val="F0F7F2"/>
                 <w:sz w:val="26"/>
               </w:rPr>
-              <w:t xml:space="preserve">mostly on the </w:t>
+              <w:t>mostly</w:t>
+            </w:r>
+          </w:p>
+        </w:tc>
+        <w:tc>
+          <w:tcPr>
+            <w:tcW w:type="dxa" w:w="2635"/>
+          </w:tcPr>
+          <w:p>
+            <w:pPr>
+              <w:spacing w:after="0"/>
+              <w:jc w:val="center"/>
+            </w:pPr>
+            <w:r>
+              <w:rPr>
+                <w:rFonts w:ascii="Calibri" w:hAnsi="Calibri" w:eastAsia="微软雅黑"/>
+                <w:b w:val="0"/>
+                <w:color w:val="F0F7F2"/>
+                <w:sz w:val="26"/>
+              </w:rPr>
+              <w:t>on</w:t>
+            </w:r>
+          </w:p>
+        </w:tc>
+        <w:tc>
+          <w:tcPr>
+            <w:tcW w:type="dxa" w:w="2635"/>
+          </w:tcPr>
+          <w:p>
+            <w:pPr>
+              <w:spacing w:after="0"/>
+              <w:jc w:val="center"/>
+            </w:pPr>
+            <w:r>
+              <w:rPr>
+                <w:rFonts w:ascii="Calibri" w:hAnsi="Calibri" w:eastAsia="微软雅黑"/>
+                <w:b w:val="0"/>
+                <w:color w:val="F0F7F2"/>
+                <w:sz w:val="26"/>
+              </w:rPr>
+              <w:t xml:space="preserve">the </w:t>
             </w:r>
             <w:r>
               <w:rPr>
@@ -3103,7 +3846,7 @@
       <w:tr>
         <w:tc>
           <w:tcPr>
-            <w:tcW w:type="dxa" w:w="5270"/>
+            <w:tcW w:type="dxa" w:w="2635"/>
           </w:tcPr>
           <w:p>
             <w:pPr>
@@ -3141,7 +3884,7 @@
         </w:tc>
         <w:tc>
           <w:tcPr>
-            <w:tcW w:type="dxa" w:w="5270"/>
+            <w:tcW w:type="dxa" w:w="2635"/>
           </w:tcPr>
           <w:p>
             <w:pPr>
@@ -3155,7 +3898,47 @@
                 <w:color w:val="AAC4B6"/>
                 <w:sz w:val="21"/>
               </w:rPr>
-              <w:t>大多在植物的</w:t>
+              <w:t>大多</w:t>
+            </w:r>
+          </w:p>
+        </w:tc>
+        <w:tc>
+          <w:tcPr>
+            <w:tcW w:type="dxa" w:w="2635"/>
+          </w:tcPr>
+          <w:p>
+            <w:pPr>
+              <w:spacing w:after="0"/>
+              <w:jc w:val="center"/>
+            </w:pPr>
+            <w:r>
+              <w:rPr>
+                <w:rFonts w:ascii="Calibri" w:hAnsi="Calibri" w:eastAsia="微软雅黑"/>
+                <w:b w:val="0"/>
+                <w:color w:val="AAC4B6"/>
+                <w:sz w:val="21"/>
+              </w:rPr>
+              <w:t>在</w:t>
+            </w:r>
+          </w:p>
+        </w:tc>
+        <w:tc>
+          <w:tcPr>
+            <w:tcW w:type="dxa" w:w="2635"/>
+          </w:tcPr>
+          <w:p>
+            <w:pPr>
+              <w:spacing w:after="0"/>
+              <w:jc w:val="center"/>
+            </w:pPr>
+            <w:r>
+              <w:rPr>
+                <w:rFonts w:ascii="Calibri" w:hAnsi="Calibri" w:eastAsia="微软雅黑"/>
+                <w:b w:val="0"/>
+                <w:color w:val="AAC4B6"/>
+                <w:sz w:val="21"/>
+              </w:rPr>
+              <w:t>植物的</w:t>
             </w:r>
             <w:r>
               <w:rPr>
@@ -3213,13 +3996,18 @@
         </w:tblBorders>
       </w:tblPr>
       <w:tblGrid>
-        <w:gridCol w:w="5270"/>
-        <w:gridCol w:w="5270"/>
+        <w:gridCol w:w="1506"/>
+        <w:gridCol w:w="1506"/>
+        <w:gridCol w:w="1506"/>
+        <w:gridCol w:w="1506"/>
+        <w:gridCol w:w="1506"/>
+        <w:gridCol w:w="1506"/>
+        <w:gridCol w:w="1506"/>
       </w:tblGrid>
       <w:tr>
         <w:tc>
           <w:tcPr>
-            <w:tcW w:type="dxa" w:w="5270"/>
+            <w:tcW w:type="dxa" w:w="1506"/>
           </w:tcPr>
           <w:p>
             <w:pPr>
@@ -3233,22 +4021,13 @@
                 <w:color w:val="F0F7F2"/>
                 <w:sz w:val="26"/>
               </w:rPr>
-              <w:t xml:space="preserve">where the air is </w:t>
-            </w:r>
-            <w:r>
-              <w:rPr>
-                <w:rFonts w:ascii="Calibri" w:hAnsi="Calibri" w:eastAsia="微软雅黑"/>
-                <w:b/>
-                <w:color w:val="FCA5A5"/>
-                <w:sz w:val="26"/>
-              </w:rPr>
-              <w:t>humid</w:t>
+              <w:t>where</w:t>
             </w:r>
           </w:p>
         </w:tc>
         <w:tc>
           <w:tcPr>
-            <w:tcW w:type="dxa" w:w="5270"/>
+            <w:tcW w:type="dxa" w:w="1506"/>
           </w:tcPr>
           <w:p>
             <w:pPr>
@@ -3262,7 +4041,116 @@
                 <w:color w:val="F0F7F2"/>
                 <w:sz w:val="26"/>
               </w:rPr>
-              <w:t>and the temperature suits the fungus.</w:t>
+              <w:t>the air</w:t>
+            </w:r>
+          </w:p>
+        </w:tc>
+        <w:tc>
+          <w:tcPr>
+            <w:tcW w:type="dxa" w:w="1506"/>
+          </w:tcPr>
+          <w:p>
+            <w:pPr>
+              <w:spacing w:after="0"/>
+              <w:jc w:val="center"/>
+            </w:pPr>
+            <w:r>
+              <w:rPr>
+                <w:rFonts w:ascii="Calibri" w:hAnsi="Calibri" w:eastAsia="微软雅黑"/>
+                <w:b w:val="0"/>
+                <w:color w:val="F0F7F2"/>
+                <w:sz w:val="26"/>
+              </w:rPr>
+              <w:t xml:space="preserve">is </w:t>
+            </w:r>
+            <w:r>
+              <w:rPr>
+                <w:rFonts w:ascii="Calibri" w:hAnsi="Calibri" w:eastAsia="微软雅黑"/>
+                <w:b/>
+                <w:color w:val="FCA5A5"/>
+                <w:sz w:val="26"/>
+              </w:rPr>
+              <w:t>humid</w:t>
+            </w:r>
+          </w:p>
+        </w:tc>
+        <w:tc>
+          <w:tcPr>
+            <w:tcW w:type="dxa" w:w="1506"/>
+          </w:tcPr>
+          <w:p>
+            <w:pPr>
+              <w:spacing w:after="0"/>
+              <w:jc w:val="center"/>
+            </w:pPr>
+            <w:r>
+              <w:rPr>
+                <w:rFonts w:ascii="Calibri" w:hAnsi="Calibri" w:eastAsia="微软雅黑"/>
+                <w:b w:val="0"/>
+                <w:color w:val="F0F7F2"/>
+                <w:sz w:val="26"/>
+              </w:rPr>
+              <w:t>and</w:t>
+            </w:r>
+          </w:p>
+        </w:tc>
+        <w:tc>
+          <w:tcPr>
+            <w:tcW w:type="dxa" w:w="1506"/>
+          </w:tcPr>
+          <w:p>
+            <w:pPr>
+              <w:spacing w:after="0"/>
+              <w:jc w:val="center"/>
+            </w:pPr>
+            <w:r>
+              <w:rPr>
+                <w:rFonts w:ascii="Calibri" w:hAnsi="Calibri" w:eastAsia="微软雅黑"/>
+                <w:b w:val="0"/>
+                <w:color w:val="F0F7F2"/>
+                <w:sz w:val="26"/>
+              </w:rPr>
+              <w:t>the temperature</w:t>
+            </w:r>
+          </w:p>
+        </w:tc>
+        <w:tc>
+          <w:tcPr>
+            <w:tcW w:type="dxa" w:w="1506"/>
+          </w:tcPr>
+          <w:p>
+            <w:pPr>
+              <w:spacing w:after="0"/>
+              <w:jc w:val="center"/>
+            </w:pPr>
+            <w:r>
+              <w:rPr>
+                <w:rFonts w:ascii="Calibri" w:hAnsi="Calibri" w:eastAsia="微软雅黑"/>
+                <w:b w:val="0"/>
+                <w:color w:val="F0F7F2"/>
+                <w:sz w:val="26"/>
+              </w:rPr>
+              <w:t>suits</w:t>
+            </w:r>
+          </w:p>
+        </w:tc>
+        <w:tc>
+          <w:tcPr>
+            <w:tcW w:type="dxa" w:w="1506"/>
+          </w:tcPr>
+          <w:p>
+            <w:pPr>
+              <w:spacing w:after="0"/>
+              <w:jc w:val="center"/>
+            </w:pPr>
+            <w:r>
+              <w:rPr>
+                <w:rFonts w:ascii="Calibri" w:hAnsi="Calibri" w:eastAsia="微软雅黑"/>
+                <w:b w:val="0"/>
+                <w:color w:val="F0F7F2"/>
+                <w:sz w:val="26"/>
+              </w:rPr>
+              <w:t>the fungus.</w:t>
             </w:r>
           </w:p>
         </w:tc>
@@ -3270,7 +4158,7 @@
       <w:tr>
         <w:tc>
           <w:tcPr>
-            <w:tcW w:type="dxa" w:w="5270"/>
+            <w:tcW w:type="dxa" w:w="1506"/>
           </w:tcPr>
           <w:p>
             <w:pPr>
@@ -3284,40 +4172,13 @@
                 <w:color w:val="AAC4B6"/>
                 <w:sz w:val="21"/>
               </w:rPr>
-              <w:t>那里空气</w:t>
-            </w:r>
-            <w:r>
-              <w:rPr>
-                <w:rFonts w:ascii="Calibri" w:hAnsi="Calibri" w:eastAsia="微软雅黑"/>
-                <w:b w:val="0"/>
-                <w:color w:val="AAC4B6"/>
-                <w:sz w:val="21"/>
-              </w:rPr>
-              <w:t xml:space="preserve"> </w:t>
-            </w:r>
-            <w:r>
-              <w:rPr>
-                <w:rFonts w:ascii="Calibri" w:hAnsi="Calibri" w:eastAsia="微软雅黑"/>
-                <w:b/>
-                <w:color w:val="FCA5A5"/>
-                <w:sz w:val="21"/>
-              </w:rPr>
-              <w:t>潮湿</w:t>
-            </w:r>
-            <w:r>
-              <w:rPr>
-                <w:rFonts w:ascii="Calibri" w:hAnsi="Calibri" w:eastAsia="微软雅黑"/>
-                <w:b w:val="0"/>
-                <w:color w:val="AAC4B6"/>
-                <w:sz w:val="21"/>
-              </w:rPr>
-              <w:t>，</w:t>
+              <w:t>那里</w:t>
             </w:r>
           </w:p>
         </w:tc>
         <w:tc>
           <w:tcPr>
-            <w:tcW w:type="dxa" w:w="5270"/>
+            <w:tcW w:type="dxa" w:w="1506"/>
           </w:tcPr>
           <w:p>
             <w:pPr>
@@ -3331,7 +4192,116 @@
                 <w:color w:val="AAC4B6"/>
                 <w:sz w:val="21"/>
               </w:rPr>
-              <w:t>且温度适宜真菌。</w:t>
+              <w:t>空气</w:t>
+            </w:r>
+          </w:p>
+        </w:tc>
+        <w:tc>
+          <w:tcPr>
+            <w:tcW w:type="dxa" w:w="1506"/>
+          </w:tcPr>
+          <w:p>
+            <w:pPr>
+              <w:spacing w:after="0"/>
+              <w:jc w:val="center"/>
+            </w:pPr>
+            <w:r>
+              <w:rPr>
+                <w:rFonts w:ascii="Calibri" w:hAnsi="Calibri" w:eastAsia="微软雅黑"/>
+                <w:b/>
+                <w:color w:val="FCA5A5"/>
+                <w:sz w:val="21"/>
+              </w:rPr>
+              <w:t>潮湿</w:t>
+            </w:r>
+            <w:r>
+              <w:rPr>
+                <w:rFonts w:ascii="Calibri" w:hAnsi="Calibri" w:eastAsia="微软雅黑"/>
+                <w:b w:val="0"/>
+                <w:color w:val="AAC4B6"/>
+                <w:sz w:val="21"/>
+              </w:rPr>
+              <w:t>，</w:t>
+            </w:r>
+          </w:p>
+        </w:tc>
+        <w:tc>
+          <w:tcPr>
+            <w:tcW w:type="dxa" w:w="1506"/>
+          </w:tcPr>
+          <w:p>
+            <w:pPr>
+              <w:spacing w:after="0"/>
+              <w:jc w:val="center"/>
+            </w:pPr>
+            <w:r>
+              <w:rPr>
+                <w:rFonts w:ascii="Calibri" w:hAnsi="Calibri" w:eastAsia="微软雅黑"/>
+                <w:b w:val="0"/>
+                <w:color w:val="AAC4B6"/>
+                <w:sz w:val="21"/>
+              </w:rPr>
+              <w:t>且</w:t>
+            </w:r>
+          </w:p>
+        </w:tc>
+        <w:tc>
+          <w:tcPr>
+            <w:tcW w:type="dxa" w:w="1506"/>
+          </w:tcPr>
+          <w:p>
+            <w:pPr>
+              <w:spacing w:after="0"/>
+              <w:jc w:val="center"/>
+            </w:pPr>
+            <w:r>
+              <w:rPr>
+                <w:rFonts w:ascii="Calibri" w:hAnsi="Calibri" w:eastAsia="微软雅黑"/>
+                <w:b w:val="0"/>
+                <w:color w:val="AAC4B6"/>
+                <w:sz w:val="21"/>
+              </w:rPr>
+              <w:t>温度</w:t>
+            </w:r>
+          </w:p>
+        </w:tc>
+        <w:tc>
+          <w:tcPr>
+            <w:tcW w:type="dxa" w:w="1506"/>
+          </w:tcPr>
+          <w:p>
+            <w:pPr>
+              <w:spacing w:after="0"/>
+              <w:jc w:val="center"/>
+            </w:pPr>
+            <w:r>
+              <w:rPr>
+                <w:rFonts w:ascii="Calibri" w:hAnsi="Calibri" w:eastAsia="微软雅黑"/>
+                <w:b w:val="0"/>
+                <w:color w:val="AAC4B6"/>
+                <w:sz w:val="21"/>
+              </w:rPr>
+              <w:t>适宜</w:t>
+            </w:r>
+          </w:p>
+        </w:tc>
+        <w:tc>
+          <w:tcPr>
+            <w:tcW w:type="dxa" w:w="1506"/>
+          </w:tcPr>
+          <w:p>
+            <w:pPr>
+              <w:spacing w:after="0"/>
+              <w:jc w:val="center"/>
+            </w:pPr>
+            <w:r>
+              <w:rPr>
+                <w:rFonts w:ascii="Calibri" w:hAnsi="Calibri" w:eastAsia="微软雅黑"/>
+                <w:b w:val="0"/>
+                <w:color w:val="AAC4B6"/>
+                <w:sz w:val="21"/>
+              </w:rPr>
+              <w:t>真菌。</w:t>
             </w:r>
           </w:p>
         </w:tc>
@@ -3591,14 +4561,15 @@
         </w:tblBorders>
       </w:tblPr>
       <w:tblGrid>
-        <w:gridCol w:w="3513"/>
-        <w:gridCol w:w="3513"/>
-        <w:gridCol w:w="3513"/>
+        <w:gridCol w:w="2635"/>
+        <w:gridCol w:w="2635"/>
+        <w:gridCol w:w="2635"/>
+        <w:gridCol w:w="2635"/>
       </w:tblGrid>
       <w:tr>
         <w:tc>
           <w:tcPr>
-            <w:tcW w:type="dxa" w:w="3513"/>
+            <w:tcW w:type="dxa" w:w="2635"/>
           </w:tcPr>
           <w:p>
             <w:pPr>
@@ -3612,13 +4583,13 @@
                 <w:color w:val="F0F7F2"/>
                 <w:sz w:val="26"/>
               </w:rPr>
-              <w:t>Placed on the ground,</w:t>
+              <w:t>Placed</w:t>
             </w:r>
           </w:p>
         </w:tc>
         <w:tc>
           <w:tcPr>
-            <w:tcW w:type="dxa" w:w="3513"/>
+            <w:tcW w:type="dxa" w:w="2635"/>
           </w:tcPr>
           <w:p>
             <w:pPr>
@@ -3632,13 +4603,13 @@
                 <w:color w:val="F0F7F2"/>
                 <w:sz w:val="26"/>
               </w:rPr>
-              <w:t>the bodies</w:t>
+              <w:t>on the ground,</w:t>
             </w:r>
           </w:p>
         </w:tc>
         <w:tc>
           <w:tcPr>
-            <w:tcW w:type="dxa" w:w="3513"/>
+            <w:tcW w:type="dxa" w:w="2635"/>
           </w:tcPr>
           <w:p>
             <w:pPr>
@@ -3648,6 +4619,26 @@
             <w:r>
               <w:rPr>
                 <w:rFonts w:ascii="Calibri" w:hAnsi="Calibri" w:eastAsia="微软雅黑"/>
+                <w:b w:val="0"/>
+                <w:color w:val="F0F7F2"/>
+                <w:sz w:val="26"/>
+              </w:rPr>
+              <w:t>the bodies</w:t>
+            </w:r>
+          </w:p>
+        </w:tc>
+        <w:tc>
+          <w:tcPr>
+            <w:tcW w:type="dxa" w:w="2635"/>
+          </w:tcPr>
+          <w:p>
+            <w:pPr>
+              <w:spacing w:after="0"/>
+              <w:jc w:val="center"/>
+            </w:pPr>
+            <w:r>
+              <w:rPr>
+                <w:rFonts w:ascii="Calibri" w:hAnsi="Calibri" w:eastAsia="微软雅黑"/>
                 <w:b/>
                 <w:color w:val="38BDF8"/>
                 <w:sz w:val="26"/>
@@ -3669,7 +4660,7 @@
       <w:tr>
         <w:tc>
           <w:tcPr>
-            <w:tcW w:type="dxa" w:w="3513"/>
+            <w:tcW w:type="dxa" w:w="2635"/>
           </w:tcPr>
           <w:p>
             <w:pPr>
@@ -3683,13 +4674,13 @@
                 <w:color w:val="AAC4B6"/>
                 <w:sz w:val="21"/>
               </w:rPr>
-              <w:t>放在地面上，</w:t>
+              <w:t>放</w:t>
             </w:r>
           </w:p>
         </w:tc>
         <w:tc>
           <w:tcPr>
-            <w:tcW w:type="dxa" w:w="3513"/>
+            <w:tcW w:type="dxa" w:w="2635"/>
           </w:tcPr>
           <w:p>
             <w:pPr>
@@ -3703,13 +4694,33 @@
                 <w:color w:val="AAC4B6"/>
                 <w:sz w:val="21"/>
               </w:rPr>
-              <w:t>尸体则</w:t>
+              <w:t>在地面上，</w:t>
             </w:r>
           </w:p>
         </w:tc>
         <w:tc>
           <w:tcPr>
-            <w:tcW w:type="dxa" w:w="3513"/>
+            <w:tcW w:type="dxa" w:w="2635"/>
+          </w:tcPr>
+          <w:p>
+            <w:pPr>
+              <w:spacing w:after="0"/>
+              <w:jc w:val="center"/>
+            </w:pPr>
+            <w:r>
+              <w:rPr>
+                <w:rFonts w:ascii="Calibri" w:hAnsi="Calibri" w:eastAsia="微软雅黑"/>
+                <w:b w:val="0"/>
+                <w:color w:val="AAC4B6"/>
+                <w:sz w:val="21"/>
+              </w:rPr>
+              <w:t>尸体则</w:t>
+            </w:r>
+          </w:p>
+        </w:tc>
+        <w:tc>
+          <w:tcPr>
+            <w:tcW w:type="dxa" w:w="2635"/>
           </w:tcPr>
           <w:p>
             <w:pPr>
@@ -3776,14 +4787,15 @@
         </w:tblBorders>
       </w:tblPr>
       <w:tblGrid>
-        <w:gridCol w:w="3513"/>
-        <w:gridCol w:w="3513"/>
-        <w:gridCol w:w="3513"/>
+        <w:gridCol w:w="2635"/>
+        <w:gridCol w:w="2635"/>
+        <w:gridCol w:w="2635"/>
+        <w:gridCol w:w="2635"/>
       </w:tblGrid>
       <w:tr>
         <w:tc>
           <w:tcPr>
-            <w:tcW w:type="dxa" w:w="3513"/>
+            <w:tcW w:type="dxa" w:w="2635"/>
           </w:tcPr>
           <w:p>
             <w:pPr>
@@ -3803,7 +4815,7 @@
         </w:tc>
         <w:tc>
           <w:tcPr>
-            <w:tcW w:type="dxa" w:w="3513"/>
+            <w:tcW w:type="dxa" w:w="2635"/>
           </w:tcPr>
           <w:p>
             <w:pPr>
@@ -3823,7 +4835,7 @@
         </w:tc>
         <w:tc>
           <w:tcPr>
-            <w:tcW w:type="dxa" w:w="3513"/>
+            <w:tcW w:type="dxa" w:w="2635"/>
           </w:tcPr>
           <w:p>
             <w:pPr>
@@ -3837,7 +4849,27 @@
                 <w:color w:val="F0F7F2"/>
                 <w:sz w:val="26"/>
               </w:rPr>
-              <w:t>examined infected ants</w:t>
+              <w:t>examined</w:t>
+            </w:r>
+          </w:p>
+        </w:tc>
+        <w:tc>
+          <w:tcPr>
+            <w:tcW w:type="dxa" w:w="2635"/>
+          </w:tcPr>
+          <w:p>
+            <w:pPr>
+              <w:spacing w:after="0"/>
+              <w:jc w:val="center"/>
+            </w:pPr>
+            <w:r>
+              <w:rPr>
+                <w:rFonts w:ascii="Calibri" w:hAnsi="Calibri" w:eastAsia="微软雅黑"/>
+                <w:b w:val="0"/>
+                <w:color w:val="F0F7F2"/>
+                <w:sz w:val="26"/>
+              </w:rPr>
+              <w:t>infected ants</w:t>
             </w:r>
           </w:p>
         </w:tc>
@@ -3845,7 +4877,7 @@
       <w:tr>
         <w:tc>
           <w:tcPr>
-            <w:tcW w:type="dxa" w:w="3513"/>
+            <w:tcW w:type="dxa" w:w="2635"/>
           </w:tcPr>
           <w:p>
             <w:pPr>
@@ -3865,7 +4897,7 @@
         </w:tc>
         <w:tc>
           <w:tcPr>
-            <w:tcW w:type="dxa" w:w="3513"/>
+            <w:tcW w:type="dxa" w:w="2635"/>
           </w:tcPr>
           <w:p>
             <w:pPr>
@@ -3885,7 +4917,7 @@
         </w:tc>
         <w:tc>
           <w:tcPr>
-            <w:tcW w:type="dxa" w:w="3513"/>
+            <w:tcW w:type="dxa" w:w="2635"/>
           </w:tcPr>
           <w:p>
             <w:pPr>
@@ -3899,7 +4931,27 @@
                 <w:color w:val="AAC4B6"/>
                 <w:sz w:val="21"/>
               </w:rPr>
-              <w:t>检查了受感染的蚂蚁，</w:t>
+              <w:t>检查了</w:t>
+            </w:r>
+          </w:p>
+        </w:tc>
+        <w:tc>
+          <w:tcPr>
+            <w:tcW w:type="dxa" w:w="2635"/>
+          </w:tcPr>
+          <w:p>
+            <w:pPr>
+              <w:spacing w:after="0"/>
+              <w:jc w:val="center"/>
+            </w:pPr>
+            <w:r>
+              <w:rPr>
+                <w:rFonts w:ascii="Calibri" w:hAnsi="Calibri" w:eastAsia="微软雅黑"/>
+                <w:b w:val="0"/>
+                <w:color w:val="AAC4B6"/>
+                <w:sz w:val="21"/>
+              </w:rPr>
+              <w:t>受感染的蚂蚁，</w:t>
             </w:r>
           </w:p>
         </w:tc>
@@ -3921,12 +4973,15 @@
         </w:tblBorders>
       </w:tblPr>
       <w:tblGrid>
-        <w:gridCol w:w="10540"/>
+        <w:gridCol w:w="2635"/>
+        <w:gridCol w:w="2635"/>
+        <w:gridCol w:w="2635"/>
+        <w:gridCol w:w="2635"/>
       </w:tblGrid>
       <w:tr>
         <w:tc>
           <w:tcPr>
-            <w:tcW w:type="dxa" w:w="10540"/>
+            <w:tcW w:type="dxa" w:w="2635"/>
           </w:tcPr>
           <w:p>
             <w:pPr>
@@ -3940,8 +4995,19 @@
                 <w:color w:val="F0F7F2"/>
                 <w:sz w:val="26"/>
               </w:rPr>
-              <w:t xml:space="preserve">with </w:t>
-            </w:r>
+              <w:t>with</w:t>
+            </w:r>
+          </w:p>
+        </w:tc>
+        <w:tc>
+          <w:tcPr>
+            <w:tcW w:type="dxa" w:w="2635"/>
+          </w:tcPr>
+          <w:p>
+            <w:pPr>
+              <w:spacing w:after="0"/>
+              <w:jc w:val="center"/>
+            </w:pPr>
             <w:r>
               <w:rPr>
                 <w:rFonts w:ascii="Calibri" w:hAnsi="Calibri" w:eastAsia="微软雅黑"/>
@@ -3951,6 +5017,37 @@
               </w:rPr>
               <w:t>three-dimensional</w:t>
             </w:r>
+          </w:p>
+        </w:tc>
+        <w:tc>
+          <w:tcPr>
+            <w:tcW w:type="dxa" w:w="2635"/>
+          </w:tcPr>
+          <w:p>
+            <w:pPr>
+              <w:spacing w:after="0"/>
+              <w:jc w:val="center"/>
+            </w:pPr>
+            <w:r>
+              <w:rPr>
+                <w:rFonts w:ascii="Calibri" w:hAnsi="Calibri" w:eastAsia="微软雅黑"/>
+                <w:b/>
+                <w:color w:val="BEF264"/>
+                <w:sz w:val="26"/>
+              </w:rPr>
+              <w:t>microscope</w:t>
+            </w:r>
+          </w:p>
+        </w:tc>
+        <w:tc>
+          <w:tcPr>
+            <w:tcW w:type="dxa" w:w="2635"/>
+          </w:tcPr>
+          <w:p>
+            <w:pPr>
+              <w:spacing w:after="0"/>
+              <w:jc w:val="center"/>
+            </w:pPr>
             <w:r>
               <w:rPr>
                 <w:rFonts w:ascii="Calibri" w:hAnsi="Calibri" w:eastAsia="微软雅黑"/>
@@ -3958,25 +5055,7 @@
                 <w:color w:val="F0F7F2"/>
                 <w:sz w:val="26"/>
               </w:rPr>
-              <w:t xml:space="preserve"> </w:t>
-            </w:r>
-            <w:r>
-              <w:rPr>
-                <w:rFonts w:ascii="Calibri" w:hAnsi="Calibri" w:eastAsia="微软雅黑"/>
-                <w:b/>
-                <w:color w:val="BEF264"/>
-                <w:sz w:val="26"/>
-              </w:rPr>
-              <w:t>microscope</w:t>
-            </w:r>
-            <w:r>
-              <w:rPr>
-                <w:rFonts w:ascii="Calibri" w:hAnsi="Calibri" w:eastAsia="微软雅黑"/>
-                <w:b w:val="0"/>
-                <w:color w:val="F0F7F2"/>
-                <w:sz w:val="26"/>
-              </w:rPr>
-              <w:t xml:space="preserve"> imaging.</w:t>
+              <w:t>imaging.</w:t>
             </w:r>
           </w:p>
         </w:tc>
@@ -3984,7 +5063,7 @@
       <w:tr>
         <w:tc>
           <w:tcPr>
-            <w:tcW w:type="dxa" w:w="10540"/>
+            <w:tcW w:type="dxa" w:w="2635"/>
           </w:tcPr>
           <w:p>
             <w:pPr>
@@ -4000,15 +5079,17 @@
               </w:rPr>
               <w:t>用的是</w:t>
             </w:r>
-            <w:r>
-              <w:rPr>
-                <w:rFonts w:ascii="Calibri" w:hAnsi="Calibri" w:eastAsia="微软雅黑"/>
-                <w:b w:val="0"/>
-                <w:color w:val="AAC4B6"/>
-                <w:sz w:val="21"/>
-              </w:rPr>
-              <w:t xml:space="preserve"> </w:t>
-            </w:r>
+          </w:p>
+        </w:tc>
+        <w:tc>
+          <w:tcPr>
+            <w:tcW w:type="dxa" w:w="2635"/>
+          </w:tcPr>
+          <w:p>
+            <w:pPr>
+              <w:spacing w:after="0"/>
+              <w:jc w:val="center"/>
+            </w:pPr>
             <w:r>
               <w:rPr>
                 <w:rFonts w:ascii="Calibri" w:hAnsi="Calibri" w:eastAsia="微软雅黑"/>
@@ -4018,15 +5099,17 @@
               </w:rPr>
               <w:t>三维</w:t>
             </w:r>
-            <w:r>
-              <w:rPr>
-                <w:rFonts w:ascii="Calibri" w:hAnsi="Calibri" w:eastAsia="微软雅黑"/>
-                <w:b w:val="0"/>
-                <w:color w:val="AAC4B6"/>
-                <w:sz w:val="21"/>
-              </w:rPr>
-              <w:t xml:space="preserve"> </w:t>
-            </w:r>
+          </w:p>
+        </w:tc>
+        <w:tc>
+          <w:tcPr>
+            <w:tcW w:type="dxa" w:w="2635"/>
+          </w:tcPr>
+          <w:p>
+            <w:pPr>
+              <w:spacing w:after="0"/>
+              <w:jc w:val="center"/>
+            </w:pPr>
             <w:r>
               <w:rPr>
                 <w:rFonts w:ascii="Calibri" w:hAnsi="Calibri" w:eastAsia="微软雅黑"/>
@@ -4036,15 +5119,17 @@
               </w:rPr>
               <w:t>显微镜</w:t>
             </w:r>
-            <w:r>
-              <w:rPr>
-                <w:rFonts w:ascii="Calibri" w:hAnsi="Calibri" w:eastAsia="微软雅黑"/>
-                <w:b w:val="0"/>
-                <w:color w:val="AAC4B6"/>
-                <w:sz w:val="21"/>
-              </w:rPr>
-              <w:t xml:space="preserve"> </w:t>
-            </w:r>
+          </w:p>
+        </w:tc>
+        <w:tc>
+          <w:tcPr>
+            <w:tcW w:type="dxa" w:w="2635"/>
+          </w:tcPr>
+          <w:p>
+            <w:pPr>
+              <w:spacing w:after="0"/>
+              <w:jc w:val="center"/>
+            </w:pPr>
             <w:r>
               <w:rPr>
                 <w:rFonts w:ascii="Calibri" w:hAnsi="Calibri" w:eastAsia="微软雅黑"/>
@@ -4079,13 +5164,16 @@
         </w:tblBorders>
       </w:tblPr>
       <w:tblGrid>
-        <w:gridCol w:w="5270"/>
-        <w:gridCol w:w="5270"/>
+        <w:gridCol w:w="2108"/>
+        <w:gridCol w:w="2108"/>
+        <w:gridCol w:w="2108"/>
+        <w:gridCol w:w="2108"/>
+        <w:gridCol w:w="2108"/>
       </w:tblGrid>
       <w:tr>
         <w:tc>
           <w:tcPr>
-            <w:tcW w:type="dxa" w:w="5270"/>
+            <w:tcW w:type="dxa" w:w="2108"/>
           </w:tcPr>
           <w:p>
             <w:pPr>
@@ -4099,13 +5187,13 @@
                 <w:color w:val="F0F7F2"/>
                 <w:sz w:val="26"/>
               </w:rPr>
-              <w:t>Fungal cells</w:t>
+              <w:t>Fungal</w:t>
             </w:r>
           </w:p>
         </w:tc>
         <w:tc>
           <w:tcPr>
-            <w:tcW w:type="dxa" w:w="5270"/>
+            <w:tcW w:type="dxa" w:w="2108"/>
           </w:tcPr>
           <w:p>
             <w:pPr>
@@ -4119,7 +5207,47 @@
                 <w:color w:val="F0F7F2"/>
                 <w:sz w:val="26"/>
               </w:rPr>
-              <w:t xml:space="preserve">had formed an </w:t>
+              <w:t>cells</w:t>
+            </w:r>
+          </w:p>
+        </w:tc>
+        <w:tc>
+          <w:tcPr>
+            <w:tcW w:type="dxa" w:w="2108"/>
+          </w:tcPr>
+          <w:p>
+            <w:pPr>
+              <w:spacing w:after="0"/>
+              <w:jc w:val="center"/>
+            </w:pPr>
+            <w:r>
+              <w:rPr>
+                <w:rFonts w:ascii="Calibri" w:hAnsi="Calibri" w:eastAsia="微软雅黑"/>
+                <w:b w:val="0"/>
+                <w:color w:val="F0F7F2"/>
+                <w:sz w:val="26"/>
+              </w:rPr>
+              <w:t>had formed</w:t>
+            </w:r>
+          </w:p>
+        </w:tc>
+        <w:tc>
+          <w:tcPr>
+            <w:tcW w:type="dxa" w:w="2108"/>
+          </w:tcPr>
+          <w:p>
+            <w:pPr>
+              <w:spacing w:after="0"/>
+              <w:jc w:val="center"/>
+            </w:pPr>
+            <w:r>
+              <w:rPr>
+                <w:rFonts w:ascii="Calibri" w:hAnsi="Calibri" w:eastAsia="微软雅黑"/>
+                <w:b w:val="0"/>
+                <w:color w:val="F0F7F2"/>
+                <w:sz w:val="26"/>
+              </w:rPr>
+              <w:t xml:space="preserve">an </w:t>
             </w:r>
             <w:r>
               <w:rPr>
@@ -4130,15 +5258,17 @@
               </w:rPr>
               <w:t>intertwined</w:t>
             </w:r>
-            <w:r>
-              <w:rPr>
-                <w:rFonts w:ascii="Calibri" w:hAnsi="Calibri" w:eastAsia="微软雅黑"/>
-                <w:b w:val="0"/>
-                <w:color w:val="F0F7F2"/>
-                <w:sz w:val="26"/>
-              </w:rPr>
-              <w:t xml:space="preserve"> </w:t>
-            </w:r>
+          </w:p>
+        </w:tc>
+        <w:tc>
+          <w:tcPr>
+            <w:tcW w:type="dxa" w:w="2108"/>
+          </w:tcPr>
+          <w:p>
+            <w:pPr>
+              <w:spacing w:after="0"/>
+              <w:jc w:val="center"/>
+            </w:pPr>
             <w:r>
               <w:rPr>
                 <w:rFonts w:ascii="Calibri" w:hAnsi="Calibri" w:eastAsia="微软雅黑"/>
@@ -4154,7 +5284,7 @@
       <w:tr>
         <w:tc>
           <w:tcPr>
-            <w:tcW w:type="dxa" w:w="5270"/>
+            <w:tcW w:type="dxa" w:w="2108"/>
           </w:tcPr>
           <w:p>
             <w:pPr>
@@ -4168,13 +5298,13 @@
                 <w:color w:val="AAC4B6"/>
                 <w:sz w:val="21"/>
               </w:rPr>
-              <w:t>真菌细胞</w:t>
+              <w:t>真菌</w:t>
             </w:r>
           </w:p>
         </w:tc>
         <w:tc>
           <w:tcPr>
-            <w:tcW w:type="dxa" w:w="5270"/>
+            <w:tcW w:type="dxa" w:w="2108"/>
           </w:tcPr>
           <w:p>
             <w:pPr>
@@ -4188,8 +5318,19 @@
                 <w:color w:val="AAC4B6"/>
                 <w:sz w:val="21"/>
               </w:rPr>
-              <w:t>形成了</w:t>
-            </w:r>
+              <w:t>细胞</w:t>
+            </w:r>
+          </w:p>
+        </w:tc>
+        <w:tc>
+          <w:tcPr>
+            <w:tcW w:type="dxa" w:w="2108"/>
+          </w:tcPr>
+          <w:p>
+            <w:pPr>
+              <w:spacing w:after="0"/>
+              <w:jc w:val="center"/>
+            </w:pPr>
             <w:r>
               <w:rPr>
                 <w:rFonts w:ascii="Calibri" w:hAnsi="Calibri" w:eastAsia="微软雅黑"/>
@@ -4197,8 +5338,19 @@
                 <w:color w:val="AAC4B6"/>
                 <w:sz w:val="21"/>
               </w:rPr>
-              <w:t xml:space="preserve"> </w:t>
-            </w:r>
+              <w:t>形成了</w:t>
+            </w:r>
+          </w:p>
+        </w:tc>
+        <w:tc>
+          <w:tcPr>
+            <w:tcW w:type="dxa" w:w="2108"/>
+          </w:tcPr>
+          <w:p>
+            <w:pPr>
+              <w:spacing w:after="0"/>
+              <w:jc w:val="center"/>
+            </w:pPr>
             <w:r>
               <w:rPr>
                 <w:rFonts w:ascii="Calibri" w:hAnsi="Calibri" w:eastAsia="微软雅黑"/>
@@ -4208,15 +5360,17 @@
               </w:rPr>
               <w:t>相互交织的</w:t>
             </w:r>
-            <w:r>
-              <w:rPr>
-                <w:rFonts w:ascii="Calibri" w:hAnsi="Calibri" w:eastAsia="微软雅黑"/>
-                <w:b w:val="0"/>
-                <w:color w:val="AAC4B6"/>
-                <w:sz w:val="21"/>
-              </w:rPr>
-              <w:t xml:space="preserve"> </w:t>
-            </w:r>
+          </w:p>
+        </w:tc>
+        <w:tc>
+          <w:tcPr>
+            <w:tcW w:type="dxa" w:w="2108"/>
+          </w:tcPr>
+          <w:p>
+            <w:pPr>
+              <w:spacing w:after="0"/>
+              <w:jc w:val="center"/>
+            </w:pPr>
             <w:r>
               <w:rPr>
                 <w:rFonts w:ascii="Calibri" w:hAnsi="Calibri" w:eastAsia="微软雅黑"/>
@@ -4492,14 +5646,16 @@
         </w:tblBorders>
       </w:tblPr>
       <w:tblGrid>
-        <w:gridCol w:w="3513"/>
-        <w:gridCol w:w="3513"/>
-        <w:gridCol w:w="3513"/>
+        <w:gridCol w:w="2108"/>
+        <w:gridCol w:w="2108"/>
+        <w:gridCol w:w="2108"/>
+        <w:gridCol w:w="2108"/>
+        <w:gridCol w:w="2108"/>
       </w:tblGrid>
       <w:tr>
         <w:tc>
           <w:tcPr>
-            <w:tcW w:type="dxa" w:w="3513"/>
+            <w:tcW w:type="dxa" w:w="2108"/>
           </w:tcPr>
           <w:p>
             <w:pPr>
@@ -4519,7 +5675,7 @@
         </w:tc>
         <w:tc>
           <w:tcPr>
-            <w:tcW w:type="dxa" w:w="3513"/>
+            <w:tcW w:type="dxa" w:w="2108"/>
           </w:tcPr>
           <w:p>
             <w:pPr>
@@ -4539,7 +5695,7 @@
         </w:tc>
         <w:tc>
           <w:tcPr>
-            <w:tcW w:type="dxa" w:w="3513"/>
+            <w:tcW w:type="dxa" w:w="2108"/>
           </w:tcPr>
           <w:p>
             <w:pPr>
@@ -4553,8 +5709,19 @@
                 <w:color w:val="F0F7F2"/>
                 <w:sz w:val="26"/>
               </w:rPr>
-              <w:t xml:space="preserve">had not </w:t>
-            </w:r>
+              <w:t>had not</w:t>
+            </w:r>
+          </w:p>
+        </w:tc>
+        <w:tc>
+          <w:tcPr>
+            <w:tcW w:type="dxa" w:w="2108"/>
+          </w:tcPr>
+          <w:p>
+            <w:pPr>
+              <w:spacing w:after="0"/>
+              <w:jc w:val="center"/>
+            </w:pPr>
             <w:r>
               <w:rPr>
                 <w:rFonts w:ascii="Calibri" w:hAnsi="Calibri" w:eastAsia="微软雅黑"/>
@@ -4564,6 +5731,17 @@
               </w:rPr>
               <w:t>infiltrated</w:t>
             </w:r>
+          </w:p>
+        </w:tc>
+        <w:tc>
+          <w:tcPr>
+            <w:tcW w:type="dxa" w:w="2108"/>
+          </w:tcPr>
+          <w:p>
+            <w:pPr>
+              <w:spacing w:after="0"/>
+              <w:jc w:val="center"/>
+            </w:pPr>
             <w:r>
               <w:rPr>
                 <w:rFonts w:ascii="Calibri" w:hAnsi="Calibri" w:eastAsia="微软雅黑"/>
@@ -4571,7 +5749,7 @@
                 <w:color w:val="F0F7F2"/>
                 <w:sz w:val="26"/>
               </w:rPr>
-              <w:t xml:space="preserve"> the brain.</w:t>
+              <w:t>the brain.</w:t>
             </w:r>
           </w:p>
         </w:tc>
@@ -4579,7 +5757,7 @@
       <w:tr>
         <w:tc>
           <w:tcPr>
-            <w:tcW w:type="dxa" w:w="3513"/>
+            <w:tcW w:type="dxa" w:w="2108"/>
           </w:tcPr>
           <w:p>
             <w:pPr>
@@ -4599,7 +5777,7 @@
         </w:tc>
         <w:tc>
           <w:tcPr>
-            <w:tcW w:type="dxa" w:w="3513"/>
+            <w:tcW w:type="dxa" w:w="2108"/>
           </w:tcPr>
           <w:p>
             <w:pPr>
@@ -4619,7 +5797,7 @@
         </w:tc>
         <w:tc>
           <w:tcPr>
-            <w:tcW w:type="dxa" w:w="3513"/>
+            <w:tcW w:type="dxa" w:w="2108"/>
           </w:tcPr>
           <w:p>
             <w:pPr>
@@ -4635,15 +5813,17 @@
               </w:rPr>
               <w:t>尚未</w:t>
             </w:r>
-            <w:r>
-              <w:rPr>
-                <w:rFonts w:ascii="Calibri" w:hAnsi="Calibri" w:eastAsia="微软雅黑"/>
-                <w:b w:val="0"/>
-                <w:color w:val="AAC4B6"/>
-                <w:sz w:val="21"/>
-              </w:rPr>
-              <w:t xml:space="preserve"> </w:t>
-            </w:r>
+          </w:p>
+        </w:tc>
+        <w:tc>
+          <w:tcPr>
+            <w:tcW w:type="dxa" w:w="2108"/>
+          </w:tcPr>
+          <w:p>
+            <w:pPr>
+              <w:spacing w:after="0"/>
+              <w:jc w:val="center"/>
+            </w:pPr>
             <w:r>
               <w:rPr>
                 <w:rFonts w:ascii="Calibri" w:hAnsi="Calibri" w:eastAsia="微软雅黑"/>
@@ -4653,15 +5833,17 @@
               </w:rPr>
               <w:t>渗入</w:t>
             </w:r>
-            <w:r>
-              <w:rPr>
-                <w:rFonts w:ascii="Calibri" w:hAnsi="Calibri" w:eastAsia="微软雅黑"/>
-                <w:b w:val="0"/>
-                <w:color w:val="AAC4B6"/>
-                <w:sz w:val="21"/>
-              </w:rPr>
-              <w:t xml:space="preserve"> </w:t>
-            </w:r>
+          </w:p>
+        </w:tc>
+        <w:tc>
+          <w:tcPr>
+            <w:tcW w:type="dxa" w:w="2108"/>
+          </w:tcPr>
+          <w:p>
+            <w:pPr>
+              <w:spacing w:after="0"/>
+              <w:jc w:val="center"/>
+            </w:pPr>
             <w:r>
               <w:rPr>
                 <w:rFonts w:ascii="Calibri" w:hAnsi="Calibri" w:eastAsia="微软雅黑"/>
@@ -4697,6 +5879,210 @@
         </w:tblBorders>
       </w:tblPr>
       <w:tblGrid>
+        <w:gridCol w:w="2635"/>
+        <w:gridCol w:w="2635"/>
+        <w:gridCol w:w="2635"/>
+        <w:gridCol w:w="2635"/>
+      </w:tblGrid>
+      <w:tr>
+        <w:tc>
+          <w:tcPr>
+            <w:tcW w:type="dxa" w:w="2635"/>
+          </w:tcPr>
+          <w:p>
+            <w:pPr>
+              <w:spacing w:after="0"/>
+              <w:jc w:val="center"/>
+            </w:pPr>
+            <w:r>
+              <w:rPr>
+                <w:rFonts w:ascii="Calibri" w:hAnsi="Calibri" w:eastAsia="微软雅黑"/>
+                <w:b w:val="0"/>
+                <w:color w:val="F0F7F2"/>
+                <w:sz w:val="26"/>
+              </w:rPr>
+              <w:t>A Planet Earth episode,</w:t>
+            </w:r>
+          </w:p>
+        </w:tc>
+        <w:tc>
+          <w:tcPr>
+            <w:tcW w:type="dxa" w:w="2635"/>
+          </w:tcPr>
+          <w:p>
+            <w:pPr>
+              <w:spacing w:after="0"/>
+              <w:jc w:val="center"/>
+            </w:pPr>
+            <w:r>
+              <w:rPr>
+                <w:rFonts w:ascii="Calibri" w:hAnsi="Calibri" w:eastAsia="微软雅黑"/>
+                <w:b w:val="0"/>
+                <w:color w:val="F0F7F2"/>
+                <w:sz w:val="26"/>
+              </w:rPr>
+              <w:t>with</w:t>
+            </w:r>
+          </w:p>
+        </w:tc>
+        <w:tc>
+          <w:tcPr>
+            <w:tcW w:type="dxa" w:w="2635"/>
+          </w:tcPr>
+          <w:p>
+            <w:pPr>
+              <w:spacing w:after="0"/>
+              <w:jc w:val="center"/>
+            </w:pPr>
+            <w:r>
+              <w:rPr>
+                <w:rFonts w:ascii="Calibri" w:hAnsi="Calibri" w:eastAsia="微软雅黑"/>
+                <w:b w:val="0"/>
+                <w:color w:val="F0F7F2"/>
+                <w:sz w:val="26"/>
+              </w:rPr>
+              <w:t>David Attenborough's</w:t>
+            </w:r>
+          </w:p>
+        </w:tc>
+        <w:tc>
+          <w:tcPr>
+            <w:tcW w:type="dxa" w:w="2635"/>
+          </w:tcPr>
+          <w:p>
+            <w:pPr>
+              <w:spacing w:after="0"/>
+              <w:jc w:val="center"/>
+            </w:pPr>
+            <w:r>
+              <w:rPr>
+                <w:rFonts w:ascii="Calibri" w:hAnsi="Calibri" w:eastAsia="微软雅黑"/>
+                <w:b/>
+                <w:color w:val="38BDF8"/>
+                <w:sz w:val="26"/>
+              </w:rPr>
+              <w:t>narration</w:t>
+            </w:r>
+            <w:r>
+              <w:rPr>
+                <w:rFonts w:ascii="Calibri" w:hAnsi="Calibri" w:eastAsia="微软雅黑"/>
+                <w:b w:val="0"/>
+                <w:color w:val="F0F7F2"/>
+                <w:sz w:val="26"/>
+              </w:rPr>
+              <w:t>,</w:t>
+            </w:r>
+          </w:p>
+        </w:tc>
+      </w:tr>
+      <w:tr>
+        <w:tc>
+          <w:tcPr>
+            <w:tcW w:type="dxa" w:w="2635"/>
+          </w:tcPr>
+          <w:p>
+            <w:pPr>
+              <w:spacing w:after="0"/>
+              <w:jc w:val="center"/>
+            </w:pPr>
+            <w:r>
+              <w:rPr>
+                <w:rFonts w:ascii="Calibri" w:hAnsi="Calibri" w:eastAsia="微软雅黑"/>
+                <w:b w:val="0"/>
+                <w:color w:val="AAC4B6"/>
+                <w:sz w:val="21"/>
+              </w:rPr>
+              <w:t>《地球脉动》的一集，</w:t>
+            </w:r>
+          </w:p>
+        </w:tc>
+        <w:tc>
+          <w:tcPr>
+            <w:tcW w:type="dxa" w:w="2635"/>
+          </w:tcPr>
+          <w:p>
+            <w:pPr>
+              <w:spacing w:after="0"/>
+              <w:jc w:val="center"/>
+            </w:pPr>
+            <w:r>
+              <w:rPr>
+                <w:rFonts w:ascii="Calibri" w:hAnsi="Calibri" w:eastAsia="微软雅黑"/>
+                <w:b w:val="0"/>
+                <w:color w:val="AAC4B6"/>
+                <w:sz w:val="21"/>
+              </w:rPr>
+              <w:t>伴随着</w:t>
+            </w:r>
+          </w:p>
+        </w:tc>
+        <w:tc>
+          <w:tcPr>
+            <w:tcW w:type="dxa" w:w="2635"/>
+          </w:tcPr>
+          <w:p>
+            <w:pPr>
+              <w:spacing w:after="0"/>
+              <w:jc w:val="center"/>
+            </w:pPr>
+            <w:r>
+              <w:rPr>
+                <w:rFonts w:ascii="Calibri" w:hAnsi="Calibri" w:eastAsia="微软雅黑"/>
+                <w:b w:val="0"/>
+                <w:color w:val="AAC4B6"/>
+                <w:sz w:val="21"/>
+              </w:rPr>
+              <w:t>戴维·阿滕伯勒的</w:t>
+            </w:r>
+          </w:p>
+        </w:tc>
+        <w:tc>
+          <w:tcPr>
+            <w:tcW w:type="dxa" w:w="2635"/>
+          </w:tcPr>
+          <w:p>
+            <w:pPr>
+              <w:spacing w:after="0"/>
+              <w:jc w:val="center"/>
+            </w:pPr>
+            <w:r>
+              <w:rPr>
+                <w:rFonts w:ascii="Calibri" w:hAnsi="Calibri" w:eastAsia="微软雅黑"/>
+                <w:b/>
+                <w:color w:val="38BDF8"/>
+                <w:sz w:val="21"/>
+              </w:rPr>
+              <w:t>解说</w:t>
+            </w:r>
+            <w:r>
+              <w:rPr>
+                <w:rFonts w:ascii="Calibri" w:hAnsi="Calibri" w:eastAsia="微软雅黑"/>
+                <w:b w:val="0"/>
+                <w:color w:val="AAC4B6"/>
+                <w:sz w:val="21"/>
+              </w:rPr>
+              <w:t>，</w:t>
+            </w:r>
+          </w:p>
+        </w:tc>
+      </w:tr>
+    </w:tbl>
+    <w:tbl>
+      <w:tblPr>
+        <w:tblW w:type="auto" w:w="0"/>
+        <w:jc w:val="center"/>
+        <w:tblLayout w:type="autofit"/>
+        <w:tblLook w:firstColumn="1" w:firstRow="1" w:lastColumn="0" w:lastRow="0" w:noHBand="0" w:noVBand="1" w:val="04A0"/>
+        <w:tblBorders>
+          <w:top w:val="nil"/>
+          <w:left w:val="nil"/>
+          <w:bottom w:val="nil"/>
+          <w:right w:val="nil"/>
+          <w:insideH w:val="nil"/>
+          <w:insideV w:val="nil"/>
+        </w:tblBorders>
+      </w:tblPr>
+      <w:tblGrid>
         <w:gridCol w:w="5270"/>
         <w:gridCol w:w="5270"/>
       </w:tblGrid>
@@ -4717,7 +6103,7 @@
                 <w:color w:val="F0F7F2"/>
                 <w:sz w:val="26"/>
               </w:rPr>
-              <w:t>A Planet Earth episode,</w:t>
+              <w:t>showed</w:t>
             </w:r>
           </w:p>
         </w:tc>
@@ -4737,25 +6123,7 @@
                 <w:color w:val="F0F7F2"/>
                 <w:sz w:val="26"/>
               </w:rPr>
-              <w:t xml:space="preserve">with David Attenborough's </w:t>
-            </w:r>
-            <w:r>
-              <w:rPr>
-                <w:rFonts w:ascii="Calibri" w:hAnsi="Calibri" w:eastAsia="微软雅黑"/>
-                <w:b/>
-                <w:color w:val="38BDF8"/>
-                <w:sz w:val="26"/>
-              </w:rPr>
-              <w:t>narration</w:t>
-            </w:r>
-            <w:r>
-              <w:rPr>
-                <w:rFonts w:ascii="Calibri" w:hAnsi="Calibri" w:eastAsia="微软雅黑"/>
-                <w:b w:val="0"/>
-                <w:color w:val="F0F7F2"/>
-                <w:sz w:val="26"/>
-              </w:rPr>
-              <w:t>,</w:t>
+              <w:t>one such ant.</w:t>
             </w:r>
           </w:p>
         </w:tc>
@@ -4777,7 +6145,7 @@
                 <w:color w:val="AAC4B6"/>
                 <w:sz w:val="21"/>
               </w:rPr>
-              <w:t>《地球脉动》的一集，</w:t>
+              <w:t>就展示了</w:t>
             </w:r>
           </w:p>
         </w:tc>
@@ -4797,97 +6165,7 @@
                 <w:color w:val="AAC4B6"/>
                 <w:sz w:val="21"/>
               </w:rPr>
-              <w:t>伴随着戴维·阿滕伯勒的</w:t>
-            </w:r>
-            <w:r>
-              <w:rPr>
-                <w:rFonts w:ascii="Calibri" w:hAnsi="Calibri" w:eastAsia="微软雅黑"/>
-                <w:b w:val="0"/>
-                <w:color w:val="AAC4B6"/>
-                <w:sz w:val="21"/>
-              </w:rPr>
-              <w:t xml:space="preserve"> </w:t>
-            </w:r>
-            <w:r>
-              <w:rPr>
-                <w:rFonts w:ascii="Calibri" w:hAnsi="Calibri" w:eastAsia="微软雅黑"/>
-                <w:b/>
-                <w:color w:val="38BDF8"/>
-                <w:sz w:val="21"/>
-              </w:rPr>
-              <w:t>解说</w:t>
-            </w:r>
-            <w:r>
-              <w:rPr>
-                <w:rFonts w:ascii="Calibri" w:hAnsi="Calibri" w:eastAsia="微软雅黑"/>
-                <w:b w:val="0"/>
-                <w:color w:val="AAC4B6"/>
-                <w:sz w:val="21"/>
-              </w:rPr>
-              <w:t>，</w:t>
-            </w:r>
-          </w:p>
-        </w:tc>
-      </w:tr>
-    </w:tbl>
-    <w:tbl>
-      <w:tblPr>
-        <w:tblW w:type="auto" w:w="0"/>
-        <w:jc w:val="center"/>
-        <w:tblLayout w:type="autofit"/>
-        <w:tblLook w:firstColumn="1" w:firstRow="1" w:lastColumn="0" w:lastRow="0" w:noHBand="0" w:noVBand="1" w:val="04A0"/>
-        <w:tblBorders>
-          <w:top w:val="nil"/>
-          <w:left w:val="nil"/>
-          <w:bottom w:val="nil"/>
-          <w:right w:val="nil"/>
-          <w:insideH w:val="nil"/>
-          <w:insideV w:val="nil"/>
-        </w:tblBorders>
-      </w:tblPr>
-      <w:tblGrid>
-        <w:gridCol w:w="10540"/>
-      </w:tblGrid>
-      <w:tr>
-        <w:tc>
-          <w:tcPr>
-            <w:tcW w:type="dxa" w:w="10540"/>
-          </w:tcPr>
-          <w:p>
-            <w:pPr>
-              <w:spacing w:after="0"/>
-              <w:jc w:val="center"/>
-            </w:pPr>
-            <w:r>
-              <w:rPr>
-                <w:rFonts w:ascii="Calibri" w:hAnsi="Calibri" w:eastAsia="微软雅黑"/>
-                <w:b w:val="0"/>
-                <w:color w:val="F0F7F2"/>
-                <w:sz w:val="26"/>
-              </w:rPr>
-              <w:t>showed one such ant.</w:t>
-            </w:r>
-          </w:p>
-        </w:tc>
-      </w:tr>
-      <w:tr>
-        <w:tc>
-          <w:tcPr>
-            <w:tcW w:type="dxa" w:w="10540"/>
-          </w:tcPr>
-          <w:p>
-            <w:pPr>
-              <w:spacing w:after="0"/>
-              <w:jc w:val="center"/>
-            </w:pPr>
-            <w:r>
-              <w:rPr>
-                <w:rFonts w:ascii="Calibri" w:hAnsi="Calibri" w:eastAsia="微软雅黑"/>
-                <w:b w:val="0"/>
-                <w:color w:val="AAC4B6"/>
-                <w:sz w:val="21"/>
-              </w:rPr>
-              <w:t>就展示了这样一只蚂蚁。</w:t>
+              <w:t>这样一只蚂蚁。</w:t>
             </w:r>
           </w:p>
         </w:tc>
@@ -5102,14 +6380,16 @@
         </w:tblBorders>
       </w:tblPr>
       <w:tblGrid>
-        <w:gridCol w:w="3513"/>
-        <w:gridCol w:w="3513"/>
-        <w:gridCol w:w="3513"/>
+        <w:gridCol w:w="2108"/>
+        <w:gridCol w:w="2108"/>
+        <w:gridCol w:w="2108"/>
+        <w:gridCol w:w="2108"/>
+        <w:gridCol w:w="2108"/>
       </w:tblGrid>
       <w:tr>
         <w:tc>
           <w:tcPr>
-            <w:tcW w:type="dxa" w:w="3513"/>
+            <w:tcW w:type="dxa" w:w="2108"/>
           </w:tcPr>
           <w:p>
             <w:pPr>
@@ -5138,7 +6418,7 @@
         </w:tc>
         <w:tc>
           <w:tcPr>
-            <w:tcW w:type="dxa" w:w="3513"/>
+            <w:tcW w:type="dxa" w:w="2108"/>
           </w:tcPr>
           <w:p>
             <w:pPr>
@@ -5158,7 +6438,7 @@
         </w:tc>
         <w:tc>
           <w:tcPr>
-            <w:tcW w:type="dxa" w:w="3513"/>
+            <w:tcW w:type="dxa" w:w="2108"/>
           </w:tcPr>
           <w:p>
             <w:pPr>
@@ -5172,7 +6452,47 @@
                 <w:color w:val="F0F7F2"/>
                 <w:sz w:val="26"/>
               </w:rPr>
-              <w:t>the parasite jumping to humans.</w:t>
+              <w:t>the parasite</w:t>
+            </w:r>
+          </w:p>
+        </w:tc>
+        <w:tc>
+          <w:tcPr>
+            <w:tcW w:type="dxa" w:w="2108"/>
+          </w:tcPr>
+          <w:p>
+            <w:pPr>
+              <w:spacing w:after="0"/>
+              <w:jc w:val="center"/>
+            </w:pPr>
+            <w:r>
+              <w:rPr>
+                <w:rFonts w:ascii="Calibri" w:hAnsi="Calibri" w:eastAsia="微软雅黑"/>
+                <w:b w:val="0"/>
+                <w:color w:val="F0F7F2"/>
+                <w:sz w:val="26"/>
+              </w:rPr>
+              <w:t>jumping to</w:t>
+            </w:r>
+          </w:p>
+        </w:tc>
+        <w:tc>
+          <w:tcPr>
+            <w:tcW w:type="dxa" w:w="2108"/>
+          </w:tcPr>
+          <w:p>
+            <w:pPr>
+              <w:spacing w:after="0"/>
+              <w:jc w:val="center"/>
+            </w:pPr>
+            <w:r>
+              <w:rPr>
+                <w:rFonts w:ascii="Calibri" w:hAnsi="Calibri" w:eastAsia="微软雅黑"/>
+                <w:b w:val="0"/>
+                <w:color w:val="F0F7F2"/>
+                <w:sz w:val="26"/>
+              </w:rPr>
+              <w:t>humans.</w:t>
             </w:r>
           </w:p>
         </w:tc>
@@ -5180,7 +6500,7 @@
       <w:tr>
         <w:tc>
           <w:tcPr>
-            <w:tcW w:type="dxa" w:w="3513"/>
+            <w:tcW w:type="dxa" w:w="2108"/>
           </w:tcPr>
           <w:p>
             <w:pPr>
@@ -5236,7 +6556,7 @@
         </w:tc>
         <w:tc>
           <w:tcPr>
-            <w:tcW w:type="dxa" w:w="3513"/>
+            <w:tcW w:type="dxa" w:w="2108"/>
           </w:tcPr>
           <w:p>
             <w:pPr>
@@ -5256,7 +6576,7 @@
         </w:tc>
         <w:tc>
           <w:tcPr>
-            <w:tcW w:type="dxa" w:w="3513"/>
+            <w:tcW w:type="dxa" w:w="2108"/>
           </w:tcPr>
           <w:p>
             <w:pPr>
@@ -5270,7 +6590,47 @@
                 <w:color w:val="AAC4B6"/>
                 <w:sz w:val="21"/>
               </w:rPr>
-              <w:t>这种寄生菌跳到了人类身上。</w:t>
+              <w:t>这种寄生菌</w:t>
+            </w:r>
+          </w:p>
+        </w:tc>
+        <w:tc>
+          <w:tcPr>
+            <w:tcW w:type="dxa" w:w="2108"/>
+          </w:tcPr>
+          <w:p>
+            <w:pPr>
+              <w:spacing w:after="0"/>
+              <w:jc w:val="center"/>
+            </w:pPr>
+            <w:r>
+              <w:rPr>
+                <w:rFonts w:ascii="Calibri" w:hAnsi="Calibri" w:eastAsia="微软雅黑"/>
+                <w:b w:val="0"/>
+                <w:color w:val="AAC4B6"/>
+                <w:sz w:val="21"/>
+              </w:rPr>
+              <w:t>跳到了</w:t>
+            </w:r>
+          </w:p>
+        </w:tc>
+        <w:tc>
+          <w:tcPr>
+            <w:tcW w:type="dxa" w:w="2108"/>
+          </w:tcPr>
+          <w:p>
+            <w:pPr>
+              <w:spacing w:after="0"/>
+              <w:jc w:val="center"/>
+            </w:pPr>
+            <w:r>
+              <w:rPr>
+                <w:rFonts w:ascii="Calibri" w:hAnsi="Calibri" w:eastAsia="微软雅黑"/>
+                <w:b w:val="0"/>
+                <w:color w:val="AAC4B6"/>
+                <w:sz w:val="21"/>
+              </w:rPr>
+              <w:t>人类身上。</w:t>
             </w:r>
           </w:p>
         </w:tc>
@@ -5315,14 +6675,18 @@
         </w:tblBorders>
       </w:tblPr>
       <w:tblGrid>
-        <w:gridCol w:w="3513"/>
-        <w:gridCol w:w="3513"/>
-        <w:gridCol w:w="3513"/>
+        <w:gridCol w:w="1506"/>
+        <w:gridCol w:w="1506"/>
+        <w:gridCol w:w="1506"/>
+        <w:gridCol w:w="1506"/>
+        <w:gridCol w:w="1506"/>
+        <w:gridCol w:w="1506"/>
+        <w:gridCol w:w="1506"/>
       </w:tblGrid>
       <w:tr>
         <w:tc>
           <w:tcPr>
-            <w:tcW w:type="dxa" w:w="3513"/>
+            <w:tcW w:type="dxa" w:w="1506"/>
           </w:tcPr>
           <w:p>
             <w:pPr>
@@ -5336,40 +6700,13 @@
                 <w:color w:val="F0F7F2"/>
                 <w:sz w:val="26"/>
               </w:rPr>
-              <w:t xml:space="preserve">The </w:t>
-            </w:r>
-            <w:r>
-              <w:rPr>
-                <w:rFonts w:ascii="Calibri" w:hAnsi="Calibri" w:eastAsia="微软雅黑"/>
-                <w:b/>
-                <w:color w:val="FB923C"/>
-                <w:sz w:val="26"/>
-              </w:rPr>
-              <w:t>hypothetical</w:t>
-            </w:r>
-            <w:r>
-              <w:rPr>
-                <w:rFonts w:ascii="Calibri" w:hAnsi="Calibri" w:eastAsia="微软雅黑"/>
-                <w:b w:val="0"/>
-                <w:color w:val="F0F7F2"/>
-                <w:sz w:val="26"/>
-              </w:rPr>
-              <w:t xml:space="preserve"> </w:t>
-            </w:r>
-            <w:r>
-              <w:rPr>
-                <w:rFonts w:ascii="Calibri" w:hAnsi="Calibri" w:eastAsia="微软雅黑"/>
-                <w:b/>
-                <w:color w:val="5EEAD4"/>
-                <w:sz w:val="26"/>
-              </w:rPr>
-              <w:t>scenario</w:t>
+              <w:t>The</w:t>
             </w:r>
           </w:p>
         </w:tc>
         <w:tc>
           <w:tcPr>
-            <w:tcW w:type="dxa" w:w="3513"/>
+            <w:tcW w:type="dxa" w:w="1506"/>
           </w:tcPr>
           <w:p>
             <w:pPr>
@@ -5379,26 +6716,17 @@
             <w:r>
               <w:rPr>
                 <w:rFonts w:ascii="Calibri" w:hAnsi="Calibri" w:eastAsia="微软雅黑"/>
-                <w:b w:val="0"/>
-                <w:color w:val="F0F7F2"/>
+                <w:b/>
+                <w:color w:val="FB923C"/>
                 <w:sz w:val="26"/>
               </w:rPr>
-              <w:t xml:space="preserve">gave </w:t>
-            </w:r>
-            <w:r>
-              <w:rPr>
-                <w:rFonts w:ascii="Calibri" w:hAnsi="Calibri" w:eastAsia="微软雅黑"/>
-                <w:b/>
-                <w:color w:val="FCA5A5"/>
-                <w:sz w:val="26"/>
-              </w:rPr>
-              <w:t>gamers</w:t>
+              <w:t>hypothetical</w:t>
             </w:r>
           </w:p>
         </w:tc>
         <w:tc>
           <w:tcPr>
-            <w:tcW w:type="dxa" w:w="3513"/>
+            <w:tcW w:type="dxa" w:w="1506"/>
           </w:tcPr>
           <w:p>
             <w:pPr>
@@ -5408,12 +6736,72 @@
             <w:r>
               <w:rPr>
                 <w:rFonts w:ascii="Calibri" w:hAnsi="Calibri" w:eastAsia="微软雅黑"/>
+                <w:b/>
+                <w:color w:val="5EEAD4"/>
+                <w:sz w:val="26"/>
+              </w:rPr>
+              <w:t>scenario</w:t>
+            </w:r>
+          </w:p>
+        </w:tc>
+        <w:tc>
+          <w:tcPr>
+            <w:tcW w:type="dxa" w:w="1506"/>
+          </w:tcPr>
+          <w:p>
+            <w:pPr>
+              <w:spacing w:after="0"/>
+              <w:jc w:val="center"/>
+            </w:pPr>
+            <w:r>
+              <w:rPr>
+                <w:rFonts w:ascii="Calibri" w:hAnsi="Calibri" w:eastAsia="微软雅黑"/>
                 <w:b w:val="0"/>
                 <w:color w:val="F0F7F2"/>
                 <w:sz w:val="26"/>
               </w:rPr>
-              <w:t xml:space="preserve">a </w:t>
-            </w:r>
+              <w:t xml:space="preserve">gave </w:t>
+            </w:r>
+            <w:r>
+              <w:rPr>
+                <w:rFonts w:ascii="Calibri" w:hAnsi="Calibri" w:eastAsia="微软雅黑"/>
+                <w:b/>
+                <w:color w:val="FCA5A5"/>
+                <w:sz w:val="26"/>
+              </w:rPr>
+              <w:t>gamers</w:t>
+            </w:r>
+          </w:p>
+        </w:tc>
+        <w:tc>
+          <w:tcPr>
+            <w:tcW w:type="dxa" w:w="1506"/>
+          </w:tcPr>
+          <w:p>
+            <w:pPr>
+              <w:spacing w:after="0"/>
+              <w:jc w:val="center"/>
+            </w:pPr>
+            <w:r>
+              <w:rPr>
+                <w:rFonts w:ascii="Calibri" w:hAnsi="Calibri" w:eastAsia="微软雅黑"/>
+                <w:b w:val="0"/>
+                <w:color w:val="F0F7F2"/>
+                <w:sz w:val="26"/>
+              </w:rPr>
+              <w:t>a</w:t>
+            </w:r>
+          </w:p>
+        </w:tc>
+        <w:tc>
+          <w:tcPr>
+            <w:tcW w:type="dxa" w:w="1506"/>
+          </w:tcPr>
+          <w:p>
+            <w:pPr>
+              <w:spacing w:after="0"/>
+              <w:jc w:val="center"/>
+            </w:pPr>
             <w:r>
               <w:rPr>
                 <w:rFonts w:ascii="Calibri" w:hAnsi="Calibri" w:eastAsia="微软雅黑"/>
@@ -5423,6 +6811,17 @@
               </w:rPr>
               <w:t>fictional</w:t>
             </w:r>
+          </w:p>
+        </w:tc>
+        <w:tc>
+          <w:tcPr>
+            <w:tcW w:type="dxa" w:w="1506"/>
+          </w:tcPr>
+          <w:p>
+            <w:pPr>
+              <w:spacing w:after="0"/>
+              <w:jc w:val="center"/>
+            </w:pPr>
             <w:r>
               <w:rPr>
                 <w:rFonts w:ascii="Calibri" w:hAnsi="Calibri" w:eastAsia="微软雅黑"/>
@@ -5430,7 +6829,7 @@
                 <w:color w:val="F0F7F2"/>
                 <w:sz w:val="26"/>
               </w:rPr>
-              <w:t xml:space="preserve"> nightmare.</w:t>
+              <w:t>nightmare.</w:t>
             </w:r>
           </w:p>
         </w:tc>
@@ -5438,7 +6837,7 @@
       <w:tr>
         <w:tc>
           <w:tcPr>
-            <w:tcW w:type="dxa" w:w="3513"/>
+            <w:tcW w:type="dxa" w:w="1506"/>
           </w:tcPr>
           <w:p>
             <w:pPr>
@@ -5454,47 +6853,11 @@
               </w:rPr>
               <w:t>这个</w:t>
             </w:r>
-            <w:r>
-              <w:rPr>
-                <w:rFonts w:ascii="Calibri" w:hAnsi="Calibri" w:eastAsia="微软雅黑"/>
-                <w:b w:val="0"/>
-                <w:color w:val="AAC4B6"/>
-                <w:sz w:val="21"/>
-              </w:rPr>
-              <w:t xml:space="preserve"> </w:t>
-            </w:r>
-            <w:r>
-              <w:rPr>
-                <w:rFonts w:ascii="Calibri" w:hAnsi="Calibri" w:eastAsia="微软雅黑"/>
-                <w:b/>
-                <w:color w:val="FB923C"/>
-                <w:sz w:val="21"/>
-              </w:rPr>
-              <w:t>假想的</w:t>
-            </w:r>
-            <w:r>
-              <w:rPr>
-                <w:rFonts w:ascii="Calibri" w:hAnsi="Calibri" w:eastAsia="微软雅黑"/>
-                <w:b w:val="0"/>
-                <w:color w:val="AAC4B6"/>
-                <w:sz w:val="21"/>
-              </w:rPr>
-              <w:t xml:space="preserve"> </w:t>
-            </w:r>
-            <w:r>
-              <w:rPr>
-                <w:rFonts w:ascii="Calibri" w:hAnsi="Calibri" w:eastAsia="微软雅黑"/>
-                <w:b/>
-                <w:color w:val="5EEAD4"/>
-                <w:sz w:val="21"/>
-              </w:rPr>
-              <w:t>情景</w:t>
-            </w:r>
           </w:p>
         </w:tc>
         <w:tc>
           <w:tcPr>
-            <w:tcW w:type="dxa" w:w="3513"/>
+            <w:tcW w:type="dxa" w:w="1506"/>
           </w:tcPr>
           <w:p>
             <w:pPr>
@@ -5504,53 +6867,17 @@
             <w:r>
               <w:rPr>
                 <w:rFonts w:ascii="Calibri" w:hAnsi="Calibri" w:eastAsia="微软雅黑"/>
-                <w:b w:val="0"/>
-                <w:color w:val="AAC4B6"/>
+                <w:b/>
+                <w:color w:val="FB923C"/>
                 <w:sz w:val="21"/>
               </w:rPr>
-              <w:t>给</w:t>
-            </w:r>
-            <w:r>
-              <w:rPr>
-                <w:rFonts w:ascii="Calibri" w:hAnsi="Calibri" w:eastAsia="微软雅黑"/>
-                <w:b w:val="0"/>
-                <w:color w:val="AAC4B6"/>
-                <w:sz w:val="21"/>
-              </w:rPr>
-              <w:t xml:space="preserve"> </w:t>
-            </w:r>
-            <w:r>
-              <w:rPr>
-                <w:rFonts w:ascii="Calibri" w:hAnsi="Calibri" w:eastAsia="微软雅黑"/>
-                <w:b/>
-                <w:color w:val="FCA5A5"/>
-                <w:sz w:val="21"/>
-              </w:rPr>
-              <w:t>玩家</w:t>
-            </w:r>
-            <w:r>
-              <w:rPr>
-                <w:rFonts w:ascii="Calibri" w:hAnsi="Calibri" w:eastAsia="微软雅黑"/>
-                <w:b w:val="0"/>
-                <w:color w:val="AAC4B6"/>
-                <w:sz w:val="21"/>
-              </w:rPr>
-              <w:t xml:space="preserve"> </w:t>
-            </w:r>
-            <w:r>
-              <w:rPr>
-                <w:rFonts w:ascii="Calibri" w:hAnsi="Calibri" w:eastAsia="微软雅黑"/>
-                <w:b w:val="0"/>
-                <w:color w:val="AAC4B6"/>
-                <w:sz w:val="21"/>
-              </w:rPr>
-              <w:t>带来了</w:t>
+              <w:t>假想的</w:t>
             </w:r>
           </w:p>
         </w:tc>
         <w:tc>
           <w:tcPr>
-            <w:tcW w:type="dxa" w:w="3513"/>
+            <w:tcW w:type="dxa" w:w="1506"/>
           </w:tcPr>
           <w:p>
             <w:pPr>
@@ -5560,11 +6887,31 @@
             <w:r>
               <w:rPr>
                 <w:rFonts w:ascii="Calibri" w:hAnsi="Calibri" w:eastAsia="微软雅黑"/>
+                <w:b/>
+                <w:color w:val="5EEAD4"/>
+                <w:sz w:val="21"/>
+              </w:rPr>
+              <w:t>情景</w:t>
+            </w:r>
+          </w:p>
+        </w:tc>
+        <w:tc>
+          <w:tcPr>
+            <w:tcW w:type="dxa" w:w="1506"/>
+          </w:tcPr>
+          <w:p>
+            <w:pPr>
+              <w:spacing w:after="0"/>
+              <w:jc w:val="center"/>
+            </w:pPr>
+            <w:r>
+              <w:rPr>
+                <w:rFonts w:ascii="Calibri" w:hAnsi="Calibri" w:eastAsia="微软雅黑"/>
                 <w:b w:val="0"/>
                 <w:color w:val="AAC4B6"/>
                 <w:sz w:val="21"/>
               </w:rPr>
-              <w:t>一场</w:t>
+              <w:t>给</w:t>
             </w:r>
             <w:r>
               <w:rPr>
@@ -5579,10 +6926,10 @@
               <w:rPr>
                 <w:rFonts w:ascii="Calibri" w:hAnsi="Calibri" w:eastAsia="微软雅黑"/>
                 <w:b/>
-                <w:color w:val="FBBF24"/>
+                <w:color w:val="FCA5A5"/>
                 <w:sz w:val="21"/>
               </w:rPr>
-              <w:t>虚构的</w:t>
+              <w:t>玩家</w:t>
             </w:r>
             <w:r>
               <w:rPr>
@@ -5593,6 +6940,66 @@
               </w:rPr>
               <w:t xml:space="preserve"> </w:t>
             </w:r>
+            <w:r>
+              <w:rPr>
+                <w:rFonts w:ascii="Calibri" w:hAnsi="Calibri" w:eastAsia="微软雅黑"/>
+                <w:b w:val="0"/>
+                <w:color w:val="AAC4B6"/>
+                <w:sz w:val="21"/>
+              </w:rPr>
+              <w:t>带来了</w:t>
+            </w:r>
+          </w:p>
+        </w:tc>
+        <w:tc>
+          <w:tcPr>
+            <w:tcW w:type="dxa" w:w="1506"/>
+          </w:tcPr>
+          <w:p>
+            <w:pPr>
+              <w:spacing w:after="0"/>
+              <w:jc w:val="center"/>
+            </w:pPr>
+            <w:r>
+              <w:rPr>
+                <w:rFonts w:ascii="Calibri" w:hAnsi="Calibri" w:eastAsia="微软雅黑"/>
+                <w:b w:val="0"/>
+                <w:color w:val="AAC4B6"/>
+                <w:sz w:val="21"/>
+              </w:rPr>
+              <w:t>一场</w:t>
+            </w:r>
+          </w:p>
+        </w:tc>
+        <w:tc>
+          <w:tcPr>
+            <w:tcW w:type="dxa" w:w="1506"/>
+          </w:tcPr>
+          <w:p>
+            <w:pPr>
+              <w:spacing w:after="0"/>
+              <w:jc w:val="center"/>
+            </w:pPr>
+            <w:r>
+              <w:rPr>
+                <w:rFonts w:ascii="Calibri" w:hAnsi="Calibri" w:eastAsia="微软雅黑"/>
+                <w:b/>
+                <w:color w:val="FBBF24"/>
+                <w:sz w:val="21"/>
+              </w:rPr>
+              <w:t>虚构的</w:t>
+            </w:r>
+          </w:p>
+        </w:tc>
+        <w:tc>
+          <w:tcPr>
+            <w:tcW w:type="dxa" w:w="1506"/>
+          </w:tcPr>
+          <w:p>
+            <w:pPr>
+              <w:spacing w:after="0"/>
+              <w:jc w:val="center"/>
+            </w:pPr>
             <w:r>
               <w:rPr>
                 <w:rFonts w:ascii="Calibri" w:hAnsi="Calibri" w:eastAsia="微软雅黑"/>
@@ -5628,13 +7035,15 @@
         </w:tblBorders>
       </w:tblPr>
       <w:tblGrid>
-        <w:gridCol w:w="5270"/>
-        <w:gridCol w:w="5270"/>
+        <w:gridCol w:w="2635"/>
+        <w:gridCol w:w="2635"/>
+        <w:gridCol w:w="2635"/>
+        <w:gridCol w:w="2635"/>
       </w:tblGrid>
       <w:tr>
         <w:tc>
           <w:tcPr>
-            <w:tcW w:type="dxa" w:w="5270"/>
+            <w:tcW w:type="dxa" w:w="2635"/>
           </w:tcPr>
           <w:p>
             <w:pPr>
@@ -5648,13 +7057,13 @@
                 <w:color w:val="F0F7F2"/>
                 <w:sz w:val="26"/>
               </w:rPr>
-              <w:t>The real parasite's roots</w:t>
+              <w:t>The real</w:t>
             </w:r>
           </w:p>
         </w:tc>
         <w:tc>
           <w:tcPr>
-            <w:tcW w:type="dxa" w:w="5270"/>
+            <w:tcW w:type="dxa" w:w="2635"/>
           </w:tcPr>
           <w:p>
             <w:pPr>
@@ -5668,6 +7077,46 @@
                 <w:color w:val="F0F7F2"/>
                 <w:sz w:val="26"/>
               </w:rPr>
+              <w:t>parasite's</w:t>
+            </w:r>
+          </w:p>
+        </w:tc>
+        <w:tc>
+          <w:tcPr>
+            <w:tcW w:type="dxa" w:w="2635"/>
+          </w:tcPr>
+          <w:p>
+            <w:pPr>
+              <w:spacing w:after="0"/>
+              <w:jc w:val="center"/>
+            </w:pPr>
+            <w:r>
+              <w:rPr>
+                <w:rFonts w:ascii="Calibri" w:hAnsi="Calibri" w:eastAsia="微软雅黑"/>
+                <w:b w:val="0"/>
+                <w:color w:val="F0F7F2"/>
+                <w:sz w:val="26"/>
+              </w:rPr>
+              <w:t>roots</w:t>
+            </w:r>
+          </w:p>
+        </w:tc>
+        <w:tc>
+          <w:tcPr>
+            <w:tcW w:type="dxa" w:w="2635"/>
+          </w:tcPr>
+          <w:p>
+            <w:pPr>
+              <w:spacing w:after="0"/>
+              <w:jc w:val="center"/>
+            </w:pPr>
+            <w:r>
+              <w:rPr>
+                <w:rFonts w:ascii="Calibri" w:hAnsi="Calibri" w:eastAsia="微软雅黑"/>
+                <w:b w:val="0"/>
+                <w:color w:val="F0F7F2"/>
+                <w:sz w:val="26"/>
+              </w:rPr>
               <w:t>run far deeper,</w:t>
             </w:r>
           </w:p>
@@ -5676,7 +7125,7 @@
       <w:tr>
         <w:tc>
           <w:tcPr>
-            <w:tcW w:type="dxa" w:w="5270"/>
+            <w:tcW w:type="dxa" w:w="2635"/>
           </w:tcPr>
           <w:p>
             <w:pPr>
@@ -5690,13 +7139,53 @@
                 <w:color w:val="AAC4B6"/>
                 <w:sz w:val="21"/>
               </w:rPr>
-              <w:t>现实中的寄生菌，其根源</w:t>
+              <w:t>现实中的</w:t>
             </w:r>
           </w:p>
         </w:tc>
         <w:tc>
           <w:tcPr>
-            <w:tcW w:type="dxa" w:w="5270"/>
+            <w:tcW w:type="dxa" w:w="2635"/>
+          </w:tcPr>
+          <w:p>
+            <w:pPr>
+              <w:spacing w:after="0"/>
+              <w:jc w:val="center"/>
+            </w:pPr>
+            <w:r>
+              <w:rPr>
+                <w:rFonts w:ascii="Calibri" w:hAnsi="Calibri" w:eastAsia="微软雅黑"/>
+                <w:b w:val="0"/>
+                <w:color w:val="AAC4B6"/>
+                <w:sz w:val="21"/>
+              </w:rPr>
+              <w:t>寄生菌，</w:t>
+            </w:r>
+          </w:p>
+        </w:tc>
+        <w:tc>
+          <w:tcPr>
+            <w:tcW w:type="dxa" w:w="2635"/>
+          </w:tcPr>
+          <w:p>
+            <w:pPr>
+              <w:spacing w:after="0"/>
+              <w:jc w:val="center"/>
+            </w:pPr>
+            <w:r>
+              <w:rPr>
+                <w:rFonts w:ascii="Calibri" w:hAnsi="Calibri" w:eastAsia="微软雅黑"/>
+                <w:b w:val="0"/>
+                <w:color w:val="AAC4B6"/>
+                <w:sz w:val="21"/>
+              </w:rPr>
+              <w:t>其根源</w:t>
+            </w:r>
+          </w:p>
+        </w:tc>
+        <w:tc>
+          <w:tcPr>
+            <w:tcW w:type="dxa" w:w="2635"/>
           </w:tcPr>
           <w:p>
             <w:pPr>
@@ -5732,12 +7221,14 @@
         </w:tblBorders>
       </w:tblPr>
       <w:tblGrid>
-        <w:gridCol w:w="10540"/>
+        <w:gridCol w:w="3513"/>
+        <w:gridCol w:w="3513"/>
+        <w:gridCol w:w="3513"/>
       </w:tblGrid>
       <w:tr>
         <w:tc>
           <w:tcPr>
-            <w:tcW w:type="dxa" w:w="10540"/>
+            <w:tcW w:type="dxa" w:w="3513"/>
           </w:tcPr>
           <w:p>
             <w:pPr>
@@ -5751,7 +7242,27 @@
                 <w:color w:val="F0F7F2"/>
                 <w:sz w:val="26"/>
               </w:rPr>
-              <w:t xml:space="preserve">into the </w:t>
+              <w:t>into</w:t>
+            </w:r>
+          </w:p>
+        </w:tc>
+        <w:tc>
+          <w:tcPr>
+            <w:tcW w:type="dxa" w:w="3513"/>
+          </w:tcPr>
+          <w:p>
+            <w:pPr>
+              <w:spacing w:after="0"/>
+              <w:jc w:val="center"/>
+            </w:pPr>
+            <w:r>
+              <w:rPr>
+                <w:rFonts w:ascii="Calibri" w:hAnsi="Calibri" w:eastAsia="微软雅黑"/>
+                <w:b w:val="0"/>
+                <w:color w:val="F0F7F2"/>
+                <w:sz w:val="26"/>
+              </w:rPr>
+              <w:t xml:space="preserve">the </w:t>
             </w:r>
             <w:r>
               <w:rPr>
@@ -5762,6 +7273,17 @@
               </w:rPr>
               <w:t>geological</w:t>
             </w:r>
+          </w:p>
+        </w:tc>
+        <w:tc>
+          <w:tcPr>
+            <w:tcW w:type="dxa" w:w="3513"/>
+          </w:tcPr>
+          <w:p>
+            <w:pPr>
+              <w:spacing w:after="0"/>
+              <w:jc w:val="center"/>
+            </w:pPr>
             <w:r>
               <w:rPr>
                 <w:rFonts w:ascii="Calibri" w:hAnsi="Calibri" w:eastAsia="微软雅黑"/>
@@ -5769,7 +7291,7 @@
                 <w:color w:val="F0F7F2"/>
                 <w:sz w:val="26"/>
               </w:rPr>
-              <w:t xml:space="preserve"> record.</w:t>
+              <w:t>record.</w:t>
             </w:r>
           </w:p>
         </w:tc>
@@ -5777,7 +7299,7 @@
       <w:tr>
         <w:tc>
           <w:tcPr>
-            <w:tcW w:type="dxa" w:w="10540"/>
+            <w:tcW w:type="dxa" w:w="3513"/>
           </w:tcPr>
           <w:p>
             <w:pPr>
@@ -5793,15 +7315,17 @@
               </w:rPr>
               <w:t>一直延伸到</w:t>
             </w:r>
-            <w:r>
-              <w:rPr>
-                <w:rFonts w:ascii="Calibri" w:hAnsi="Calibri" w:eastAsia="微软雅黑"/>
-                <w:b w:val="0"/>
-                <w:color w:val="AAC4B6"/>
-                <w:sz w:val="21"/>
-              </w:rPr>
-              <w:t xml:space="preserve"> </w:t>
-            </w:r>
+          </w:p>
+        </w:tc>
+        <w:tc>
+          <w:tcPr>
+            <w:tcW w:type="dxa" w:w="3513"/>
+          </w:tcPr>
+          <w:p>
+            <w:pPr>
+              <w:spacing w:after="0"/>
+              <w:jc w:val="center"/>
+            </w:pPr>
             <w:r>
               <w:rPr>
                 <w:rFonts w:ascii="Calibri" w:hAnsi="Calibri" w:eastAsia="微软雅黑"/>
@@ -5811,15 +7335,17 @@
               </w:rPr>
               <w:t>地质</w:t>
             </w:r>
-            <w:r>
-              <w:rPr>
-                <w:rFonts w:ascii="Calibri" w:hAnsi="Calibri" w:eastAsia="微软雅黑"/>
-                <w:b w:val="0"/>
-                <w:color w:val="AAC4B6"/>
-                <w:sz w:val="21"/>
-              </w:rPr>
-              <w:t xml:space="preserve"> </w:t>
-            </w:r>
+          </w:p>
+        </w:tc>
+        <w:tc>
+          <w:tcPr>
+            <w:tcW w:type="dxa" w:w="3513"/>
+          </w:tcPr>
+          <w:p>
+            <w:pPr>
+              <w:spacing w:after="0"/>
+              <w:jc w:val="center"/>
+            </w:pPr>
             <w:r>
               <w:rPr>
                 <w:rFonts w:ascii="Calibri" w:hAnsi="Calibri" w:eastAsia="微软雅黑"/>
@@ -5868,13 +7394,15 @@
         </w:tblBorders>
       </w:tblPr>
       <w:tblGrid>
-        <w:gridCol w:w="5270"/>
-        <w:gridCol w:w="5270"/>
+        <w:gridCol w:w="2635"/>
+        <w:gridCol w:w="2635"/>
+        <w:gridCol w:w="2635"/>
+        <w:gridCol w:w="2635"/>
       </w:tblGrid>
       <w:tr>
         <w:tc>
           <w:tcPr>
-            <w:tcW w:type="dxa" w:w="5270"/>
+            <w:tcW w:type="dxa" w:w="2635"/>
           </w:tcPr>
           <w:p>
             <w:pPr>
@@ -5888,31 +7416,13 @@
                 <w:color w:val="F0F7F2"/>
                 <w:sz w:val="26"/>
               </w:rPr>
-              <w:t xml:space="preserve">A 48-million-year-old </w:t>
-            </w:r>
-            <w:r>
-              <w:rPr>
-                <w:rFonts w:ascii="Calibri" w:hAnsi="Calibri" w:eastAsia="微软雅黑"/>
-                <w:b/>
-                <w:color w:val="F472B6"/>
-                <w:sz w:val="26"/>
-              </w:rPr>
-              <w:t>fossil</w:t>
-            </w:r>
-            <w:r>
-              <w:rPr>
-                <w:rFonts w:ascii="Calibri" w:hAnsi="Calibri" w:eastAsia="微软雅黑"/>
-                <w:b w:val="0"/>
-                <w:color w:val="F0F7F2"/>
-                <w:sz w:val="26"/>
-              </w:rPr>
-              <w:t xml:space="preserve"> leaf</w:t>
+              <w:t>A</w:t>
             </w:r>
           </w:p>
         </w:tc>
         <w:tc>
           <w:tcPr>
-            <w:tcW w:type="dxa" w:w="5270"/>
+            <w:tcW w:type="dxa" w:w="2635"/>
           </w:tcPr>
           <w:p>
             <w:pPr>
@@ -5926,6 +7436,55 @@
                 <w:color w:val="F0F7F2"/>
                 <w:sz w:val="26"/>
               </w:rPr>
+              <w:t>48-million-year-old</w:t>
+            </w:r>
+          </w:p>
+        </w:tc>
+        <w:tc>
+          <w:tcPr>
+            <w:tcW w:type="dxa" w:w="2635"/>
+          </w:tcPr>
+          <w:p>
+            <w:pPr>
+              <w:spacing w:after="0"/>
+              <w:jc w:val="center"/>
+            </w:pPr>
+            <w:r>
+              <w:rPr>
+                <w:rFonts w:ascii="Calibri" w:hAnsi="Calibri" w:eastAsia="微软雅黑"/>
+                <w:b/>
+                <w:color w:val="F472B6"/>
+                <w:sz w:val="26"/>
+              </w:rPr>
+              <w:t>fossil</w:t>
+            </w:r>
+            <w:r>
+              <w:rPr>
+                <w:rFonts w:ascii="Calibri" w:hAnsi="Calibri" w:eastAsia="微软雅黑"/>
+                <w:b w:val="0"/>
+                <w:color w:val="F0F7F2"/>
+                <w:sz w:val="26"/>
+              </w:rPr>
+              <w:t xml:space="preserve"> leaf</w:t>
+            </w:r>
+          </w:p>
+        </w:tc>
+        <w:tc>
+          <w:tcPr>
+            <w:tcW w:type="dxa" w:w="2635"/>
+          </w:tcPr>
+          <w:p>
+            <w:pPr>
+              <w:spacing w:after="0"/>
+              <w:jc w:val="center"/>
+            </w:pPr>
+            <w:r>
+              <w:rPr>
+                <w:rFonts w:ascii="Calibri" w:hAnsi="Calibri" w:eastAsia="微软雅黑"/>
+                <w:b w:val="0"/>
+                <w:color w:val="F0F7F2"/>
+                <w:sz w:val="26"/>
+              </w:rPr>
               <w:t>from Messel, in Germany,</w:t>
             </w:r>
           </w:p>
@@ -5934,7 +7493,7 @@
       <w:tr>
         <w:tc>
           <w:tcPr>
-            <w:tcW w:type="dxa" w:w="5270"/>
+            <w:tcW w:type="dxa" w:w="2635"/>
           </w:tcPr>
           <w:p>
             <w:pPr>
@@ -5948,40 +7507,80 @@
                 <w:color w:val="AAC4B6"/>
                 <w:sz w:val="21"/>
               </w:rPr>
-              <w:t>一片4800万年前的叶子</w:t>
-            </w:r>
-            <w:r>
-              <w:rPr>
-                <w:rFonts w:ascii="Calibri" w:hAnsi="Calibri" w:eastAsia="微软雅黑"/>
-                <w:b w:val="0"/>
-                <w:color w:val="AAC4B6"/>
-                <w:sz w:val="21"/>
-              </w:rPr>
-              <w:t xml:space="preserve"> </w:t>
-            </w:r>
-            <w:r>
-              <w:rPr>
-                <w:rFonts w:ascii="Calibri" w:hAnsi="Calibri" w:eastAsia="微软雅黑"/>
-                <w:b/>
-                <w:color w:val="F472B6"/>
-                <w:sz w:val="21"/>
-              </w:rPr>
-              <w:t>化石</w:t>
-            </w:r>
-            <w:r>
-              <w:rPr>
-                <w:rFonts w:ascii="Calibri" w:hAnsi="Calibri" w:eastAsia="微软雅黑"/>
-                <w:b w:val="0"/>
-                <w:color w:val="AAC4B6"/>
-                <w:sz w:val="21"/>
-              </w:rPr>
-              <w:t>，</w:t>
+              <w:t>一片</w:t>
             </w:r>
           </w:p>
         </w:tc>
         <w:tc>
           <w:tcPr>
-            <w:tcW w:type="dxa" w:w="5270"/>
+            <w:tcW w:type="dxa" w:w="2635"/>
+          </w:tcPr>
+          <w:p>
+            <w:pPr>
+              <w:spacing w:after="0"/>
+              <w:jc w:val="center"/>
+            </w:pPr>
+            <w:r>
+              <w:rPr>
+                <w:rFonts w:ascii="Calibri" w:hAnsi="Calibri" w:eastAsia="微软雅黑"/>
+                <w:b w:val="0"/>
+                <w:color w:val="AAC4B6"/>
+                <w:sz w:val="21"/>
+              </w:rPr>
+              <w:t>4800万年前的</w:t>
+            </w:r>
+          </w:p>
+        </w:tc>
+        <w:tc>
+          <w:tcPr>
+            <w:tcW w:type="dxa" w:w="2635"/>
+          </w:tcPr>
+          <w:p>
+            <w:pPr>
+              <w:spacing w:after="0"/>
+              <w:jc w:val="center"/>
+            </w:pPr>
+            <w:r>
+              <w:rPr>
+                <w:rFonts w:ascii="Calibri" w:hAnsi="Calibri" w:eastAsia="微软雅黑"/>
+                <w:b w:val="0"/>
+                <w:color w:val="AAC4B6"/>
+                <w:sz w:val="21"/>
+              </w:rPr>
+              <w:t>叶子</w:t>
+            </w:r>
+            <w:r>
+              <w:rPr>
+                <w:rFonts w:ascii="Calibri" w:hAnsi="Calibri" w:eastAsia="微软雅黑"/>
+                <w:b w:val="0"/>
+                <w:color w:val="AAC4B6"/>
+                <w:sz w:val="21"/>
+              </w:rPr>
+              <w:t xml:space="preserve"> </w:t>
+            </w:r>
+            <w:r>
+              <w:rPr>
+                <w:rFonts w:ascii="Calibri" w:hAnsi="Calibri" w:eastAsia="微软雅黑"/>
+                <w:b/>
+                <w:color w:val="F472B6"/>
+                <w:sz w:val="21"/>
+              </w:rPr>
+              <w:t>化石</w:t>
+            </w:r>
+            <w:r>
+              <w:rPr>
+                <w:rFonts w:ascii="Calibri" w:hAnsi="Calibri" w:eastAsia="微软雅黑"/>
+                <w:b w:val="0"/>
+                <w:color w:val="AAC4B6"/>
+                <w:sz w:val="21"/>
+              </w:rPr>
+              <w:t>，</w:t>
+            </w:r>
+          </w:p>
+        </w:tc>
+        <w:tc>
+          <w:tcPr>
+            <w:tcW w:type="dxa" w:w="2635"/>
           </w:tcPr>
           <w:p>
             <w:pPr>
@@ -6017,13 +7616,16 @@
         </w:tblBorders>
       </w:tblPr>
       <w:tblGrid>
-        <w:gridCol w:w="5270"/>
-        <w:gridCol w:w="5270"/>
+        <w:gridCol w:w="2108"/>
+        <w:gridCol w:w="2108"/>
+        <w:gridCol w:w="2108"/>
+        <w:gridCol w:w="2108"/>
+        <w:gridCol w:w="2108"/>
       </w:tblGrid>
       <w:tr>
         <w:tc>
           <w:tcPr>
-            <w:tcW w:type="dxa" w:w="5270"/>
+            <w:tcW w:type="dxa" w:w="2108"/>
           </w:tcPr>
           <w:p>
             <w:pPr>
@@ -6043,7 +7645,7 @@
         </w:tc>
         <w:tc>
           <w:tcPr>
-            <w:tcW w:type="dxa" w:w="5270"/>
+            <w:tcW w:type="dxa" w:w="2108"/>
           </w:tcPr>
           <w:p>
             <w:pPr>
@@ -6057,8 +7659,19 @@
                 <w:color w:val="F0F7F2"/>
                 <w:sz w:val="26"/>
               </w:rPr>
-              <w:t xml:space="preserve">the same </w:t>
-            </w:r>
+              <w:t>the same</w:t>
+            </w:r>
+          </w:p>
+        </w:tc>
+        <w:tc>
+          <w:tcPr>
+            <w:tcW w:type="dxa" w:w="2108"/>
+          </w:tcPr>
+          <w:p>
+            <w:pPr>
+              <w:spacing w:after="0"/>
+              <w:jc w:val="center"/>
+            </w:pPr>
             <w:r>
               <w:rPr>
                 <w:rFonts w:ascii="Calibri" w:hAnsi="Calibri" w:eastAsia="微软雅黑"/>
@@ -6068,6 +7681,17 @@
               </w:rPr>
               <w:t>characteristic</w:t>
             </w:r>
+          </w:p>
+        </w:tc>
+        <w:tc>
+          <w:tcPr>
+            <w:tcW w:type="dxa" w:w="2108"/>
+          </w:tcPr>
+          <w:p>
+            <w:pPr>
+              <w:spacing w:after="0"/>
+              <w:jc w:val="center"/>
+            </w:pPr>
             <w:r>
               <w:rPr>
                 <w:rFonts w:ascii="Calibri" w:hAnsi="Calibri" w:eastAsia="微软雅黑"/>
@@ -6075,8 +7699,19 @@
                 <w:color w:val="F0F7F2"/>
                 <w:sz w:val="26"/>
               </w:rPr>
-              <w:t xml:space="preserve"> bite </w:t>
-            </w:r>
+              <w:t>bite</w:t>
+            </w:r>
+          </w:p>
+        </w:tc>
+        <w:tc>
+          <w:tcPr>
+            <w:tcW w:type="dxa" w:w="2108"/>
+          </w:tcPr>
+          <w:p>
+            <w:pPr>
+              <w:spacing w:after="0"/>
+              <w:jc w:val="center"/>
+            </w:pPr>
             <w:r>
               <w:rPr>
                 <w:rFonts w:ascii="Calibri" w:hAnsi="Calibri" w:eastAsia="微软雅黑"/>
@@ -6101,7 +7736,7 @@
       <w:tr>
         <w:tc>
           <w:tcPr>
-            <w:tcW w:type="dxa" w:w="5270"/>
+            <w:tcW w:type="dxa" w:w="2108"/>
           </w:tcPr>
           <w:p>
             <w:pPr>
@@ -6121,7 +7756,7 @@
         </w:tc>
         <w:tc>
           <w:tcPr>
-            <w:tcW w:type="dxa" w:w="5270"/>
+            <w:tcW w:type="dxa" w:w="2108"/>
           </w:tcPr>
           <w:p>
             <w:pPr>
@@ -6137,6 +7772,37 @@
               </w:rPr>
               <w:t>同样</w:t>
             </w:r>
+          </w:p>
+        </w:tc>
+        <w:tc>
+          <w:tcPr>
+            <w:tcW w:type="dxa" w:w="2108"/>
+          </w:tcPr>
+          <w:p>
+            <w:pPr>
+              <w:spacing w:after="0"/>
+              <w:jc w:val="center"/>
+            </w:pPr>
+            <w:r>
+              <w:rPr>
+                <w:rFonts w:ascii="Calibri" w:hAnsi="Calibri" w:eastAsia="微软雅黑"/>
+                <w:b/>
+                <w:color w:val="BEF264"/>
+                <w:sz w:val="21"/>
+              </w:rPr>
+              <w:t>典型的</w:t>
+            </w:r>
+          </w:p>
+        </w:tc>
+        <w:tc>
+          <w:tcPr>
+            <w:tcW w:type="dxa" w:w="2108"/>
+          </w:tcPr>
+          <w:p>
+            <w:pPr>
+              <w:spacing w:after="0"/>
+              <w:jc w:val="center"/>
+            </w:pPr>
             <w:r>
               <w:rPr>
                 <w:rFonts w:ascii="Calibri" w:hAnsi="Calibri" w:eastAsia="微软雅黑"/>
@@ -6144,44 +7810,19 @@
                 <w:color w:val="AAC4B6"/>
                 <w:sz w:val="21"/>
               </w:rPr>
-              <w:t xml:space="preserve"> </w:t>
-            </w:r>
-            <w:r>
-              <w:rPr>
-                <w:rFonts w:ascii="Calibri" w:hAnsi="Calibri" w:eastAsia="微软雅黑"/>
-                <w:b/>
-                <w:color w:val="BEF264"/>
-                <w:sz w:val="21"/>
-              </w:rPr>
-              <w:t>典型的</w:t>
-            </w:r>
-            <w:r>
-              <w:rPr>
-                <w:rFonts w:ascii="Calibri" w:hAnsi="Calibri" w:eastAsia="微软雅黑"/>
-                <w:b w:val="0"/>
-                <w:color w:val="AAC4B6"/>
-                <w:sz w:val="21"/>
-              </w:rPr>
-              <w:t xml:space="preserve"> </w:t>
-            </w:r>
-            <w:r>
-              <w:rPr>
-                <w:rFonts w:ascii="Calibri" w:hAnsi="Calibri" w:eastAsia="微软雅黑"/>
-                <w:b w:val="0"/>
-                <w:color w:val="AAC4B6"/>
-                <w:sz w:val="21"/>
-              </w:rPr>
               <w:t>咬合</w:t>
             </w:r>
-            <w:r>
-              <w:rPr>
-                <w:rFonts w:ascii="Calibri" w:hAnsi="Calibri" w:eastAsia="微软雅黑"/>
-                <w:b w:val="0"/>
-                <w:color w:val="AAC4B6"/>
-                <w:sz w:val="21"/>
-              </w:rPr>
-              <w:t xml:space="preserve"> </w:t>
-            </w:r>
+          </w:p>
+        </w:tc>
+        <w:tc>
+          <w:tcPr>
+            <w:tcW w:type="dxa" w:w="2108"/>
+          </w:tcPr>
+          <w:p>
+            <w:pPr>
+              <w:spacing w:after="0"/>
+              <w:jc w:val="center"/>
+            </w:pPr>
             <w:r>
               <w:rPr>
                 <w:rFonts w:ascii="Calibri" w:hAnsi="Calibri" w:eastAsia="微软雅黑"/>

--- a/视频/对照文本/14-文本.docx
+++ b/视频/对照文本/14-文本.docx
@@ -178,17 +178,21 @@
         </w:tblBorders>
       </w:tblPr>
       <w:tblGrid>
-        <w:gridCol w:w="1757"/>
-        <w:gridCol w:w="1757"/>
-        <w:gridCol w:w="1757"/>
-        <w:gridCol w:w="1757"/>
-        <w:gridCol w:w="1757"/>
-        <w:gridCol w:w="1757"/>
+        <w:gridCol w:w="1054"/>
+        <w:gridCol w:w="1054"/>
+        <w:gridCol w:w="1054"/>
+        <w:gridCol w:w="1054"/>
+        <w:gridCol w:w="1054"/>
+        <w:gridCol w:w="1054"/>
+        <w:gridCol w:w="1054"/>
+        <w:gridCol w:w="1054"/>
+        <w:gridCol w:w="1054"/>
+        <w:gridCol w:w="1054"/>
       </w:tblGrid>
       <w:tr>
         <w:tc>
           <w:tcPr>
-            <w:tcW w:type="dxa" w:w="1757"/>
+            <w:tcW w:type="dxa" w:w="1054"/>
           </w:tcPr>
           <w:p>
             <w:pPr>
@@ -208,7 +212,7 @@
         </w:tc>
         <w:tc>
           <w:tcPr>
-            <w:tcW w:type="dxa" w:w="1757"/>
+            <w:tcW w:type="dxa" w:w="1054"/>
           </w:tcPr>
           <w:p>
             <w:pPr>
@@ -228,7 +232,7 @@
         </w:tc>
         <w:tc>
           <w:tcPr>
-            <w:tcW w:type="dxa" w:w="1757"/>
+            <w:tcW w:type="dxa" w:w="1054"/>
           </w:tcPr>
           <w:p>
             <w:pPr>
@@ -248,7 +252,7 @@
         </w:tc>
         <w:tc>
           <w:tcPr>
-            <w:tcW w:type="dxa" w:w="1757"/>
+            <w:tcW w:type="dxa" w:w="1054"/>
           </w:tcPr>
           <w:p>
             <w:pPr>
@@ -268,7 +272,7 @@
         </w:tc>
         <w:tc>
           <w:tcPr>
-            <w:tcW w:type="dxa" w:w="1757"/>
+            <w:tcW w:type="dxa" w:w="1054"/>
           </w:tcPr>
           <w:p>
             <w:pPr>
@@ -288,7 +292,7 @@
         </w:tc>
         <w:tc>
           <w:tcPr>
-            <w:tcW w:type="dxa" w:w="1757"/>
+            <w:tcW w:type="dxa" w:w="1054"/>
           </w:tcPr>
           <w:p>
             <w:pPr>
@@ -311,8 +315,19 @@
                 <w:color w:val="F0F7F2"/>
                 <w:sz w:val="26"/>
               </w:rPr>
-              <w:t xml:space="preserve">'s </w:t>
-            </w:r>
+              <w:t>'s</w:t>
+            </w:r>
+          </w:p>
+        </w:tc>
+        <w:tc>
+          <w:tcPr>
+            <w:tcW w:type="dxa" w:w="1054"/>
+          </w:tcPr>
+          <w:p>
+            <w:pPr>
+              <w:spacing w:after="0"/>
+              <w:jc w:val="center"/>
+            </w:pPr>
             <w:r>
               <w:rPr>
                 <w:rFonts w:ascii="Calibri" w:hAnsi="Calibri" w:eastAsia="微软雅黑"/>
@@ -322,6 +337,17 @@
               </w:rPr>
               <w:t>column</w:t>
             </w:r>
+          </w:p>
+        </w:tc>
+        <w:tc>
+          <w:tcPr>
+            <w:tcW w:type="dxa" w:w="1054"/>
+          </w:tcPr>
+          <w:p>
+            <w:pPr>
+              <w:spacing w:after="0"/>
+              <w:jc w:val="center"/>
+            </w:pPr>
             <w:r>
               <w:rPr>
                 <w:rFonts w:ascii="Calibri" w:hAnsi="Calibri" w:eastAsia="微软雅黑"/>
@@ -329,7 +355,27 @@
                 <w:color w:val="F0F7F2"/>
                 <w:sz w:val="26"/>
               </w:rPr>
-              <w:t xml:space="preserve"> in the </w:t>
+              <w:t>in</w:t>
+            </w:r>
+          </w:p>
+        </w:tc>
+        <w:tc>
+          <w:tcPr>
+            <w:tcW w:type="dxa" w:w="1054"/>
+          </w:tcPr>
+          <w:p>
+            <w:pPr>
+              <w:spacing w:after="0"/>
+              <w:jc w:val="center"/>
+            </w:pPr>
+            <w:r>
+              <w:rPr>
+                <w:rFonts w:ascii="Calibri" w:hAnsi="Calibri" w:eastAsia="微软雅黑"/>
+                <w:b w:val="0"/>
+                <w:color w:val="F0F7F2"/>
+                <w:sz w:val="26"/>
+              </w:rPr>
+              <w:t xml:space="preserve">the </w:t>
             </w:r>
             <w:r>
               <w:rPr>
@@ -340,15 +386,17 @@
               </w:rPr>
               <w:t>lofty</w:t>
             </w:r>
-            <w:r>
-              <w:rPr>
-                <w:rFonts w:ascii="Calibri" w:hAnsi="Calibri" w:eastAsia="微软雅黑"/>
-                <w:b w:val="0"/>
-                <w:color w:val="F0F7F2"/>
-                <w:sz w:val="26"/>
-              </w:rPr>
-              <w:t xml:space="preserve"> </w:t>
-            </w:r>
+          </w:p>
+        </w:tc>
+        <w:tc>
+          <w:tcPr>
+            <w:tcW w:type="dxa" w:w="1054"/>
+          </w:tcPr>
+          <w:p>
+            <w:pPr>
+              <w:spacing w:after="0"/>
+              <w:jc w:val="center"/>
+            </w:pPr>
             <w:r>
               <w:rPr>
                 <w:rFonts w:ascii="Calibri" w:hAnsi="Calibri" w:eastAsia="微软雅黑"/>
@@ -373,7 +421,7 @@
       <w:tr>
         <w:tc>
           <w:tcPr>
-            <w:tcW w:type="dxa" w:w="1757"/>
+            <w:tcW w:type="dxa" w:w="1054"/>
           </w:tcPr>
           <w:p>
             <w:pPr>
@@ -393,7 +441,7 @@
         </w:tc>
         <w:tc>
           <w:tcPr>
-            <w:tcW w:type="dxa" w:w="1757"/>
+            <w:tcW w:type="dxa" w:w="1054"/>
           </w:tcPr>
           <w:p>
             <w:pPr>
@@ -413,7 +461,7 @@
         </w:tc>
         <w:tc>
           <w:tcPr>
-            <w:tcW w:type="dxa" w:w="1757"/>
+            <w:tcW w:type="dxa" w:w="1054"/>
           </w:tcPr>
           <w:p>
             <w:pPr>
@@ -433,7 +481,7 @@
         </w:tc>
         <w:tc>
           <w:tcPr>
-            <w:tcW w:type="dxa" w:w="1757"/>
+            <w:tcW w:type="dxa" w:w="1054"/>
           </w:tcPr>
           <w:p>
             <w:pPr>
@@ -453,7 +501,7 @@
         </w:tc>
         <w:tc>
           <w:tcPr>
-            <w:tcW w:type="dxa" w:w="1757"/>
+            <w:tcW w:type="dxa" w:w="1054"/>
           </w:tcPr>
           <w:p>
             <w:pPr>
@@ -467,13 +515,13 @@
                 <w:color w:val="AAC4B6"/>
                 <w:sz w:val="21"/>
               </w:rPr>
-              <w:t>它</w:t>
+              <w:t>它的</w:t>
             </w:r>
           </w:p>
         </w:tc>
         <w:tc>
           <w:tcPr>
-            <w:tcW w:type="dxa" w:w="1757"/>
+            <w:tcW w:type="dxa" w:w="1054"/>
           </w:tcPr>
           <w:p>
             <w:pPr>
@@ -483,11 +531,49 @@
             <w:r>
               <w:rPr>
                 <w:rFonts w:ascii="Calibri" w:hAnsi="Calibri" w:eastAsia="微软雅黑"/>
+                <w:b w:val="0"/>
+                <w:color w:val="AAC4B6"/>
+                <w:sz w:val="21"/>
+              </w:rPr>
+              <w:t>蚁</w:t>
+            </w:r>
+            <w:r>
+              <w:rPr>
+                <w:rFonts w:ascii="Calibri" w:hAnsi="Calibri" w:eastAsia="微软雅黑"/>
+                <w:b w:val="0"/>
+                <w:color w:val="AAC4B6"/>
+                <w:sz w:val="21"/>
+              </w:rPr>
+              <w:t xml:space="preserve"> </w:t>
+            </w:r>
+            <w:r>
+              <w:rPr>
+                <w:rFonts w:ascii="Calibri" w:hAnsi="Calibri" w:eastAsia="微软雅黑"/>
                 <w:b/>
                 <w:color w:val="F472B6"/>
                 <w:sz w:val="21"/>
               </w:rPr>
-              <w:t>蚁群</w:t>
+              <w:t>群</w:t>
+            </w:r>
+          </w:p>
+        </w:tc>
+        <w:tc>
+          <w:tcPr>
+            <w:tcW w:type="dxa" w:w="1054"/>
+          </w:tcPr>
+          <w:p>
+            <w:pPr>
+              <w:spacing w:after="0"/>
+              <w:jc w:val="center"/>
+            </w:pPr>
+            <w:r>
+              <w:rPr>
+                <w:rFonts w:ascii="Calibri" w:hAnsi="Calibri" w:eastAsia="微软雅黑"/>
+                <w:b/>
+                <w:color w:val="BEF264"/>
+                <w:sz w:val="21"/>
+              </w:rPr>
+              <w:t>队列</w:t>
             </w:r>
             <w:r>
               <w:rPr>
@@ -496,8 +582,19 @@
                 <w:color w:val="AAC4B6"/>
                 <w:sz w:val="21"/>
               </w:rPr>
-              <w:t xml:space="preserve"> </w:t>
-            </w:r>
+              <w:t>，</w:t>
+            </w:r>
+          </w:p>
+        </w:tc>
+        <w:tc>
+          <w:tcPr>
+            <w:tcW w:type="dxa" w:w="1054"/>
+          </w:tcPr>
+          <w:p>
+            <w:pPr>
+              <w:spacing w:after="0"/>
+              <w:jc w:val="center"/>
+            </w:pPr>
             <w:r>
               <w:rPr>
                 <w:rFonts w:ascii="Calibri" w:hAnsi="Calibri" w:eastAsia="微软雅黑"/>
@@ -507,6 +604,46 @@
               </w:rPr>
               <w:t>在</w:t>
             </w:r>
+          </w:p>
+        </w:tc>
+        <w:tc>
+          <w:tcPr>
+            <w:tcW w:type="dxa" w:w="1054"/>
+          </w:tcPr>
+          <w:p>
+            <w:pPr>
+              <w:spacing w:after="0"/>
+              <w:jc w:val="center"/>
+            </w:pPr>
+            <w:r>
+              <w:rPr>
+                <w:rFonts w:ascii="Calibri" w:hAnsi="Calibri" w:eastAsia="微软雅黑"/>
+                <w:b/>
+                <w:color w:val="C4B5FD"/>
+                <w:sz w:val="21"/>
+              </w:rPr>
+              <w:t>高耸的</w:t>
+            </w:r>
+          </w:p>
+        </w:tc>
+        <w:tc>
+          <w:tcPr>
+            <w:tcW w:type="dxa" w:w="1054"/>
+          </w:tcPr>
+          <w:p>
+            <w:pPr>
+              <w:spacing w:after="0"/>
+              <w:jc w:val="center"/>
+            </w:pPr>
+            <w:r>
+              <w:rPr>
+                <w:rFonts w:ascii="Calibri" w:hAnsi="Calibri" w:eastAsia="微软雅黑"/>
+                <w:b/>
+                <w:color w:val="FB923C"/>
+                <w:sz w:val="21"/>
+              </w:rPr>
+              <w:t>树冠</w:t>
+            </w:r>
             <w:r>
               <w:rPr>
                 <w:rFonts w:ascii="Calibri" w:hAnsi="Calibri" w:eastAsia="微软雅黑"/>
@@ -519,65 +656,11 @@
             <w:r>
               <w:rPr>
                 <w:rFonts w:ascii="Calibri" w:hAnsi="Calibri" w:eastAsia="微软雅黑"/>
-                <w:b/>
-                <w:color w:val="C4B5FD"/>
-                <w:sz w:val="21"/>
-              </w:rPr>
-              <w:t>高耸的</w:t>
-            </w:r>
-            <w:r>
-              <w:rPr>
-                <w:rFonts w:ascii="Calibri" w:hAnsi="Calibri" w:eastAsia="微软雅黑"/>
                 <w:b w:val="0"/>
                 <w:color w:val="AAC4B6"/>
                 <w:sz w:val="21"/>
               </w:rPr>
-              <w:t xml:space="preserve"> </w:t>
-            </w:r>
-            <w:r>
-              <w:rPr>
-                <w:rFonts w:ascii="Calibri" w:hAnsi="Calibri" w:eastAsia="微软雅黑"/>
-                <w:b/>
-                <w:color w:val="FB923C"/>
-                <w:sz w:val="21"/>
-              </w:rPr>
-              <w:t>树冠</w:t>
-            </w:r>
-            <w:r>
-              <w:rPr>
-                <w:rFonts w:ascii="Calibri" w:hAnsi="Calibri" w:eastAsia="微软雅黑"/>
-                <w:b w:val="0"/>
-                <w:color w:val="AAC4B6"/>
-                <w:sz w:val="21"/>
-              </w:rPr>
-              <w:t xml:space="preserve"> </w:t>
-            </w:r>
-            <w:r>
-              <w:rPr>
-                <w:rFonts w:ascii="Calibri" w:hAnsi="Calibri" w:eastAsia="微软雅黑"/>
-                <w:b w:val="0"/>
-                <w:color w:val="AAC4B6"/>
-                <w:sz w:val="21"/>
-              </w:rPr>
-              <w:t>上（前进的）</w:t>
-            </w:r>
-            <w:r>
-              <w:rPr>
-                <w:rFonts w:ascii="Calibri" w:hAnsi="Calibri" w:eastAsia="微软雅黑"/>
-                <w:b/>
-                <w:color w:val="BEF264"/>
-                <w:sz w:val="21"/>
-              </w:rPr>
-              <w:t>队列</w:t>
-            </w:r>
-            <w:r>
-              <w:rPr>
-                <w:rFonts w:ascii="Calibri" w:hAnsi="Calibri" w:eastAsia="微软雅黑"/>
-                <w:b w:val="0"/>
-                <w:color w:val="AAC4B6"/>
-                <w:sz w:val="21"/>
-              </w:rPr>
-              <w:t>。</w:t>
+              <w:t>上（前行）。</w:t>
             </w:r>
           </w:p>
         </w:tc>
@@ -5472,12 +5555,13 @@
         </w:tblBorders>
       </w:tblPr>
       <w:tblGrid>
-        <w:gridCol w:w="10540"/>
+        <w:gridCol w:w="5270"/>
+        <w:gridCol w:w="5270"/>
       </w:tblGrid>
       <w:tr>
         <w:tc>
           <w:tcPr>
-            <w:tcW w:type="dxa" w:w="10540"/>
+            <w:tcW w:type="dxa" w:w="5270"/>
           </w:tcPr>
           <w:p>
             <w:pPr>
@@ -5502,6 +5586,17 @@
               </w:rPr>
               <w:t>evokes</w:t>
             </w:r>
+          </w:p>
+        </w:tc>
+        <w:tc>
+          <w:tcPr>
+            <w:tcW w:type="dxa" w:w="5270"/>
+          </w:tcPr>
+          <w:p>
+            <w:pPr>
+              <w:spacing w:after="0"/>
+              <w:jc w:val="center"/>
+            </w:pPr>
             <w:r>
               <w:rPr>
                 <w:rFonts w:ascii="Calibri" w:hAnsi="Calibri" w:eastAsia="微软雅黑"/>
@@ -5509,7 +5604,7 @@
                 <w:color w:val="F0F7F2"/>
                 <w:sz w:val="26"/>
               </w:rPr>
-              <w:t xml:space="preserve"> the strings of a </w:t>
+              <w:t xml:space="preserve">the strings of a </w:t>
             </w:r>
             <w:r>
               <w:rPr>
@@ -5535,7 +5630,7 @@
       <w:tr>
         <w:tc>
           <w:tcPr>
-            <w:tcW w:type="dxa" w:w="10540"/>
+            <w:tcW w:type="dxa" w:w="5270"/>
           </w:tcPr>
           <w:p>
             <w:pPr>
@@ -5569,15 +5664,17 @@
               </w:rPr>
               <w:t>使人想起</w:t>
             </w:r>
-            <w:r>
-              <w:rPr>
-                <w:rFonts w:ascii="Calibri" w:hAnsi="Calibri" w:eastAsia="微软雅黑"/>
-                <w:b w:val="0"/>
-                <w:color w:val="AAC4B6"/>
-                <w:sz w:val="21"/>
-              </w:rPr>
-              <w:t xml:space="preserve"> </w:t>
-            </w:r>
+          </w:p>
+        </w:tc>
+        <w:tc>
+          <w:tcPr>
+            <w:tcW w:type="dxa" w:w="5270"/>
+          </w:tcPr>
+          <w:p>
+            <w:pPr>
+              <w:spacing w:after="0"/>
+              <w:jc w:val="center"/>
+            </w:pPr>
             <w:r>
               <w:rPr>
                 <w:rFonts w:ascii="Calibri" w:hAnsi="Calibri" w:eastAsia="微软雅黑"/>
